--- a/Integrador nivel 3.docx
+++ b/Integrador nivel 3.docx
@@ -331,31 +331,402 @@
           <w:bCs/>
         </w:rPr>
         <w:lastRenderedPageBreak/>
-        <w:t>Momento 1:</w:t>
-      </w:r>
-    </w:p>
-    <w:p>
-      <w:pPr>
-        <w:spacing w:after="0"/>
-      </w:pPr>
-      <w:r>
-        <w:t>Tener una aplicación</w:t>
-      </w:r>
-      <w:r>
-        <w:t xml:space="preserve"> que permita </w:t>
-      </w:r>
-      <w:r>
-        <w:t xml:space="preserve">evidenciar la implementación de: </w:t>
-      </w:r>
-      <w:r>
-        <w:t xml:space="preserve"> </w:t>
+        <w:t>Guía de Entregables</w:t>
+      </w:r>
+      <w:r>
+        <w:rPr>
+          <w:b/>
+          <w:bCs/>
+        </w:rPr>
+        <w:t xml:space="preserve"> - </w:t>
+      </w:r>
+      <w:r>
+        <w:rPr>
+          <w:b/>
+          <w:bCs/>
+        </w:rPr>
+        <w:t>Proyecto Integrador</w:t>
+      </w:r>
+    </w:p>
+    <w:p>
+      <w:r>
+        <w:t>Este proyecto se desarrolla mediante entregas acumulativas. En este submódulo, ustedes actuarán como analistas de datos del proyecto integrador, nuestro análisis debe basarse en el mismo contexto de negocio</w:t>
+      </w:r>
+      <w:r>
+        <w:t>.</w:t>
+      </w:r>
+    </w:p>
+    <w:p>
+      <w:pPr>
+        <w:rPr>
+          <w:b/>
+          <w:bCs/>
+        </w:rPr>
+      </w:pPr>
+      <w:r>
+        <w:rPr>
+          <w:b/>
+          <w:bCs/>
+        </w:rPr>
+        <w:t>Primera Entrega: Semana 6 - Entorno, Control de Versiones y Lógica Base</w:t>
+      </w:r>
+    </w:p>
+    <w:p>
+      <w:r>
+        <w:rPr>
+          <w:b/>
+          <w:bCs/>
+        </w:rPr>
+        <w:t>Objetivo:</w:t>
+      </w:r>
+      <w:r>
+        <w:t xml:space="preserve"> Establecer el entorno de trabajo profesional en equipo y aplicar los fundamentos de programación en Python para resolver un problema inicial del caso de estudio.</w:t>
+      </w:r>
+    </w:p>
+    <w:p>
+      <w:r>
+        <w:rPr>
+          <w:b/>
+          <w:bCs/>
+        </w:rPr>
+        <w:t>Entregables esperados</w:t>
+      </w:r>
+      <w:r>
+        <w:rPr>
+          <w:b/>
+          <w:bCs/>
+        </w:rPr>
+        <w:t>:</w:t>
       </w:r>
     </w:p>
     <w:p>
       <w:pPr>
         <w:numPr>
           <w:ilvl w:val="0"/>
-          <w:numId w:val="22"/>
+          <w:numId w:val="27"/>
+        </w:numPr>
+      </w:pPr>
+      <w:r>
+        <w:rPr>
+          <w:b/>
+          <w:bCs/>
+        </w:rPr>
+        <w:t>Planteamiento del caso de estudio:</w:t>
+      </w:r>
+      <w:r>
+        <w:t xml:space="preserve"> Una descripción breve (máximo 1 página) de qué problema resuelve su proyecto y qué datos necesita almacenar de la vida real (ej. usuarios, productos, transacciones).</w:t>
+      </w:r>
+    </w:p>
+    <w:p>
+      <w:pPr>
+        <w:numPr>
+          <w:ilvl w:val="0"/>
+          <w:numId w:val="27"/>
+        </w:numPr>
+      </w:pPr>
+      <w:r>
+        <w:rPr>
+          <w:b/>
+          <w:bCs/>
+        </w:rPr>
+        <w:t xml:space="preserve">Repositorio y Estrategia </w:t>
+      </w:r>
+      <w:proofErr w:type="spellStart"/>
+      <w:r>
+        <w:rPr>
+          <w:b/>
+          <w:bCs/>
+        </w:rPr>
+        <w:t>GitFlow</w:t>
+      </w:r>
+      <w:proofErr w:type="spellEnd"/>
+      <w:r>
+        <w:rPr>
+          <w:b/>
+          <w:bCs/>
+        </w:rPr>
+        <w:t>:</w:t>
+      </w:r>
+      <w:r>
+        <w:t xml:space="preserve"> El repositorio debe estar creado con una estructura clara. Deben evidenciar en el historial de </w:t>
+      </w:r>
+      <w:proofErr w:type="spellStart"/>
+      <w:r>
+        <w:t>commits</w:t>
+      </w:r>
+      <w:proofErr w:type="spellEnd"/>
+      <w:r>
+        <w:t xml:space="preserve"> que están usando ramas separadas para trabajar (ej. </w:t>
+      </w:r>
+      <w:proofErr w:type="spellStart"/>
+      <w:r>
+        <w:t>main</w:t>
+      </w:r>
+      <w:proofErr w:type="spellEnd"/>
+      <w:r>
+        <w:t xml:space="preserve">, </w:t>
+      </w:r>
+      <w:proofErr w:type="spellStart"/>
+      <w:r>
+        <w:t>develop</w:t>
+      </w:r>
+      <w:proofErr w:type="spellEnd"/>
+      <w:r>
+        <w:t xml:space="preserve">, </w:t>
+      </w:r>
+      <w:proofErr w:type="spellStart"/>
+      <w:r>
+        <w:t>feature</w:t>
+      </w:r>
+      <w:proofErr w:type="spellEnd"/>
+      <w:r>
+        <w:t>/</w:t>
+      </w:r>
+      <w:proofErr w:type="spellStart"/>
+      <w:r>
+        <w:t>analisis</w:t>
+      </w:r>
+      <w:proofErr w:type="spellEnd"/>
+      <w:r>
+        <w:t>-inicial) y que hacen fusiones (</w:t>
+      </w:r>
+      <w:proofErr w:type="spellStart"/>
+      <w:r>
+        <w:rPr>
+          <w:i/>
+          <w:iCs/>
+        </w:rPr>
+        <w:t>merges</w:t>
+      </w:r>
+      <w:proofErr w:type="spellEnd"/>
+      <w:r>
+        <w:t>).</w:t>
+      </w:r>
+    </w:p>
+    <w:p>
+      <w:pPr>
+        <w:numPr>
+          <w:ilvl w:val="0"/>
+          <w:numId w:val="27"/>
+        </w:numPr>
+      </w:pPr>
+      <w:r>
+        <w:rPr>
+          <w:b/>
+          <w:bCs/>
+        </w:rPr>
+        <w:t>Configuración del Entorno:</w:t>
+      </w:r>
+      <w:r>
+        <w:t xml:space="preserve"> El repositorio debe incluir el archivo de requerimientos (requirements.txt) </w:t>
+      </w:r>
+      <w:r>
+        <w:t>y</w:t>
+      </w:r>
+      <w:r>
+        <w:t xml:space="preserve"> el entorno virtual configurado, y un README.md que explique cómo clonar y ejecutar el proyecto.</w:t>
+      </w:r>
+    </w:p>
+    <w:p>
+      <w:pPr>
+        <w:numPr>
+          <w:ilvl w:val="0"/>
+          <w:numId w:val="27"/>
+        </w:numPr>
+      </w:pPr>
+      <w:r>
+        <w:rPr>
+          <w:b/>
+          <w:bCs/>
+        </w:rPr>
+        <w:t>Script de Lógica Base (Archivo.py):</w:t>
+      </w:r>
+      <w:r>
+        <w:t xml:space="preserve"> Un código en Python que demuestre el uso de variables, </w:t>
+      </w:r>
+      <w:r>
+        <w:t xml:space="preserve">un menú interactivo (ciclo </w:t>
+      </w:r>
+      <w:proofErr w:type="spellStart"/>
+      <w:r>
+        <w:t>while</w:t>
+      </w:r>
+      <w:proofErr w:type="spellEnd"/>
+      <w:r>
+        <w:t>) por ejemplo: "Registrar Ingreso", "Registrar Nota", "Ver Promedio", "Salir". Uso de Diccionarios o Uso de Listas. Uso de Funciones para separar la lógica (</w:t>
+      </w:r>
+      <w:proofErr w:type="spellStart"/>
+      <w:r>
+        <w:t>ej</w:t>
+      </w:r>
+      <w:proofErr w:type="spellEnd"/>
+      <w:r>
+        <w:t xml:space="preserve">: </w:t>
+      </w:r>
+      <w:proofErr w:type="spellStart"/>
+      <w:r>
+        <w:t>def</w:t>
+      </w:r>
+      <w:proofErr w:type="spellEnd"/>
+      <w:r>
+        <w:t xml:space="preserve"> </w:t>
+      </w:r>
+      <w:proofErr w:type="spellStart"/>
+      <w:r>
+        <w:t>registrar_nota</w:t>
+      </w:r>
+      <w:proofErr w:type="spellEnd"/>
+      <w:r>
+        <w:t>(...)).</w:t>
+      </w:r>
+    </w:p>
+    <w:p>
+      <w:pPr>
+        <w:numPr>
+          <w:ilvl w:val="1"/>
+          <w:numId w:val="27"/>
+        </w:numPr>
+      </w:pPr>
+      <w:r>
+        <w:rPr>
+          <w:i/>
+          <w:iCs/>
+        </w:rPr>
+        <w:t>Ejemplo esperado:</w:t>
+      </w:r>
+      <w:r>
+        <w:t xml:space="preserve"> Si su proyecto es un sistema de ventas, creen un script que genere datos ficticios de clientes usando ciclos, o una función que calcule descuentos basados en diferentes condiciones.</w:t>
+      </w:r>
+    </w:p>
+    <w:p>
+      <w:r>
+        <w:pict w14:anchorId="3006B14C">
+          <v:rect id="_x0000_i1025" style="width:0;height:1.5pt" o:hralign="center" o:hrstd="t" o:hr="t" fillcolor="#a0a0a0" stroked="f"/>
+        </w:pict>
+      </w:r>
+    </w:p>
+    <w:p>
+      <w:pPr>
+        <w:spacing w:after="0"/>
+        <w:rPr>
+          <w:b/>
+          <w:bCs/>
+        </w:rPr>
+      </w:pPr>
+      <w:r>
+        <w:rPr>
+          <w:b/>
+          <w:bCs/>
+        </w:rPr>
+        <w:t>Segunda Entrega: Semana 12 - Exploración y Transformación de Datos (Pandas)</w:t>
+      </w:r>
+    </w:p>
+    <w:p>
+      <w:pPr>
+        <w:spacing w:after="0"/>
+        <w:rPr>
+          <w:b/>
+          <w:bCs/>
+        </w:rPr>
+      </w:pPr>
+    </w:p>
+    <w:p>
+      <w:pPr>
+        <w:spacing w:after="0"/>
+      </w:pPr>
+      <w:r>
+        <w:rPr>
+          <w:b/>
+          <w:bCs/>
+        </w:rPr>
+        <w:t>Objetivo:</w:t>
+      </w:r>
+      <w:r>
+        <w:t xml:space="preserve"> Cargar, limpiar y transformar conjuntos de datos crudos utilizando la librería Pandas para prepararlos para el análisis.</w:t>
+      </w:r>
+    </w:p>
+    <w:p>
+      <w:pPr>
+        <w:spacing w:after="0"/>
+        <w:rPr>
+          <w:b/>
+          <w:bCs/>
+        </w:rPr>
+      </w:pPr>
+    </w:p>
+    <w:p>
+      <w:pPr>
+        <w:spacing w:after="0"/>
+      </w:pPr>
+      <w:r>
+        <w:rPr>
+          <w:b/>
+          <w:bCs/>
+        </w:rPr>
+        <w:t>Condición de entrega:</w:t>
+      </w:r>
+      <w:r>
+        <w:t xml:space="preserve"> Todo el código debe estar alojado en la rama correspondiente de su repositorio de GitHub. No se aceptan archivos sueltos.</w:t>
+      </w:r>
+    </w:p>
+    <w:p>
+      <w:pPr>
+        <w:spacing w:after="0"/>
+        <w:rPr>
+          <w:b/>
+          <w:bCs/>
+        </w:rPr>
+      </w:pPr>
+    </w:p>
+    <w:p>
+      <w:pPr>
+        <w:spacing w:after="0"/>
+      </w:pPr>
+      <w:r>
+        <w:rPr>
+          <w:b/>
+          <w:bCs/>
+        </w:rPr>
+        <w:t>Entregables esperados (</w:t>
+      </w:r>
+      <w:proofErr w:type="spellStart"/>
+      <w:r>
+        <w:rPr>
+          <w:b/>
+          <w:bCs/>
+        </w:rPr>
+        <w:t>archivospython</w:t>
+      </w:r>
+      <w:proofErr w:type="spellEnd"/>
+      <w:r>
+        <w:rPr>
+          <w:b/>
+          <w:bCs/>
+        </w:rPr>
+        <w:t xml:space="preserve"> .</w:t>
+      </w:r>
+      <w:proofErr w:type="spellStart"/>
+      <w:r>
+        <w:rPr>
+          <w:b/>
+          <w:bCs/>
+        </w:rPr>
+        <w:t>py</w:t>
+      </w:r>
+      <w:proofErr w:type="spellEnd"/>
+      <w:r>
+        <w:rPr>
+          <w:b/>
+          <w:bCs/>
+        </w:rPr>
+        <w:t>):</w:t>
+      </w:r>
+    </w:p>
+    <w:p>
+      <w:pPr>
+        <w:numPr>
+          <w:ilvl w:val="0"/>
+          <w:numId w:val="28"/>
         </w:numPr>
         <w:spacing w:after="0"/>
       </w:pPr>
@@ -364,144 +735,100 @@
           <w:b/>
           <w:bCs/>
         </w:rPr>
-        <w:t>Requerimientos Funcionales:</w:t>
+        <w:t>Carga de Datos Ficticios (Archivos Planos):</w:t>
+      </w:r>
+      <w:r>
+        <w:t xml:space="preserve"> Dado que aún no nos conectamos a bases de datos en este nivel, deben crear o descargar un </w:t>
+      </w:r>
+      <w:proofErr w:type="spellStart"/>
+      <w:r>
+        <w:t>dataset</w:t>
+      </w:r>
+      <w:proofErr w:type="spellEnd"/>
+      <w:r>
+        <w:t xml:space="preserve"> en formato .</w:t>
+      </w:r>
+      <w:proofErr w:type="spellStart"/>
+      <w:r>
+        <w:t>csv</w:t>
+      </w:r>
+      <w:proofErr w:type="spellEnd"/>
+      <w:r>
+        <w:t xml:space="preserve"> o </w:t>
+      </w:r>
+      <w:r>
+        <w:lastRenderedPageBreak/>
+        <w:t xml:space="preserve">.xlsx (mínimo 500 registros) que represente los datos que manejaría su proyecto integrador. Cargar este </w:t>
+      </w:r>
+      <w:proofErr w:type="spellStart"/>
+      <w:r>
+        <w:t>dataset</w:t>
+      </w:r>
+      <w:proofErr w:type="spellEnd"/>
+      <w:r>
+        <w:t xml:space="preserve"> usando Pandas.</w:t>
+      </w:r>
+    </w:p>
+    <w:p>
+      <w:pPr>
+        <w:numPr>
+          <w:ilvl w:val="0"/>
+          <w:numId w:val="28"/>
+        </w:numPr>
+        <w:spacing w:after="0"/>
+      </w:pPr>
+      <w:r>
+        <w:rPr>
+          <w:b/>
+          <w:bCs/>
+        </w:rPr>
+        <w:t>Limpieza de Datos:</w:t>
+      </w:r>
+      <w:r>
+        <w:t xml:space="preserve"> El script debe incluir una sección demostrable de limpieza:</w:t>
       </w:r>
     </w:p>
     <w:p>
       <w:pPr>
         <w:numPr>
           <w:ilvl w:val="1"/>
-          <w:numId w:val="22"/>
+          <w:numId w:val="28"/>
         </w:numPr>
         <w:spacing w:after="0"/>
       </w:pPr>
       <w:r>
-        <w:t xml:space="preserve">Un menú interactivo (ciclo </w:t>
-      </w:r>
-      <w:proofErr w:type="spellStart"/>
-      <w:r>
-        <w:t>while</w:t>
-      </w:r>
-      <w:proofErr w:type="spellEnd"/>
-      <w:r>
-        <w:t xml:space="preserve">) </w:t>
-      </w:r>
-      <w:r>
-        <w:t>por ejemplo</w:t>
-      </w:r>
-      <w:r>
-        <w:t xml:space="preserve">: "Registrar Ingreso", "Registrar </w:t>
-      </w:r>
-      <w:r>
-        <w:t>Nota</w:t>
-      </w:r>
-      <w:r>
-        <w:t>", "</w:t>
-      </w:r>
-      <w:r>
-        <w:t>Ver Promedio</w:t>
-      </w:r>
-      <w:r>
-        <w:t>", "Salir".</w:t>
+        <w:t>Detección y manejo de valores nulos o vacíos.</w:t>
       </w:r>
     </w:p>
     <w:p>
       <w:pPr>
         <w:numPr>
           <w:ilvl w:val="1"/>
-          <w:numId w:val="22"/>
+          <w:numId w:val="28"/>
         </w:numPr>
         <w:spacing w:after="0"/>
       </w:pPr>
       <w:r>
-        <w:t xml:space="preserve">Uso de </w:t>
-      </w:r>
-      <w:proofErr w:type="gramStart"/>
-      <w:r>
-        <w:rPr>
-          <w:b/>
-          <w:bCs/>
-        </w:rPr>
-        <w:t>Diccionarios</w:t>
-      </w:r>
-      <w:r>
-        <w:t xml:space="preserve"> </w:t>
-      </w:r>
-      <w:r>
-        <w:t xml:space="preserve"> o</w:t>
-      </w:r>
-      <w:proofErr w:type="gramEnd"/>
-      <w:r>
-        <w:t xml:space="preserve"> </w:t>
-      </w:r>
-      <w:r>
-        <w:t xml:space="preserve">Uso de </w:t>
-      </w:r>
-      <w:r>
-        <w:rPr>
-          <w:b/>
-          <w:bCs/>
-        </w:rPr>
-        <w:t>Listas</w:t>
-      </w:r>
-      <w:r>
-        <w:t>.</w:t>
+        <w:t>Eliminación de registros duplicados.</w:t>
       </w:r>
     </w:p>
     <w:p>
       <w:pPr>
         <w:numPr>
           <w:ilvl w:val="1"/>
-          <w:numId w:val="22"/>
+          <w:numId w:val="28"/>
         </w:numPr>
         <w:spacing w:after="0"/>
       </w:pPr>
       <w:r>
-        <w:t xml:space="preserve">Uso de </w:t>
-      </w:r>
-      <w:r>
-        <w:rPr>
-          <w:b/>
-          <w:bCs/>
-        </w:rPr>
-        <w:t>Funciones</w:t>
-      </w:r>
-      <w:r>
-        <w:t xml:space="preserve"> para separar la lógica (</w:t>
-      </w:r>
-      <w:proofErr w:type="spellStart"/>
-      <w:r>
-        <w:t>ej</w:t>
-      </w:r>
-      <w:proofErr w:type="spellEnd"/>
-      <w:r>
-        <w:t xml:space="preserve">: </w:t>
-      </w:r>
-      <w:proofErr w:type="spellStart"/>
-      <w:r>
-        <w:t>def</w:t>
-      </w:r>
-      <w:proofErr w:type="spellEnd"/>
-      <w:r>
-        <w:t xml:space="preserve"> </w:t>
-      </w:r>
-      <w:proofErr w:type="spellStart"/>
-      <w:r>
-        <w:t>registrar_</w:t>
-      </w:r>
-      <w:r>
-        <w:t>nota</w:t>
-      </w:r>
-      <w:proofErr w:type="spellEnd"/>
-      <w:r>
-        <w:t>(...)).</w:t>
+        <w:t>Corrección de tipos de datos (ej. convertir texto a fechas).</w:t>
       </w:r>
     </w:p>
     <w:p>
       <w:pPr>
         <w:numPr>
           <w:ilvl w:val="0"/>
-          <w:numId w:val="22"/>
+          <w:numId w:val="28"/>
         </w:numPr>
         <w:spacing w:after="0"/>
       </w:pPr>
@@ -510,1555 +837,385 @@
           <w:b/>
           <w:bCs/>
         </w:rPr>
-        <w:t xml:space="preserve">Requerimiento de </w:t>
+        <w:t>Transformación y Agrupación:</w:t>
+      </w:r>
+      <w:r>
+        <w:t xml:space="preserve"> Deben generar al menos tres (3) nuevos </w:t>
       </w:r>
       <w:proofErr w:type="spellStart"/>
       <w:r>
-        <w:rPr>
-          <w:b/>
-          <w:bCs/>
-        </w:rPr>
-        <w:t>Versionamiento</w:t>
+        <w:t>DataFrames</w:t>
       </w:r>
       <w:proofErr w:type="spellEnd"/>
       <w:r>
-        <w:rPr>
-          <w:b/>
-          <w:bCs/>
-        </w:rPr>
-        <w:t>:</w:t>
+        <w:t xml:space="preserve"> a partir del original utilizando las funciones vistas en clase:</w:t>
       </w:r>
     </w:p>
     <w:p>
       <w:pPr>
         <w:numPr>
           <w:ilvl w:val="1"/>
-          <w:numId w:val="23"/>
+          <w:numId w:val="28"/>
         </w:numPr>
         <w:spacing w:after="0"/>
       </w:pPr>
       <w:r>
-        <w:t>El proyecto debe tener un repositorio Git iniciado.</w:t>
+        <w:t xml:space="preserve">Uso de </w:t>
+      </w:r>
+      <w:proofErr w:type="spellStart"/>
+      <w:proofErr w:type="gramStart"/>
+      <w:r>
+        <w:t>groupby</w:t>
+      </w:r>
+      <w:proofErr w:type="spellEnd"/>
+      <w:r>
+        <w:t>(</w:t>
+      </w:r>
+      <w:proofErr w:type="gramEnd"/>
+      <w:r>
+        <w:t>) para agrupar información.</w:t>
       </w:r>
     </w:p>
     <w:p>
       <w:pPr>
         <w:numPr>
           <w:ilvl w:val="1"/>
-          <w:numId w:val="23"/>
+          <w:numId w:val="28"/>
         </w:numPr>
         <w:spacing w:after="0"/>
       </w:pPr>
       <w:r>
-        <w:t xml:space="preserve">Deben existir al menos 3 ramas: </w:t>
+        <w:t xml:space="preserve">Cruce de datos usando </w:t>
       </w:r>
       <w:proofErr w:type="spellStart"/>
-      <w:r>
-        <w:t>main</w:t>
+      <w:proofErr w:type="gramStart"/>
+      <w:r>
+        <w:t>merge</w:t>
       </w:r>
       <w:proofErr w:type="spellEnd"/>
       <w:r>
-        <w:t xml:space="preserve">, </w:t>
+        <w:t>(</w:t>
+      </w:r>
+      <w:proofErr w:type="gramEnd"/>
+      <w:r>
+        <w:t xml:space="preserve">) o </w:t>
       </w:r>
       <w:proofErr w:type="spellStart"/>
-      <w:r>
-        <w:t>feature</w:t>
+      <w:proofErr w:type="gramStart"/>
+      <w:r>
+        <w:t>join</w:t>
       </w:r>
       <w:proofErr w:type="spellEnd"/>
       <w:r>
-        <w:t>/</w:t>
-      </w:r>
-      <w:r>
-        <w:t>notas</w:t>
-      </w:r>
-      <w:r>
-        <w:t xml:space="preserve">, </w:t>
-      </w:r>
-      <w:proofErr w:type="spellStart"/>
-      <w:r>
-        <w:t>feature</w:t>
-      </w:r>
-      <w:proofErr w:type="spellEnd"/>
-      <w:r>
-        <w:t>/</w:t>
-      </w:r>
-      <w:r>
-        <w:t>aprueba</w:t>
-      </w:r>
-      <w:r>
-        <w:t>.</w:t>
+        <w:t>(</w:t>
+      </w:r>
+      <w:proofErr w:type="gramEnd"/>
+      <w:r>
+        <w:t>) (ej. cruzar un CSV de ventas con un CSV de clientes).</w:t>
       </w:r>
     </w:p>
     <w:p>
       <w:pPr>
         <w:numPr>
           <w:ilvl w:val="1"/>
-          <w:numId w:val="23"/>
+          <w:numId w:val="28"/>
         </w:numPr>
         <w:spacing w:after="0"/>
       </w:pPr>
       <w:r>
-        <w:t xml:space="preserve">Historial de </w:t>
+        <w:t xml:space="preserve">Creación de nuevas columnas calculadas (ej. </w:t>
       </w:r>
       <w:proofErr w:type="spellStart"/>
       <w:r>
-        <w:t>commits</w:t>
+        <w:t>precio_total</w:t>
       </w:r>
       <w:proofErr w:type="spellEnd"/>
       <w:r>
-        <w:t xml:space="preserve"> limpio y descriptivo.</w:t>
-      </w:r>
-    </w:p>
-    <w:p>
-      <w:pPr>
-        <w:spacing w:after="0"/>
-      </w:pPr>
-      <w:r>
-        <w:rPr>
-          <w:b/>
-          <w:bCs/>
-        </w:rPr>
-        <w:t>Evaluación Momento 1:</w:t>
+        <w:t xml:space="preserve"> = cantidad * </w:t>
+      </w:r>
+      <w:proofErr w:type="spellStart"/>
+      <w:r>
+        <w:t>precio_unitario</w:t>
+      </w:r>
+      <w:proofErr w:type="spellEnd"/>
+      <w:r>
+        <w:t>).</w:t>
+      </w:r>
+    </w:p>
+    <w:p>
+      <w:r>
+        <w:pict w14:anchorId="0BCC722D">
+          <v:rect id="_x0000_i1026" style="width:0;height:1.5pt" o:hralign="center" o:hrstd="t" o:hr="t" fillcolor="#a0a0a0" stroked="f"/>
+        </w:pict>
+      </w:r>
+    </w:p>
+    <w:p>
+      <w:pPr>
+        <w:rPr>
+          <w:b/>
+          <w:bCs/>
+        </w:rPr>
+      </w:pPr>
+      <w:r>
+        <w:rPr>
+          <w:b/>
+          <w:bCs/>
+        </w:rPr>
+        <w:t xml:space="preserve">Tercera Entrega: Semana 17 - Visualización, Consumo de </w:t>
+      </w:r>
+      <w:proofErr w:type="spellStart"/>
+      <w:r>
+        <w:rPr>
+          <w:b/>
+          <w:bCs/>
+        </w:rPr>
+        <w:t>APIs</w:t>
+      </w:r>
+      <w:proofErr w:type="spellEnd"/>
+      <w:r>
+        <w:rPr>
+          <w:b/>
+          <w:bCs/>
+        </w:rPr>
+        <w:t xml:space="preserve"> y Reporte Final</w:t>
+      </w:r>
+    </w:p>
+    <w:p>
+      <w:r>
+        <w:rPr>
+          <w:b/>
+          <w:bCs/>
+        </w:rPr>
+        <w:t>Objetivo:</w:t>
+      </w:r>
+      <w:r>
+        <w:t xml:space="preserve"> Consumir datos de fuentes externas mediante </w:t>
+      </w:r>
+      <w:proofErr w:type="spellStart"/>
+      <w:r>
+        <w:t>APIs</w:t>
+      </w:r>
+      <w:proofErr w:type="spellEnd"/>
+      <w:r>
+        <w:t>, integrarlos con los datos locales y presentar hallazgos clave mediante gráficos y un reporte analítico.</w:t>
+      </w:r>
+    </w:p>
+    <w:p>
+      <w:r>
+        <w:rPr>
+          <w:b/>
+          <w:bCs/>
+        </w:rPr>
+        <w:t>Condición de entrega:</w:t>
+      </w:r>
+      <w:r>
+        <w:t xml:space="preserve"> El repositorio debe contener las versiones finales. Todas las correcciones de código observadas en la Semana 12 deben estar solucionadas en este Notebook.</w:t>
+      </w:r>
+    </w:p>
+    <w:p>
+      <w:r>
+        <w:rPr>
+          <w:b/>
+          <w:bCs/>
+        </w:rPr>
+        <w:t>Entregables esperados:</w:t>
       </w:r>
     </w:p>
     <w:p>
       <w:pPr>
         <w:numPr>
           <w:ilvl w:val="0"/>
-          <w:numId w:val="24"/>
+          <w:numId w:val="29"/>
         </w:numPr>
-        <w:spacing w:after="0"/>
-      </w:pPr>
-      <w:r>
-        <w:rPr>
-          <w:b/>
-          <w:bCs/>
-        </w:rPr>
-        <w:t>Conocimiento:</w:t>
-      </w:r>
-      <w:r>
-        <w:t xml:space="preserve"> </w:t>
-      </w:r>
-      <w:r>
-        <w:t>Defensa oral sobre la implementación de la entrega</w:t>
+      </w:pPr>
+      <w:r>
+        <w:rPr>
+          <w:b/>
+          <w:bCs/>
+        </w:rPr>
+        <w:t>Consumo de API Externa (</w:t>
+      </w:r>
+      <w:proofErr w:type="spellStart"/>
+      <w:r>
+        <w:rPr>
+          <w:b/>
+          <w:bCs/>
+        </w:rPr>
+        <w:t>requests</w:t>
+      </w:r>
+      <w:proofErr w:type="spellEnd"/>
+      <w:r>
+        <w:rPr>
+          <w:b/>
+          <w:bCs/>
+        </w:rPr>
+        <w:t>):</w:t>
+      </w:r>
+      <w:r>
+        <w:t xml:space="preserve"> Usando la librería </w:t>
+      </w:r>
+      <w:proofErr w:type="spellStart"/>
+      <w:r>
+        <w:t>requests</w:t>
+      </w:r>
+      <w:proofErr w:type="spellEnd"/>
+      <w:r>
+        <w:t xml:space="preserve">, deben consumir una API </w:t>
+      </w:r>
+      <w:r>
+        <w:t xml:space="preserve">de su back </w:t>
+      </w:r>
+      <w:proofErr w:type="spellStart"/>
+      <w:r>
+        <w:t>end</w:t>
+      </w:r>
+      <w:proofErr w:type="spellEnd"/>
+      <w:r>
+        <w:t xml:space="preserve"> que enriquezca su análisis.</w:t>
       </w:r>
     </w:p>
     <w:p>
       <w:pPr>
         <w:numPr>
           <w:ilvl w:val="0"/>
-          <w:numId w:val="24"/>
+          <w:numId w:val="29"/>
         </w:numPr>
-        <w:spacing w:after="0"/>
-      </w:pPr>
-      <w:r>
-        <w:rPr>
-          <w:b/>
-          <w:bCs/>
-        </w:rPr>
-        <w:t>Desempeño:</w:t>
-      </w:r>
-      <w:r>
-        <w:t xml:space="preserve"> ¿El estudiante sabe </w:t>
-      </w:r>
-      <w:r>
-        <w:t>versionar</w:t>
-      </w:r>
-      <w:r>
-        <w:t>? ¿Sabe clonar su repo?</w:t>
-      </w:r>
-      <w:r>
-        <w:t xml:space="preserve"> ¿Cómo crear un repo?</w:t>
+      </w:pPr>
+      <w:r>
+        <w:rPr>
+          <w:b/>
+          <w:bCs/>
+        </w:rPr>
+        <w:t>Visualización de Datos (</w:t>
+      </w:r>
+      <w:proofErr w:type="spellStart"/>
+      <w:r>
+        <w:rPr>
+          <w:b/>
+          <w:bCs/>
+        </w:rPr>
+        <w:t>Matplotlib</w:t>
+      </w:r>
+      <w:proofErr w:type="spellEnd"/>
+      <w:r>
+        <w:rPr>
+          <w:b/>
+          <w:bCs/>
+        </w:rPr>
+        <w:t xml:space="preserve"> / Seaborn):</w:t>
+      </w:r>
+      <w:r>
+        <w:t xml:space="preserve"> Generar al menos cuatro (4) gráficos profesionales (barras, líneas, dispersión, etc.) que respondan preguntas clave de su proyecto integrador.</w:t>
+      </w:r>
+    </w:p>
+    <w:p>
+      <w:pPr>
+        <w:numPr>
+          <w:ilvl w:val="1"/>
+          <w:numId w:val="29"/>
+        </w:numPr>
+      </w:pPr>
+      <w:r>
+        <w:rPr>
+          <w:i/>
+          <w:iCs/>
+        </w:rPr>
+        <w:t>Requisito:</w:t>
+      </w:r>
+      <w:r>
+        <w:t xml:space="preserve"> Los gráficos deben tener títulos, etiquetas en los ejes X y </w:t>
+      </w:r>
+      <w:proofErr w:type="spellStart"/>
+      <w:r>
+        <w:t>Y</w:t>
+      </w:r>
+      <w:proofErr w:type="spellEnd"/>
+      <w:r>
+        <w:t>, y leyendas claras. No se aceptan gráficos por defecto sin formato.</w:t>
       </w:r>
     </w:p>
     <w:p>
       <w:pPr>
         <w:numPr>
           <w:ilvl w:val="0"/>
-          <w:numId w:val="24"/>
+          <w:numId w:val="29"/>
         </w:numPr>
-        <w:spacing w:after="0"/>
-      </w:pPr>
-      <w:r>
-        <w:rPr>
-          <w:b/>
-          <w:bCs/>
-        </w:rPr>
-        <w:t>Producto:</w:t>
-      </w:r>
-      <w:r>
-        <w:t xml:space="preserve"> El script .</w:t>
+      </w:pPr>
+      <w:r>
+        <w:rPr>
+          <w:b/>
+          <w:bCs/>
+        </w:rPr>
+        <w:t>Documento de Integración Conceptual (En el README.md):</w:t>
+      </w:r>
+      <w:r>
+        <w:t xml:space="preserve"> Deben redactar un apartado detallando cómo este análisis de datos </w:t>
+      </w:r>
+      <w:r>
+        <w:t>está conectado c</w:t>
+      </w:r>
+      <w:r>
+        <w:t xml:space="preserve">on el </w:t>
       </w:r>
       <w:proofErr w:type="spellStart"/>
       <w:r>
-        <w:t>py</w:t>
+        <w:t>Frontend</w:t>
       </w:r>
       <w:proofErr w:type="spellEnd"/>
       <w:r>
-        <w:t xml:space="preserve"> funciona sin errores de sintaxis y el repo en GitHub tiene la estructura correcta.</w:t>
-      </w:r>
-    </w:p>
-    <w:p>
-      <w:pPr>
-        <w:rPr>
-          <w:b/>
-          <w:bCs/>
-        </w:rPr>
-      </w:pPr>
-      <w:r>
-        <w:rPr>
-          <w:b/>
-          <w:bCs/>
-        </w:rPr>
-        <w:t>Momento 2:</w:t>
-      </w:r>
-    </w:p>
-    <w:p>
-      <w:pPr>
-        <w:spacing w:after="0"/>
-      </w:pPr>
-      <w:r>
-        <w:t>C</w:t>
-      </w:r>
-      <w:r>
-        <w:t xml:space="preserve">onstruir una aplicación de análisis de datos en Python. El reto consiste en crear un </w:t>
-      </w:r>
-      <w:r>
-        <w:rPr>
-          <w:b/>
-          <w:bCs/>
-        </w:rPr>
-        <w:t xml:space="preserve">módulo de funciones </w:t>
-      </w:r>
-      <w:r>
-        <w:t>que pueda limpiar y preparar datos, y luego usar ese módulo en un script principal para responder preguntas clave sobre la información de su proyecto.</w:t>
-      </w:r>
-    </w:p>
-    <w:p>
-      <w:pPr>
-        <w:spacing w:after="0"/>
-      </w:pPr>
-      <w:r>
-        <w:t>C</w:t>
-      </w:r>
-      <w:r>
-        <w:t xml:space="preserve">onfiguración de un </w:t>
-      </w:r>
-      <w:r>
-        <w:rPr>
-          <w:b/>
-          <w:bCs/>
-        </w:rPr>
-        <w:t>Entorno Virtual</w:t>
-      </w:r>
-      <w:r>
-        <w:t xml:space="preserve"> (</w:t>
+        <w:t xml:space="preserve"> y </w:t>
       </w:r>
       <w:proofErr w:type="spellStart"/>
       <w:r>
-        <w:t>venv</w:t>
+        <w:t>Backend</w:t>
       </w:r>
       <w:proofErr w:type="spellEnd"/>
       <w:r>
-        <w:t>) para aislar el proyecto.</w:t>
-      </w:r>
-    </w:p>
-    <w:p>
-      <w:pPr>
-        <w:spacing w:after="0"/>
-      </w:pPr>
-      <w:r>
-        <w:t xml:space="preserve">Uso de </w:t>
-      </w:r>
-      <w:r>
-        <w:rPr>
-          <w:b/>
-          <w:bCs/>
-        </w:rPr>
-        <w:t>Pandas</w:t>
-      </w:r>
-      <w:r>
-        <w:t xml:space="preserve"> para cargar el archivo CSV en un </w:t>
-      </w:r>
-      <w:proofErr w:type="spellStart"/>
-      <w:r>
-        <w:t>DataFrame</w:t>
-      </w:r>
-      <w:proofErr w:type="spellEnd"/>
-      <w:r>
-        <w:t>.</w:t>
-      </w:r>
-    </w:p>
-    <w:p>
-      <w:pPr>
-        <w:spacing w:after="0"/>
-      </w:pPr>
-      <w:r>
-        <w:t>Limpieza de datos: Detectar si hay filas vacías o datos erróneos en el CSV y corregirlos/eliminarlos.</w:t>
-      </w:r>
-      <w:r>
-        <w:br/>
-      </w:r>
-      <w:r>
-        <w:t xml:space="preserve">Uso </w:t>
-      </w:r>
-      <w:proofErr w:type="gramStart"/>
-      <w:r>
-        <w:t>de .</w:t>
-      </w:r>
-      <w:proofErr w:type="spellStart"/>
-      <w:r>
-        <w:t>gitignore</w:t>
-      </w:r>
-      <w:proofErr w:type="spellEnd"/>
-      <w:proofErr w:type="gramEnd"/>
-      <w:r>
-        <w:t xml:space="preserve"> para no subir el entorno virtual ni archivos basura.</w:t>
-      </w:r>
-    </w:p>
-    <w:p>
-      <w:pPr>
-        <w:spacing w:after="0"/>
-      </w:pPr>
-      <w:r>
-        <w:t>C</w:t>
-      </w:r>
-      <w:r>
-        <w:t xml:space="preserve">reación de una rama </w:t>
-      </w:r>
-      <w:proofErr w:type="spellStart"/>
-      <w:r>
-        <w:t>release</w:t>
-      </w:r>
-      <w:proofErr w:type="spellEnd"/>
-      <w:r>
-        <w:t>/analisis-v1.</w:t>
-      </w:r>
-    </w:p>
-    <w:p>
-      <w:r>
-        <w:t>La entrega no es solo el código, sino la evidencia de un proceso de desarrollo estructurado, gestionado a través de un repositorio en Git</w:t>
-      </w:r>
-      <w:r>
-        <w:t xml:space="preserve"> </w:t>
-      </w:r>
-      <w:proofErr w:type="spellStart"/>
-      <w:r>
-        <w:t>flow</w:t>
-      </w:r>
-      <w:proofErr w:type="spellEnd"/>
-      <w:r>
-        <w:t>.</w:t>
-      </w:r>
-    </w:p>
-    <w:p>
-      <w:pPr>
-        <w:spacing w:after="0"/>
-        <w:rPr>
-          <w:b/>
-          <w:bCs/>
-        </w:rPr>
-      </w:pPr>
-      <w:r>
-        <w:rPr>
-          <w:b/>
-          <w:bCs/>
-        </w:rPr>
-        <w:t>Entrega esperada</w:t>
-      </w:r>
-    </w:p>
-    <w:p>
-      <w:pPr>
-        <w:spacing w:after="0"/>
-      </w:pPr>
-      <w:r>
-        <w:t>Una función para cargar datos</w:t>
-      </w:r>
-    </w:p>
-    <w:p>
-      <w:pPr>
-        <w:spacing w:after="0"/>
-      </w:pPr>
-      <w:r>
-        <w:t>Una función para manejar valores nulos</w:t>
-      </w:r>
-    </w:p>
-    <w:p>
-      <w:pPr>
-        <w:spacing w:after="0"/>
-      </w:pPr>
-      <w:r>
-        <w:t>Una función para estandarizar texto</w:t>
-      </w:r>
-      <w:r>
-        <w:t xml:space="preserve">, </w:t>
-      </w:r>
-      <w:r>
-        <w:t>convertir a minúsculas, quitar espacios extra</w:t>
-      </w:r>
-      <w:r>
-        <w:t>.</w:t>
-      </w:r>
-    </w:p>
-    <w:p>
-      <w:pPr>
-        <w:spacing w:after="0"/>
-      </w:pPr>
-      <w:r>
-        <w:t xml:space="preserve">Una función de limpieza específica para su </w:t>
-      </w:r>
-      <w:proofErr w:type="gramStart"/>
-      <w:r>
-        <w:t>proyecto</w:t>
-      </w:r>
-      <w:r>
-        <w:t>(</w:t>
-      </w:r>
-      <w:proofErr w:type="gramEnd"/>
-      <w:r>
-        <w:t xml:space="preserve">eliminar un símbolo de moneda, </w:t>
-      </w:r>
-      <w:proofErr w:type="spellStart"/>
-      <w:r>
-        <w:t>etc</w:t>
-      </w:r>
-      <w:proofErr w:type="spellEnd"/>
-      <w:r>
-        <w:t>), si existiera.</w:t>
-      </w:r>
-    </w:p>
-    <w:p>
-      <w:pPr>
-        <w:spacing w:after="0"/>
-        <w:rPr>
-          <w:b/>
-          <w:bCs/>
-        </w:rPr>
-      </w:pPr>
-      <w:r>
-        <w:t xml:space="preserve">Realizar operaciones de </w:t>
-      </w:r>
-      <w:r>
-        <w:rPr>
-          <w:b/>
-          <w:bCs/>
-        </w:rPr>
-        <w:t>filtrado, combinación (</w:t>
-      </w:r>
-      <w:proofErr w:type="spellStart"/>
-      <w:r>
-        <w:rPr>
-          <w:b/>
-          <w:bCs/>
-        </w:rPr>
-        <w:t>merge</w:t>
-      </w:r>
-      <w:proofErr w:type="spellEnd"/>
-      <w:r>
-        <w:rPr>
-          <w:b/>
-          <w:bCs/>
-        </w:rPr>
-        <w:t>) y agrupación (</w:t>
-      </w:r>
-      <w:proofErr w:type="spellStart"/>
-      <w:r>
-        <w:rPr>
-          <w:b/>
-          <w:bCs/>
-        </w:rPr>
-        <w:t>groupby</w:t>
-      </w:r>
-      <w:proofErr w:type="spellEnd"/>
-      <w:r>
-        <w:rPr>
-          <w:b/>
-          <w:bCs/>
-        </w:rPr>
-        <w:t>)</w:t>
-      </w:r>
-    </w:p>
-    <w:p>
-      <w:pPr>
-        <w:spacing w:after="0"/>
-      </w:pPr>
-      <w:r>
-        <w:rPr>
-          <w:b/>
-          <w:bCs/>
-        </w:rPr>
-        <w:t>Imprimir</w:t>
-      </w:r>
-      <w:r>
-        <w:t xml:space="preserve"> en la consola las respuestas</w:t>
-      </w:r>
-    </w:p>
-    <w:p>
-      <w:pPr>
-        <w:spacing w:after="0"/>
-      </w:pPr>
-    </w:p>
-    <w:p>
-      <w:pPr>
-        <w:spacing w:after="0"/>
-        <w:rPr>
-          <w:b/>
-          <w:bCs/>
-        </w:rPr>
-      </w:pPr>
-      <w:r>
-        <w:rPr>
-          <w:b/>
-          <w:bCs/>
-        </w:rPr>
-        <w:t>Datos del Proyecto (data/)</w:t>
-      </w:r>
-    </w:p>
-    <w:p>
-      <w:pPr>
-        <w:spacing w:after="0"/>
-      </w:pPr>
-      <w:r>
-        <w:t xml:space="preserve">Cada grupo deberá </w:t>
-      </w:r>
-      <w:r>
-        <w:rPr>
-          <w:b/>
-          <w:bCs/>
-        </w:rPr>
-        <w:t>crear y poblar</w:t>
-      </w:r>
-      <w:r>
-        <w:t xml:space="preserve"> al menos dos archivos de datos (.</w:t>
-      </w:r>
-      <w:proofErr w:type="spellStart"/>
-      <w:r>
-        <w:t>csv</w:t>
-      </w:r>
-      <w:proofErr w:type="spellEnd"/>
-      <w:r>
-        <w:t xml:space="preserve"> y/</w:t>
-      </w:r>
-      <w:proofErr w:type="gramStart"/>
-      <w:r>
-        <w:t>o .</w:t>
-      </w:r>
-      <w:proofErr w:type="spellStart"/>
-      <w:r>
-        <w:t>json</w:t>
-      </w:r>
-      <w:proofErr w:type="spellEnd"/>
-      <w:proofErr w:type="gramEnd"/>
-      <w:r>
-        <w:t>) con información relevante para su proyecto (mínimo 20 registros por archivo). Los datos deben estar relacionados (ej. tabla de usuarios y tabla de préstamos; tabla de productos y tabla de envíos) para que se pueda realizar una unión (</w:t>
-      </w:r>
-      <w:proofErr w:type="spellStart"/>
-      <w:r>
-        <w:t>merge</w:t>
-      </w:r>
-      <w:proofErr w:type="spellEnd"/>
-      <w:r>
-        <w:t xml:space="preserve">). Los datos deben contener algunos </w:t>
-      </w:r>
-      <w:r>
+        <w:t xml:space="preserve"> del proyecto. </w:t>
+      </w:r>
+      <w:r>
+        <w:t xml:space="preserve">¿Qué preguntas responde? ¿El análisis de datos que aporta al proyecto? </w:t>
+      </w:r>
+    </w:p>
+    <w:p/>
+    <w:p>
+      <w:pPr>
+        <w:rPr>
+          <w:b/>
+          <w:bCs/>
+        </w:rPr>
+      </w:pPr>
+    </w:p>
+    <w:p>
+      <w:pPr>
+        <w:rPr>
+          <w:b/>
+          <w:bCs/>
+        </w:rPr>
+      </w:pPr>
+    </w:p>
+    <w:p>
+      <w:pPr>
+        <w:rPr>
+          <w:b/>
+          <w:bCs/>
+        </w:rPr>
+      </w:pPr>
+    </w:p>
+    <w:p/>
+    <w:p>
+      <w:pPr>
+        <w:rPr>
+          <w:b/>
+          <w:bCs/>
+        </w:rPr>
+      </w:pPr>
+      <w:r>
+        <w:rPr>
+          <w:b/>
+          <w:bCs/>
+        </w:rPr>
         <w:lastRenderedPageBreak/>
-        <w:t>"problemas" (valores nulos, inconsistencias de texto, etc.) para que el módulo de preprocesamiento sea útil.</w:t>
-      </w:r>
-    </w:p>
-    <w:p>
-      <w:pPr>
-        <w:spacing w:after="0"/>
-      </w:pPr>
-    </w:p>
-    <w:p>
-      <w:pPr>
-        <w:spacing w:after="0"/>
-        <w:rPr>
-          <w:b/>
-          <w:bCs/>
-        </w:rPr>
-      </w:pPr>
-      <w:r>
-        <w:rPr>
-          <w:b/>
-          <w:bCs/>
-        </w:rPr>
-        <w:t>Git Flow</w:t>
-      </w:r>
-    </w:p>
-    <w:p>
-      <w:pPr>
-        <w:spacing w:after="0"/>
-      </w:pPr>
-      <w:r>
-        <w:t xml:space="preserve">Un repositorio en GitHub con una rama </w:t>
-      </w:r>
-      <w:proofErr w:type="spellStart"/>
-      <w:r>
-        <w:t>main</w:t>
-      </w:r>
-      <w:proofErr w:type="spellEnd"/>
-      <w:r>
-        <w:t xml:space="preserve"> protegida y una rama </w:t>
-      </w:r>
-      <w:proofErr w:type="spellStart"/>
-      <w:r>
-        <w:t>develop</w:t>
-      </w:r>
-      <w:proofErr w:type="spellEnd"/>
-      <w:r>
-        <w:t xml:space="preserve"> como base de trabajo.</w:t>
-      </w:r>
-    </w:p>
-    <w:p>
-      <w:pPr>
-        <w:spacing w:after="0"/>
-      </w:pPr>
-      <w:r>
-        <w:t xml:space="preserve">El uso de </w:t>
-      </w:r>
-      <w:r>
-        <w:rPr>
-          <w:b/>
-          <w:bCs/>
-        </w:rPr>
-        <w:t xml:space="preserve">ramas de </w:t>
-      </w:r>
-      <w:proofErr w:type="spellStart"/>
-      <w:r>
-        <w:rPr>
-          <w:b/>
-          <w:bCs/>
-        </w:rPr>
-        <w:t>feature</w:t>
-      </w:r>
-      <w:proofErr w:type="spellEnd"/>
-      <w:r>
-        <w:t xml:space="preserve"> (</w:t>
-      </w:r>
-      <w:proofErr w:type="spellStart"/>
-      <w:r>
-        <w:t>feature</w:t>
-      </w:r>
-      <w:proofErr w:type="spellEnd"/>
-      <w:r>
-        <w:t>/)</w:t>
-      </w:r>
-    </w:p>
-    <w:p>
-      <w:pPr>
-        <w:spacing w:after="0"/>
-      </w:pPr>
-      <w:r>
-        <w:t xml:space="preserve">El uso de </w:t>
-      </w:r>
-      <w:r>
-        <w:rPr>
-          <w:b/>
-          <w:bCs/>
-        </w:rPr>
-        <w:t xml:space="preserve">Pull </w:t>
-      </w:r>
-      <w:proofErr w:type="spellStart"/>
-      <w:r>
-        <w:rPr>
-          <w:b/>
-          <w:bCs/>
-        </w:rPr>
-        <w:t>Requests</w:t>
-      </w:r>
-      <w:proofErr w:type="spellEnd"/>
-      <w:r>
-        <w:rPr>
-          <w:b/>
-          <w:bCs/>
-        </w:rPr>
-        <w:t xml:space="preserve"> (</w:t>
-      </w:r>
-      <w:proofErr w:type="spellStart"/>
-      <w:r>
-        <w:rPr>
-          <w:b/>
-          <w:bCs/>
-        </w:rPr>
-        <w:t>PRs</w:t>
-      </w:r>
-      <w:proofErr w:type="spellEnd"/>
-      <w:r>
-        <w:rPr>
-          <w:b/>
-          <w:bCs/>
-        </w:rPr>
-        <w:t>)</w:t>
-      </w:r>
-      <w:r>
-        <w:t xml:space="preserve"> para fusionar las ramas de </w:t>
-      </w:r>
-      <w:proofErr w:type="spellStart"/>
-      <w:r>
-        <w:t>feature</w:t>
-      </w:r>
-      <w:proofErr w:type="spellEnd"/>
-      <w:r>
-        <w:t xml:space="preserve"> en </w:t>
-      </w:r>
-      <w:proofErr w:type="spellStart"/>
-      <w:r>
-        <w:t>develop</w:t>
-      </w:r>
-      <w:proofErr w:type="spellEnd"/>
-    </w:p>
-    <w:p>
-      <w:pPr>
-        <w:spacing w:after="0"/>
-      </w:pPr>
-    </w:p>
-    <w:p>
-      <w:pPr>
-        <w:spacing w:after="0"/>
-        <w:rPr>
-          <w:b/>
-          <w:bCs/>
-        </w:rPr>
-      </w:pPr>
-      <w:r>
-        <w:rPr>
-          <w:b/>
-          <w:bCs/>
-        </w:rPr>
-        <w:t>Preguntas de Análisis</w:t>
-      </w:r>
-    </w:p>
-    <w:p>
-      <w:pPr>
-        <w:spacing w:after="0"/>
-      </w:pPr>
-      <w:r>
-        <w:t>El script analisis.py debe responder, como mínimo, a las siguientes preguntas genéricas adaptadas a su proyecto:</w:t>
-      </w:r>
-    </w:p>
-    <w:p>
-      <w:pPr>
-        <w:numPr>
-          <w:ilvl w:val="0"/>
-          <w:numId w:val="16"/>
-        </w:numPr>
-        <w:spacing w:after="0"/>
-      </w:pPr>
-      <w:r>
-        <w:rPr>
-          <w:b/>
-          <w:bCs/>
-        </w:rPr>
-        <w:t>Análisis de Frecuencia:</w:t>
-      </w:r>
-      <w:r>
-        <w:t xml:space="preserve"> ¿Cuál es el elemento (producto, estudiante, libro, etc.) con la mayor cantidad de registros o transacciones en los datos?</w:t>
-      </w:r>
-    </w:p>
-    <w:p>
-      <w:pPr>
-        <w:numPr>
-          <w:ilvl w:val="0"/>
-          <w:numId w:val="16"/>
-        </w:numPr>
-        <w:spacing w:after="0"/>
-      </w:pPr>
-      <w:r>
-        <w:rPr>
-          <w:b/>
-          <w:bCs/>
-        </w:rPr>
-        <w:t>Análisis de Agregación:</w:t>
-      </w:r>
-      <w:r>
-        <w:t xml:space="preserve"> Calcular una métrica clave agrupada por una categoría.</w:t>
-      </w:r>
-    </w:p>
-    <w:p>
-      <w:pPr>
-        <w:numPr>
-          <w:ilvl w:val="1"/>
-          <w:numId w:val="16"/>
-        </w:numPr>
-        <w:spacing w:after="0"/>
-      </w:pPr>
-      <w:r>
-        <w:rPr>
-          <w:i/>
-          <w:iCs/>
-        </w:rPr>
-        <w:t>Ejemplo Logística:</w:t>
-      </w:r>
-      <w:r>
-        <w:t xml:space="preserve"> ¿Cuál es el número total de unidades por bodega?</w:t>
-      </w:r>
-    </w:p>
-    <w:p>
-      <w:pPr>
-        <w:numPr>
-          <w:ilvl w:val="1"/>
-          <w:numId w:val="16"/>
-        </w:numPr>
-        <w:spacing w:after="0"/>
-      </w:pPr>
-      <w:r>
-        <w:rPr>
-          <w:i/>
-          <w:iCs/>
-        </w:rPr>
-        <w:t>Ejemplo Notas:</w:t>
-      </w:r>
-      <w:r>
-        <w:t xml:space="preserve"> ¿Cuál es la nota promedio por materia?</w:t>
-      </w:r>
-    </w:p>
-    <w:p>
-      <w:pPr>
-        <w:numPr>
-          <w:ilvl w:val="1"/>
-          <w:numId w:val="16"/>
-        </w:numPr>
-        <w:spacing w:after="0"/>
-      </w:pPr>
-      <w:r>
-        <w:rPr>
-          <w:i/>
-          <w:iCs/>
-        </w:rPr>
-        <w:t>Ejemplo Biblioteca:</w:t>
-      </w:r>
-      <w:r>
-        <w:t xml:space="preserve"> ¿Cuál es el promedio de días de préstamo por categoría de libro?</w:t>
-      </w:r>
-    </w:p>
-    <w:p>
-      <w:pPr>
-        <w:numPr>
-          <w:ilvl w:val="0"/>
-          <w:numId w:val="16"/>
-        </w:numPr>
-        <w:spacing w:after="0"/>
-      </w:pPr>
-      <w:r>
-        <w:rPr>
-          <w:b/>
-          <w:bCs/>
-        </w:rPr>
-        <w:t>Análisis con Filtrado y Conteo:</w:t>
-      </w:r>
-      <w:r>
-        <w:t xml:space="preserve"> Segmentar los datos y contar cuántos elementos cumplen una condición específica.</w:t>
-      </w:r>
-    </w:p>
-    <w:p>
-      <w:pPr>
-        <w:numPr>
-          <w:ilvl w:val="1"/>
-          <w:numId w:val="16"/>
-        </w:numPr>
-        <w:spacing w:after="0"/>
-      </w:pPr>
-      <w:r>
-        <w:rPr>
-          <w:i/>
-          <w:iCs/>
-        </w:rPr>
-        <w:t>Ejemplo Logística:</w:t>
-      </w:r>
-      <w:r>
-        <w:t xml:space="preserve"> ¿Cuántos envíos están en estado "Retrasado"?</w:t>
-      </w:r>
-    </w:p>
-    <w:p>
-      <w:pPr>
-        <w:numPr>
-          <w:ilvl w:val="1"/>
-          <w:numId w:val="16"/>
-        </w:numPr>
-        <w:spacing w:after="0"/>
-      </w:pPr>
-      <w:r>
-        <w:rPr>
-          <w:i/>
-          <w:iCs/>
-        </w:rPr>
-        <w:t>Ejemplo Notas:</w:t>
-      </w:r>
-      <w:r>
-        <w:t xml:space="preserve"> ¿Cuántos estudiantes aprobaron la materia "Cálculo" (nota &gt; 3)?</w:t>
-      </w:r>
-    </w:p>
-    <w:p>
-      <w:pPr>
-        <w:numPr>
-          <w:ilvl w:val="1"/>
-          <w:numId w:val="16"/>
-        </w:numPr>
-        <w:spacing w:after="0"/>
-      </w:pPr>
-      <w:r>
-        <w:rPr>
-          <w:i/>
-          <w:iCs/>
-        </w:rPr>
-        <w:t>Ejemplo Biblioteca:</w:t>
-      </w:r>
-      <w:r>
-        <w:t xml:space="preserve"> ¿Cuántos libros del autor "Gabriel García Márquez" están actualmente prestados?</w:t>
-      </w:r>
-    </w:p>
-    <w:p>
-      <w:pPr>
-        <w:spacing w:after="0"/>
-      </w:pPr>
-    </w:p>
-    <w:p>
-      <w:pPr>
-        <w:spacing w:after="0"/>
-        <w:rPr>
-          <w:b/>
-          <w:bCs/>
-        </w:rPr>
-      </w:pPr>
-      <w:r>
-        <w:rPr>
-          <w:b/>
-          <w:bCs/>
-        </w:rPr>
-        <w:t>Documentación (README.md)</w:t>
-      </w:r>
-    </w:p>
-    <w:p>
-      <w:pPr>
-        <w:spacing w:after="0"/>
-      </w:pPr>
-      <w:r>
-        <w:t>El archivo README.md es la cara de su proyecto. Debe incluir:</w:t>
-      </w:r>
-    </w:p>
-    <w:p>
-      <w:pPr>
-        <w:numPr>
-          <w:ilvl w:val="0"/>
-          <w:numId w:val="17"/>
-        </w:numPr>
-        <w:spacing w:after="0"/>
-      </w:pPr>
-      <w:r>
-        <w:t>Una breve descripción del proyecto.</w:t>
-      </w:r>
-    </w:p>
-    <w:p>
-      <w:pPr>
-        <w:numPr>
-          <w:ilvl w:val="0"/>
-          <w:numId w:val="17"/>
-        </w:numPr>
-        <w:spacing w:after="0"/>
-      </w:pPr>
-      <w:r>
-        <w:t>Instrucciones claras sobre cómo configurar el entorno y ejecutar el script analisis.py.</w:t>
-      </w:r>
-    </w:p>
-    <w:p>
-      <w:pPr>
-        <w:spacing w:after="0"/>
-      </w:pPr>
-    </w:p>
-    <w:p/>
-    <w:p>
-      <w:pPr>
-        <w:spacing w:after="0"/>
-      </w:pPr>
-      <w:r>
-        <w:rPr>
-          <w:b/>
-          <w:bCs/>
-        </w:rPr>
-        <w:t>Evaluación Momento 2:</w:t>
-      </w:r>
-    </w:p>
-    <w:p>
-      <w:pPr>
-        <w:numPr>
-          <w:ilvl w:val="0"/>
-          <w:numId w:val="25"/>
-        </w:numPr>
-        <w:spacing w:after="0"/>
-      </w:pPr>
-      <w:r>
-        <w:rPr>
-          <w:b/>
-          <w:bCs/>
-        </w:rPr>
-        <w:t>Conocimiento:</w:t>
-      </w:r>
-      <w:r>
-        <w:t xml:space="preserve"> Explicar qué es un </w:t>
-      </w:r>
-      <w:proofErr w:type="spellStart"/>
-      <w:r>
-        <w:t>DataFrame</w:t>
-      </w:r>
-      <w:proofErr w:type="spellEnd"/>
-      <w:r>
-        <w:t xml:space="preserve"> y por qué usamos entornos virtuales.</w:t>
-      </w:r>
-    </w:p>
-    <w:p>
-      <w:pPr>
-        <w:numPr>
-          <w:ilvl w:val="0"/>
-          <w:numId w:val="25"/>
-        </w:numPr>
-        <w:spacing w:after="0"/>
-      </w:pPr>
-      <w:r>
-        <w:rPr>
-          <w:b/>
-          <w:bCs/>
-        </w:rPr>
-        <w:t>Desempeño:</w:t>
-      </w:r>
-      <w:r>
-        <w:t xml:space="preserve"> Capacidad de instalar librerías con </w:t>
-      </w:r>
-      <w:proofErr w:type="spellStart"/>
-      <w:r>
-        <w:t>pip</w:t>
-      </w:r>
-      <w:proofErr w:type="spellEnd"/>
-      <w:r>
-        <w:t xml:space="preserve"> y gestionar dependencias en requirements.txt.</w:t>
-      </w:r>
-    </w:p>
-    <w:p>
-      <w:pPr>
-        <w:numPr>
-          <w:ilvl w:val="0"/>
-          <w:numId w:val="25"/>
-        </w:numPr>
-        <w:spacing w:after="0"/>
-      </w:pPr>
-      <w:r>
-        <w:rPr>
-          <w:b/>
-          <w:bCs/>
-        </w:rPr>
-        <w:t>Producto:</w:t>
-      </w:r>
-      <w:r>
-        <w:t xml:space="preserve"> </w:t>
-      </w:r>
-      <w:r>
-        <w:t>El script .</w:t>
-      </w:r>
-      <w:proofErr w:type="spellStart"/>
-      <w:r>
-        <w:t>py</w:t>
-      </w:r>
-      <w:proofErr w:type="spellEnd"/>
-      <w:r>
-        <w:t xml:space="preserve"> funciona sin errores de sintaxis y el repo en GitHub tiene la estructura correcta.</w:t>
-      </w:r>
-    </w:p>
-    <w:p/>
-    <w:p>
-      <w:pPr>
-        <w:rPr>
-          <w:b/>
-          <w:bCs/>
-        </w:rPr>
-      </w:pPr>
-      <w:r>
-        <w:rPr>
-          <w:b/>
-          <w:bCs/>
-        </w:rPr>
-        <w:t>Momento 3:</w:t>
-      </w:r>
-    </w:p>
-    <w:p>
-      <w:r>
-        <w:lastRenderedPageBreak/>
-        <w:t xml:space="preserve">Partiendo del código y los datos limpios de la entrega anterior, desarrollarás un nuevo script en Python que no solo realice los análisis, sino que también genere </w:t>
-      </w:r>
-      <w:r>
-        <w:rPr>
-          <w:b/>
-          <w:bCs/>
-        </w:rPr>
-        <w:t>visualizaciones de datos</w:t>
-      </w:r>
-      <w:r>
-        <w:t xml:space="preserve"> (gráficos) y los ensamble en un </w:t>
-      </w:r>
-      <w:r>
-        <w:rPr>
-          <w:b/>
-          <w:bCs/>
-        </w:rPr>
-        <w:t>documento HTML autocontenido</w:t>
-      </w:r>
-      <w:r>
-        <w:t>.</w:t>
-      </w:r>
-    </w:p>
-    <w:p/>
-    <w:p>
-      <w:r>
-        <w:rPr>
-          <w:b/>
-          <w:bCs/>
-        </w:rPr>
-        <w:t>Entregables Específicos:</w:t>
-      </w:r>
-    </w:p>
-    <w:p>
-      <w:r>
-        <w:rPr>
-          <w:b/>
-          <w:bCs/>
-        </w:rPr>
-        <w:t>1. Módulo de Visualización (visualizacion.py):</w:t>
-      </w:r>
-    </w:p>
-    <w:p>
-      <w:pPr>
-        <w:numPr>
-          <w:ilvl w:val="0"/>
-          <w:numId w:val="18"/>
-        </w:numPr>
-      </w:pPr>
-      <w:r>
-        <w:t>Crea un nuevo módulo (visualizacion.py) que contenga funciones dedicadas a la creación de gráficos.</w:t>
-      </w:r>
-    </w:p>
-    <w:p>
-      <w:pPr>
-        <w:numPr>
-          <w:ilvl w:val="0"/>
-          <w:numId w:val="18"/>
-        </w:numPr>
-      </w:pPr>
-      <w:r>
-        <w:t xml:space="preserve">Debe incluir, como mínimo, </w:t>
-      </w:r>
-      <w:r>
-        <w:rPr>
-          <w:b/>
-          <w:bCs/>
-        </w:rPr>
-        <w:t>dos funciones</w:t>
-      </w:r>
-      <w:r>
-        <w:t xml:space="preserve"> que los gráficos que respondan a las preguntas </w:t>
-      </w:r>
-      <w:r>
-        <w:t>d</w:t>
-      </w:r>
-      <w:r>
-        <w:t>e la entrega anterior.</w:t>
-      </w:r>
-    </w:p>
-    <w:p>
-      <w:pPr>
-        <w:numPr>
-          <w:ilvl w:val="1"/>
-          <w:numId w:val="18"/>
-        </w:numPr>
-      </w:pPr>
-      <w:r>
-        <w:rPr>
-          <w:b/>
-          <w:bCs/>
-        </w:rPr>
-        <w:t>Ejemplo:</w:t>
-      </w:r>
-      <w:r>
-        <w:t xml:space="preserve"> Una función </w:t>
-      </w:r>
-      <w:proofErr w:type="spellStart"/>
-      <w:r>
-        <w:t>graficar_frecuencia</w:t>
-      </w:r>
-      <w:proofErr w:type="spellEnd"/>
-      <w:r>
-        <w:t>(</w:t>
-      </w:r>
-      <w:proofErr w:type="spellStart"/>
-      <w:r>
-        <w:t>dataframe</w:t>
-      </w:r>
-      <w:proofErr w:type="spellEnd"/>
-      <w:r>
-        <w:t xml:space="preserve">) que genere un </w:t>
-      </w:r>
-      <w:r>
-        <w:rPr>
-          <w:b/>
-          <w:bCs/>
-        </w:rPr>
-        <w:t>gráfico de barras</w:t>
-      </w:r>
-      <w:r>
-        <w:t xml:space="preserve"> mostrando los elementos más comunes.</w:t>
-      </w:r>
-    </w:p>
-    <w:p>
-      <w:pPr>
-        <w:numPr>
-          <w:ilvl w:val="0"/>
-          <w:numId w:val="18"/>
-        </w:numPr>
-      </w:pPr>
-      <w:r>
-        <w:t xml:space="preserve">Utiliza </w:t>
-      </w:r>
-      <w:r>
-        <w:rPr>
-          <w:b/>
-          <w:bCs/>
-        </w:rPr>
-        <w:t>Matplotlib</w:t>
-      </w:r>
-      <w:r>
-        <w:t xml:space="preserve"> y/o </w:t>
-      </w:r>
-      <w:r>
-        <w:rPr>
-          <w:b/>
-          <w:bCs/>
-        </w:rPr>
-        <w:t>Seaborn</w:t>
-      </w:r>
-      <w:r>
-        <w:t xml:space="preserve"> para la creación de estos gráficos. Asegúrate de que los gráficos tengan títulos y etiquetas en los ejes para que sean fáciles de entender.</w:t>
-      </w:r>
-    </w:p>
-    <w:p>
-      <w:pPr>
-        <w:rPr>
-          <w:b/>
-          <w:bCs/>
-        </w:rPr>
-      </w:pPr>
-      <w:r>
-        <w:rPr>
-          <w:b/>
-          <w:bCs/>
-        </w:rPr>
-        <w:t>2. Generador de Reportes</w:t>
-      </w:r>
-    </w:p>
-    <w:p>
-      <w:pPr>
-        <w:numPr>
-          <w:ilvl w:val="1"/>
-          <w:numId w:val="19"/>
-        </w:numPr>
-      </w:pPr>
-      <w:r>
-        <w:rPr>
-          <w:b/>
-          <w:bCs/>
-        </w:rPr>
-        <w:t xml:space="preserve">Exportar los </w:t>
-      </w:r>
-      <w:proofErr w:type="spellStart"/>
-      <w:r>
-        <w:rPr>
-          <w:b/>
-          <w:bCs/>
-        </w:rPr>
-        <w:t>DataFrames</w:t>
-      </w:r>
-      <w:proofErr w:type="spellEnd"/>
-      <w:r>
-        <w:rPr>
-          <w:b/>
-          <w:bCs/>
-        </w:rPr>
-        <w:t xml:space="preserve"> analizados</w:t>
-      </w:r>
-      <w:r>
-        <w:t xml:space="preserve"> (por ejemplo, el resultado de una agrupación) a una tabla HTML</w:t>
-      </w:r>
-      <w:r>
-        <w:t>.</w:t>
-      </w:r>
-    </w:p>
-    <w:p>
-      <w:pPr>
-        <w:numPr>
-          <w:ilvl w:val="1"/>
-          <w:numId w:val="19"/>
-        </w:numPr>
-      </w:pPr>
-      <w:r>
-        <w:t>Generar un archivo final llamado reporte.html que contenga:</w:t>
-      </w:r>
-    </w:p>
-    <w:p>
-      <w:pPr>
-        <w:numPr>
-          <w:ilvl w:val="2"/>
-          <w:numId w:val="19"/>
-        </w:numPr>
-      </w:pPr>
-      <w:r>
-        <w:t>Un título principal.</w:t>
-      </w:r>
-    </w:p>
-    <w:p>
-      <w:pPr>
-        <w:numPr>
-          <w:ilvl w:val="2"/>
-          <w:numId w:val="19"/>
-        </w:numPr>
-      </w:pPr>
-      <w:r>
-        <w:t>Los gráficos generados</w:t>
-      </w:r>
-      <w:r>
-        <w:t>.</w:t>
-      </w:r>
-    </w:p>
-    <w:p>
-      <w:pPr>
-        <w:numPr>
-          <w:ilvl w:val="2"/>
-          <w:numId w:val="19"/>
-        </w:numPr>
-      </w:pPr>
-      <w:r>
-        <w:t>La tabla de datos exportada desde Pandas.</w:t>
-      </w:r>
-    </w:p>
-    <w:p>
-      <w:r>
-        <w:rPr>
-          <w:rFonts w:ascii="Segoe UI Emoji" w:hAnsi="Segoe UI Emoji" w:cs="Segoe UI Emoji"/>
-        </w:rPr>
-        <w:t>🚀</w:t>
-      </w:r>
-      <w:r>
-        <w:t xml:space="preserve"> </w:t>
-      </w:r>
-      <w:r>
-        <w:rPr>
-          <w:b/>
-          <w:bCs/>
-        </w:rPr>
-        <w:t>3. Mejora del Reporte HTML (CSS y JavaScript):</w:t>
-      </w:r>
-    </w:p>
-    <w:p>
-      <w:pPr>
-        <w:numPr>
-          <w:ilvl w:val="0"/>
-          <w:numId w:val="20"/>
-        </w:numPr>
-      </w:pPr>
-      <w:r>
-        <w:t>Añade un archivo estilos.css básico para darle un formato legible y presentable a tu reporte HTML (ej. centrar títulos, añadir bordes a las tablas, definir fuentes y colores).</w:t>
-      </w:r>
-    </w:p>
-    <w:p>
-      <w:pPr>
-        <w:numPr>
-          <w:ilvl w:val="0"/>
-          <w:numId w:val="20"/>
-        </w:numPr>
-      </w:pPr>
-      <w:r>
-        <w:rPr>
-          <w:b/>
-          <w:bCs/>
-        </w:rPr>
-        <w:t>(Opcional, pero recomendado)</w:t>
-      </w:r>
-      <w:r>
-        <w:t xml:space="preserve"> Integra una librería como </w:t>
-      </w:r>
-      <w:r>
-        <w:rPr>
-          <w:b/>
-          <w:bCs/>
-        </w:rPr>
-        <w:t>DataTables.js</w:t>
-      </w:r>
-      <w:r>
-        <w:t xml:space="preserve"> en tu HTML para que la tabla de datos sea interactiva (con funcionalidades de ordenamiento, búsqueda y paginación).</w:t>
-      </w:r>
-    </w:p>
-    <w:p>
-      <w:r>
-        <w:rPr>
-          <w:rFonts w:ascii="Segoe UI Emoji" w:hAnsi="Segoe UI Emoji" w:cs="Segoe UI Emoji"/>
-        </w:rPr>
-        <w:t>📦</w:t>
-      </w:r>
-      <w:r>
-        <w:t xml:space="preserve"> </w:t>
-      </w:r>
-      <w:r>
-        <w:rPr>
-          <w:b/>
-          <w:bCs/>
-        </w:rPr>
-        <w:t>4. Actualización del Repositorio y Documentación:</w:t>
-      </w:r>
-    </w:p>
-    <w:p>
-      <w:pPr>
-        <w:numPr>
-          <w:ilvl w:val="0"/>
-          <w:numId w:val="21"/>
-        </w:numPr>
-      </w:pPr>
-      <w:r>
-        <w:t xml:space="preserve">Todo el código nuevo debe ser desarrollado en una </w:t>
-      </w:r>
-      <w:r>
-        <w:rPr>
-          <w:b/>
-          <w:bCs/>
-        </w:rPr>
-        <w:t xml:space="preserve">rama de </w:t>
-      </w:r>
-      <w:proofErr w:type="spellStart"/>
-      <w:r>
-        <w:rPr>
-          <w:b/>
-          <w:bCs/>
-        </w:rPr>
-        <w:t>feature</w:t>
-      </w:r>
-      <w:proofErr w:type="spellEnd"/>
-      <w:r>
-        <w:t xml:space="preserve"> (ej. </w:t>
-      </w:r>
-      <w:proofErr w:type="spellStart"/>
-      <w:r>
-        <w:t>feature</w:t>
-      </w:r>
-      <w:proofErr w:type="spellEnd"/>
-      <w:r>
-        <w:t xml:space="preserve">/reporte-visual) y fusionado a </w:t>
-      </w:r>
-      <w:proofErr w:type="spellStart"/>
-      <w:r>
-        <w:t>develop</w:t>
-      </w:r>
-      <w:proofErr w:type="spellEnd"/>
-      <w:r>
-        <w:t xml:space="preserve"> a través de un </w:t>
-      </w:r>
-      <w:r>
-        <w:rPr>
-          <w:b/>
-          <w:bCs/>
-        </w:rPr>
-        <w:t xml:space="preserve">Pull </w:t>
-      </w:r>
-      <w:proofErr w:type="spellStart"/>
-      <w:r>
-        <w:rPr>
-          <w:b/>
-          <w:bCs/>
-        </w:rPr>
-        <w:t>Request</w:t>
-      </w:r>
-      <w:proofErr w:type="spellEnd"/>
-      <w:r>
-        <w:rPr>
-          <w:b/>
-          <w:bCs/>
-        </w:rPr>
-        <w:t xml:space="preserve"> (PR)</w:t>
-      </w:r>
-      <w:r>
-        <w:t>.</w:t>
-      </w:r>
-    </w:p>
-    <w:p>
-      <w:pPr>
-        <w:numPr>
-          <w:ilvl w:val="0"/>
-          <w:numId w:val="21"/>
-        </w:numPr>
-      </w:pPr>
-      <w:r>
-        <w:t xml:space="preserve">Actualiza tu archivo </w:t>
-      </w:r>
-      <w:r>
-        <w:rPr>
-          <w:b/>
-          <w:bCs/>
-        </w:rPr>
-        <w:t>README.md</w:t>
-      </w:r>
-      <w:r>
-        <w:t xml:space="preserve"> para incluir:</w:t>
-      </w:r>
-    </w:p>
-    <w:p>
-      <w:pPr>
-        <w:numPr>
-          <w:ilvl w:val="1"/>
-          <w:numId w:val="21"/>
-        </w:numPr>
-      </w:pPr>
-      <w:r>
-        <w:t>Una sección de "Resultados" o "Análisis Visual" con una breve explicación de los hallazgos.</w:t>
-      </w:r>
-    </w:p>
-    <w:p>
-      <w:pPr>
-        <w:numPr>
-          <w:ilvl w:val="1"/>
-          <w:numId w:val="21"/>
-        </w:numPr>
-      </w:pPr>
-      <w:r>
-        <w:lastRenderedPageBreak/>
-        <w:t>Instrucciones actualizadas sobre cómo ejecutar el nuevo script</w:t>
-      </w:r>
-      <w:r>
-        <w:t>.</w:t>
-      </w:r>
-    </w:p>
-    <w:p/>
-    <w:p>
-      <w:pPr>
-        <w:rPr>
-          <w:b/>
-          <w:bCs/>
-        </w:rPr>
-      </w:pPr>
-      <w:r>
-        <w:rPr>
-          <w:b/>
-          <w:bCs/>
-        </w:rPr>
-        <w:t>Producto Final del Submódulo: Módulo de análisis de datos integrado a la plataforma, que permita realizar reportes sobre el desempeño académico de los estudiantes.</w:t>
-      </w:r>
-    </w:p>
-    <w:p/>
-    <w:p>
-      <w:pPr>
-        <w:rPr>
-          <w:b/>
-          <w:bCs/>
-        </w:rPr>
-      </w:pPr>
-      <w:r>
-        <w:rPr>
-          <w:b/>
-          <w:bCs/>
-        </w:rPr>
         <w:t>Producto Final - Proyecto Integrador</w:t>
       </w:r>
     </w:p>
@@ -2426,7 +1583,6 @@
                 <w:lang w:eastAsia="es-CO"/>
                 <w14:ligatures w14:val="none"/>
               </w:rPr>
-              <w:lastRenderedPageBreak/>
               <w:t>Conocimiento</w:t>
             </w:r>
           </w:p>
@@ -3584,6 +2740,123 @@
     </w:lvl>
   </w:abstractNum>
   <w:abstractNum w:abstractNumId="5" w15:restartNumberingAfterBreak="0">
+    <w:nsid w:val="16BD0603"/>
+    <w:multiLevelType w:val="multilevel"/>
+    <w:tmpl w:val="819A9292"/>
+    <w:lvl w:ilvl="0">
+      <w:start w:val="1"/>
+      <w:numFmt w:val="decimal"/>
+      <w:lvlText w:val="%1."/>
+      <w:lvlJc w:val="left"/>
+      <w:pPr>
+        <w:tabs>
+          <w:tab w:val="num" w:pos="720"/>
+        </w:tabs>
+        <w:ind w:left="720" w:hanging="360"/>
+      </w:pPr>
+    </w:lvl>
+    <w:lvl w:ilvl="1">
+      <w:start w:val="1"/>
+      <w:numFmt w:val="bullet"/>
+      <w:lvlText w:val="o"/>
+      <w:lvlJc w:val="left"/>
+      <w:pPr>
+        <w:tabs>
+          <w:tab w:val="num" w:pos="1440"/>
+        </w:tabs>
+        <w:ind w:left="1440" w:hanging="360"/>
+      </w:pPr>
+      <w:rPr>
+        <w:rFonts w:ascii="Courier New" w:hAnsi="Courier New" w:hint="default"/>
+        <w:sz w:val="20"/>
+      </w:rPr>
+    </w:lvl>
+    <w:lvl w:ilvl="2" w:tentative="1">
+      <w:start w:val="1"/>
+      <w:numFmt w:val="decimal"/>
+      <w:lvlText w:val="%3."/>
+      <w:lvlJc w:val="left"/>
+      <w:pPr>
+        <w:tabs>
+          <w:tab w:val="num" w:pos="2160"/>
+        </w:tabs>
+        <w:ind w:left="2160" w:hanging="360"/>
+      </w:pPr>
+    </w:lvl>
+    <w:lvl w:ilvl="3" w:tentative="1">
+      <w:start w:val="1"/>
+      <w:numFmt w:val="decimal"/>
+      <w:lvlText w:val="%4."/>
+      <w:lvlJc w:val="left"/>
+      <w:pPr>
+        <w:tabs>
+          <w:tab w:val="num" w:pos="2880"/>
+        </w:tabs>
+        <w:ind w:left="2880" w:hanging="360"/>
+      </w:pPr>
+    </w:lvl>
+    <w:lvl w:ilvl="4" w:tentative="1">
+      <w:start w:val="1"/>
+      <w:numFmt w:val="decimal"/>
+      <w:lvlText w:val="%5."/>
+      <w:lvlJc w:val="left"/>
+      <w:pPr>
+        <w:tabs>
+          <w:tab w:val="num" w:pos="3600"/>
+        </w:tabs>
+        <w:ind w:left="3600" w:hanging="360"/>
+      </w:pPr>
+    </w:lvl>
+    <w:lvl w:ilvl="5" w:tentative="1">
+      <w:start w:val="1"/>
+      <w:numFmt w:val="decimal"/>
+      <w:lvlText w:val="%6."/>
+      <w:lvlJc w:val="left"/>
+      <w:pPr>
+        <w:tabs>
+          <w:tab w:val="num" w:pos="4320"/>
+        </w:tabs>
+        <w:ind w:left="4320" w:hanging="360"/>
+      </w:pPr>
+    </w:lvl>
+    <w:lvl w:ilvl="6" w:tentative="1">
+      <w:start w:val="1"/>
+      <w:numFmt w:val="decimal"/>
+      <w:lvlText w:val="%7."/>
+      <w:lvlJc w:val="left"/>
+      <w:pPr>
+        <w:tabs>
+          <w:tab w:val="num" w:pos="5040"/>
+        </w:tabs>
+        <w:ind w:left="5040" w:hanging="360"/>
+      </w:pPr>
+    </w:lvl>
+    <w:lvl w:ilvl="7" w:tentative="1">
+      <w:start w:val="1"/>
+      <w:numFmt w:val="decimal"/>
+      <w:lvlText w:val="%8."/>
+      <w:lvlJc w:val="left"/>
+      <w:pPr>
+        <w:tabs>
+          <w:tab w:val="num" w:pos="5760"/>
+        </w:tabs>
+        <w:ind w:left="5760" w:hanging="360"/>
+      </w:pPr>
+    </w:lvl>
+    <w:lvl w:ilvl="8" w:tentative="1">
+      <w:start w:val="1"/>
+      <w:numFmt w:val="decimal"/>
+      <w:lvlText w:val="%9."/>
+      <w:lvlJc w:val="left"/>
+      <w:pPr>
+        <w:tabs>
+          <w:tab w:val="num" w:pos="6480"/>
+        </w:tabs>
+        <w:ind w:left="6480" w:hanging="360"/>
+      </w:pPr>
+    </w:lvl>
+  </w:abstractNum>
+  <w:abstractNum w:abstractNumId="6" w15:restartNumberingAfterBreak="0">
     <w:nsid w:val="1E7F26CA"/>
     <w:multiLevelType w:val="multilevel"/>
     <w:tmpl w:val="8300F654"/>
@@ -3732,7 +3005,7 @@
       </w:rPr>
     </w:lvl>
   </w:abstractNum>
-  <w:abstractNum w:abstractNumId="6" w15:restartNumberingAfterBreak="0">
+  <w:abstractNum w:abstractNumId="7" w15:restartNumberingAfterBreak="0">
     <w:nsid w:val="1EBA02B2"/>
     <w:multiLevelType w:val="multilevel"/>
     <w:tmpl w:val="1B003CC0"/>
@@ -3881,7 +3154,124 @@
       </w:rPr>
     </w:lvl>
   </w:abstractNum>
-  <w:abstractNum w:abstractNumId="7" w15:restartNumberingAfterBreak="0">
+  <w:abstractNum w:abstractNumId="8" w15:restartNumberingAfterBreak="0">
+    <w:nsid w:val="1EE44734"/>
+    <w:multiLevelType w:val="multilevel"/>
+    <w:tmpl w:val="C21647C4"/>
+    <w:lvl w:ilvl="0">
+      <w:start w:val="1"/>
+      <w:numFmt w:val="decimal"/>
+      <w:lvlText w:val="%1."/>
+      <w:lvlJc w:val="left"/>
+      <w:pPr>
+        <w:tabs>
+          <w:tab w:val="num" w:pos="720"/>
+        </w:tabs>
+        <w:ind w:left="720" w:hanging="360"/>
+      </w:pPr>
+    </w:lvl>
+    <w:lvl w:ilvl="1">
+      <w:start w:val="1"/>
+      <w:numFmt w:val="bullet"/>
+      <w:lvlText w:val="o"/>
+      <w:lvlJc w:val="left"/>
+      <w:pPr>
+        <w:tabs>
+          <w:tab w:val="num" w:pos="1440"/>
+        </w:tabs>
+        <w:ind w:left="1440" w:hanging="360"/>
+      </w:pPr>
+      <w:rPr>
+        <w:rFonts w:ascii="Courier New" w:hAnsi="Courier New" w:hint="default"/>
+        <w:sz w:val="20"/>
+      </w:rPr>
+    </w:lvl>
+    <w:lvl w:ilvl="2" w:tentative="1">
+      <w:start w:val="1"/>
+      <w:numFmt w:val="decimal"/>
+      <w:lvlText w:val="%3."/>
+      <w:lvlJc w:val="left"/>
+      <w:pPr>
+        <w:tabs>
+          <w:tab w:val="num" w:pos="2160"/>
+        </w:tabs>
+        <w:ind w:left="2160" w:hanging="360"/>
+      </w:pPr>
+    </w:lvl>
+    <w:lvl w:ilvl="3" w:tentative="1">
+      <w:start w:val="1"/>
+      <w:numFmt w:val="decimal"/>
+      <w:lvlText w:val="%4."/>
+      <w:lvlJc w:val="left"/>
+      <w:pPr>
+        <w:tabs>
+          <w:tab w:val="num" w:pos="2880"/>
+        </w:tabs>
+        <w:ind w:left="2880" w:hanging="360"/>
+      </w:pPr>
+    </w:lvl>
+    <w:lvl w:ilvl="4" w:tentative="1">
+      <w:start w:val="1"/>
+      <w:numFmt w:val="decimal"/>
+      <w:lvlText w:val="%5."/>
+      <w:lvlJc w:val="left"/>
+      <w:pPr>
+        <w:tabs>
+          <w:tab w:val="num" w:pos="3600"/>
+        </w:tabs>
+        <w:ind w:left="3600" w:hanging="360"/>
+      </w:pPr>
+    </w:lvl>
+    <w:lvl w:ilvl="5" w:tentative="1">
+      <w:start w:val="1"/>
+      <w:numFmt w:val="decimal"/>
+      <w:lvlText w:val="%6."/>
+      <w:lvlJc w:val="left"/>
+      <w:pPr>
+        <w:tabs>
+          <w:tab w:val="num" w:pos="4320"/>
+        </w:tabs>
+        <w:ind w:left="4320" w:hanging="360"/>
+      </w:pPr>
+    </w:lvl>
+    <w:lvl w:ilvl="6" w:tentative="1">
+      <w:start w:val="1"/>
+      <w:numFmt w:val="decimal"/>
+      <w:lvlText w:val="%7."/>
+      <w:lvlJc w:val="left"/>
+      <w:pPr>
+        <w:tabs>
+          <w:tab w:val="num" w:pos="5040"/>
+        </w:tabs>
+        <w:ind w:left="5040" w:hanging="360"/>
+      </w:pPr>
+    </w:lvl>
+    <w:lvl w:ilvl="7" w:tentative="1">
+      <w:start w:val="1"/>
+      <w:numFmt w:val="decimal"/>
+      <w:lvlText w:val="%8."/>
+      <w:lvlJc w:val="left"/>
+      <w:pPr>
+        <w:tabs>
+          <w:tab w:val="num" w:pos="5760"/>
+        </w:tabs>
+        <w:ind w:left="5760" w:hanging="360"/>
+      </w:pPr>
+    </w:lvl>
+    <w:lvl w:ilvl="8" w:tentative="1">
+      <w:start w:val="1"/>
+      <w:numFmt w:val="decimal"/>
+      <w:lvlText w:val="%9."/>
+      <w:lvlJc w:val="left"/>
+      <w:pPr>
+        <w:tabs>
+          <w:tab w:val="num" w:pos="6480"/>
+        </w:tabs>
+        <w:ind w:left="6480" w:hanging="360"/>
+      </w:pPr>
+    </w:lvl>
+  </w:abstractNum>
+  <w:abstractNum w:abstractNumId="9" w15:restartNumberingAfterBreak="0">
     <w:nsid w:val="27B03AEA"/>
     <w:multiLevelType w:val="multilevel"/>
     <w:tmpl w:val="DA42C5E8"/>
@@ -4030,7 +3420,7 @@
       </w:rPr>
     </w:lvl>
   </w:abstractNum>
-  <w:abstractNum w:abstractNumId="8" w15:restartNumberingAfterBreak="0">
+  <w:abstractNum w:abstractNumId="10" w15:restartNumberingAfterBreak="0">
     <w:nsid w:val="2E89054E"/>
     <w:multiLevelType w:val="multilevel"/>
     <w:tmpl w:val="73F042B6"/>
@@ -4175,7 +3565,7 @@
       </w:rPr>
     </w:lvl>
   </w:abstractNum>
-  <w:abstractNum w:abstractNumId="9" w15:restartNumberingAfterBreak="0">
+  <w:abstractNum w:abstractNumId="11" w15:restartNumberingAfterBreak="0">
     <w:nsid w:val="32B74DF7"/>
     <w:multiLevelType w:val="multilevel"/>
     <w:tmpl w:val="73A4C556"/>
@@ -4324,7 +3714,7 @@
       </w:rPr>
     </w:lvl>
   </w:abstractNum>
-  <w:abstractNum w:abstractNumId="10" w15:restartNumberingAfterBreak="0">
+  <w:abstractNum w:abstractNumId="12" w15:restartNumberingAfterBreak="0">
     <w:nsid w:val="3512215A"/>
     <w:multiLevelType w:val="hybridMultilevel"/>
     <w:tmpl w:val="7EA02F2A"/>
@@ -4437,7 +3827,7 @@
       </w:rPr>
     </w:lvl>
   </w:abstractNum>
-  <w:abstractNum w:abstractNumId="11" w15:restartNumberingAfterBreak="0">
+  <w:abstractNum w:abstractNumId="13" w15:restartNumberingAfterBreak="0">
     <w:nsid w:val="361F0153"/>
     <w:multiLevelType w:val="multilevel"/>
     <w:tmpl w:val="ED124E20"/>
@@ -4586,7 +3976,7 @@
       </w:rPr>
     </w:lvl>
   </w:abstractNum>
-  <w:abstractNum w:abstractNumId="12" w15:restartNumberingAfterBreak="0">
+  <w:abstractNum w:abstractNumId="14" w15:restartNumberingAfterBreak="0">
     <w:nsid w:val="36BE563B"/>
     <w:multiLevelType w:val="hybridMultilevel"/>
     <w:tmpl w:val="BF68AF6E"/>
@@ -4699,7 +4089,7 @@
       </w:rPr>
     </w:lvl>
   </w:abstractNum>
-  <w:abstractNum w:abstractNumId="13" w15:restartNumberingAfterBreak="0">
+  <w:abstractNum w:abstractNumId="15" w15:restartNumberingAfterBreak="0">
     <w:nsid w:val="3B9C7F88"/>
     <w:multiLevelType w:val="multilevel"/>
     <w:tmpl w:val="CED8D3E4"/>
@@ -4848,7 +4238,7 @@
       </w:rPr>
     </w:lvl>
   </w:abstractNum>
-  <w:abstractNum w:abstractNumId="14" w15:restartNumberingAfterBreak="0">
+  <w:abstractNum w:abstractNumId="16" w15:restartNumberingAfterBreak="0">
     <w:nsid w:val="3C5F4331"/>
     <w:multiLevelType w:val="multilevel"/>
     <w:tmpl w:val="D51AE69A"/>
@@ -4997,7 +4387,7 @@
       </w:rPr>
     </w:lvl>
   </w:abstractNum>
-  <w:abstractNum w:abstractNumId="15" w15:restartNumberingAfterBreak="0">
+  <w:abstractNum w:abstractNumId="17" w15:restartNumberingAfterBreak="0">
     <w:nsid w:val="3CC3561C"/>
     <w:multiLevelType w:val="multilevel"/>
     <w:tmpl w:val="80BABE7A"/>
@@ -5146,7 +4536,7 @@
       </w:rPr>
     </w:lvl>
   </w:abstractNum>
-  <w:abstractNum w:abstractNumId="16" w15:restartNumberingAfterBreak="0">
+  <w:abstractNum w:abstractNumId="18" w15:restartNumberingAfterBreak="0">
     <w:nsid w:val="4CDE33A9"/>
     <w:multiLevelType w:val="hybridMultilevel"/>
     <w:tmpl w:val="4E9E7D6E"/>
@@ -5259,7 +4649,7 @@
       </w:rPr>
     </w:lvl>
   </w:abstractNum>
-  <w:abstractNum w:abstractNumId="17" w15:restartNumberingAfterBreak="0">
+  <w:abstractNum w:abstractNumId="19" w15:restartNumberingAfterBreak="0">
     <w:nsid w:val="4D364BD4"/>
     <w:multiLevelType w:val="hybridMultilevel"/>
     <w:tmpl w:val="96166AB6"/>
@@ -5372,7 +4762,7 @@
       </w:rPr>
     </w:lvl>
   </w:abstractNum>
-  <w:abstractNum w:abstractNumId="18" w15:restartNumberingAfterBreak="0">
+  <w:abstractNum w:abstractNumId="20" w15:restartNumberingAfterBreak="0">
     <w:nsid w:val="4EC1080F"/>
     <w:multiLevelType w:val="hybridMultilevel"/>
     <w:tmpl w:val="BD46B800"/>
@@ -5485,7 +4875,7 @@
       </w:rPr>
     </w:lvl>
   </w:abstractNum>
-  <w:abstractNum w:abstractNumId="19" w15:restartNumberingAfterBreak="0">
+  <w:abstractNum w:abstractNumId="21" w15:restartNumberingAfterBreak="0">
     <w:nsid w:val="52F95434"/>
     <w:multiLevelType w:val="multilevel"/>
     <w:tmpl w:val="2BF0E3BA"/>
@@ -5602,7 +4992,7 @@
       </w:pPr>
     </w:lvl>
   </w:abstractNum>
-  <w:abstractNum w:abstractNumId="20" w15:restartNumberingAfterBreak="0">
+  <w:abstractNum w:abstractNumId="22" w15:restartNumberingAfterBreak="0">
     <w:nsid w:val="55154144"/>
     <w:multiLevelType w:val="multilevel"/>
     <w:tmpl w:val="2C02C614"/>
@@ -5751,7 +5141,7 @@
       </w:rPr>
     </w:lvl>
   </w:abstractNum>
-  <w:abstractNum w:abstractNumId="21" w15:restartNumberingAfterBreak="0">
+  <w:abstractNum w:abstractNumId="23" w15:restartNumberingAfterBreak="0">
     <w:nsid w:val="65E268E6"/>
     <w:multiLevelType w:val="hybridMultilevel"/>
     <w:tmpl w:val="218092A0"/>
@@ -5864,7 +5254,7 @@
       </w:rPr>
     </w:lvl>
   </w:abstractNum>
-  <w:abstractNum w:abstractNumId="22" w15:restartNumberingAfterBreak="0">
+  <w:abstractNum w:abstractNumId="24" w15:restartNumberingAfterBreak="0">
     <w:nsid w:val="66727476"/>
     <w:multiLevelType w:val="multilevel"/>
     <w:tmpl w:val="42925D5A"/>
@@ -6009,7 +5399,7 @@
       </w:rPr>
     </w:lvl>
   </w:abstractNum>
-  <w:abstractNum w:abstractNumId="23" w15:restartNumberingAfterBreak="0">
+  <w:abstractNum w:abstractNumId="25" w15:restartNumberingAfterBreak="0">
     <w:nsid w:val="673B1A3A"/>
     <w:multiLevelType w:val="multilevel"/>
     <w:tmpl w:val="BE543DF0"/>
@@ -6158,7 +5548,124 @@
       </w:rPr>
     </w:lvl>
   </w:abstractNum>
-  <w:abstractNum w:abstractNumId="24" w15:restartNumberingAfterBreak="0">
+  <w:abstractNum w:abstractNumId="26" w15:restartNumberingAfterBreak="0">
+    <w:nsid w:val="7AA01C11"/>
+    <w:multiLevelType w:val="multilevel"/>
+    <w:tmpl w:val="0296B29A"/>
+    <w:lvl w:ilvl="0">
+      <w:start w:val="1"/>
+      <w:numFmt w:val="decimal"/>
+      <w:lvlText w:val="%1."/>
+      <w:lvlJc w:val="left"/>
+      <w:pPr>
+        <w:tabs>
+          <w:tab w:val="num" w:pos="720"/>
+        </w:tabs>
+        <w:ind w:left="720" w:hanging="360"/>
+      </w:pPr>
+    </w:lvl>
+    <w:lvl w:ilvl="1">
+      <w:start w:val="1"/>
+      <w:numFmt w:val="bullet"/>
+      <w:lvlText w:val="o"/>
+      <w:lvlJc w:val="left"/>
+      <w:pPr>
+        <w:tabs>
+          <w:tab w:val="num" w:pos="1440"/>
+        </w:tabs>
+        <w:ind w:left="1440" w:hanging="360"/>
+      </w:pPr>
+      <w:rPr>
+        <w:rFonts w:ascii="Courier New" w:hAnsi="Courier New" w:hint="default"/>
+        <w:sz w:val="20"/>
+      </w:rPr>
+    </w:lvl>
+    <w:lvl w:ilvl="2" w:tentative="1">
+      <w:start w:val="1"/>
+      <w:numFmt w:val="decimal"/>
+      <w:lvlText w:val="%3."/>
+      <w:lvlJc w:val="left"/>
+      <w:pPr>
+        <w:tabs>
+          <w:tab w:val="num" w:pos="2160"/>
+        </w:tabs>
+        <w:ind w:left="2160" w:hanging="360"/>
+      </w:pPr>
+    </w:lvl>
+    <w:lvl w:ilvl="3" w:tentative="1">
+      <w:start w:val="1"/>
+      <w:numFmt w:val="decimal"/>
+      <w:lvlText w:val="%4."/>
+      <w:lvlJc w:val="left"/>
+      <w:pPr>
+        <w:tabs>
+          <w:tab w:val="num" w:pos="2880"/>
+        </w:tabs>
+        <w:ind w:left="2880" w:hanging="360"/>
+      </w:pPr>
+    </w:lvl>
+    <w:lvl w:ilvl="4" w:tentative="1">
+      <w:start w:val="1"/>
+      <w:numFmt w:val="decimal"/>
+      <w:lvlText w:val="%5."/>
+      <w:lvlJc w:val="left"/>
+      <w:pPr>
+        <w:tabs>
+          <w:tab w:val="num" w:pos="3600"/>
+        </w:tabs>
+        <w:ind w:left="3600" w:hanging="360"/>
+      </w:pPr>
+    </w:lvl>
+    <w:lvl w:ilvl="5" w:tentative="1">
+      <w:start w:val="1"/>
+      <w:numFmt w:val="decimal"/>
+      <w:lvlText w:val="%6."/>
+      <w:lvlJc w:val="left"/>
+      <w:pPr>
+        <w:tabs>
+          <w:tab w:val="num" w:pos="4320"/>
+        </w:tabs>
+        <w:ind w:left="4320" w:hanging="360"/>
+      </w:pPr>
+    </w:lvl>
+    <w:lvl w:ilvl="6" w:tentative="1">
+      <w:start w:val="1"/>
+      <w:numFmt w:val="decimal"/>
+      <w:lvlText w:val="%7."/>
+      <w:lvlJc w:val="left"/>
+      <w:pPr>
+        <w:tabs>
+          <w:tab w:val="num" w:pos="5040"/>
+        </w:tabs>
+        <w:ind w:left="5040" w:hanging="360"/>
+      </w:pPr>
+    </w:lvl>
+    <w:lvl w:ilvl="7" w:tentative="1">
+      <w:start w:val="1"/>
+      <w:numFmt w:val="decimal"/>
+      <w:lvlText w:val="%8."/>
+      <w:lvlJc w:val="left"/>
+      <w:pPr>
+        <w:tabs>
+          <w:tab w:val="num" w:pos="5760"/>
+        </w:tabs>
+        <w:ind w:left="5760" w:hanging="360"/>
+      </w:pPr>
+    </w:lvl>
+    <w:lvl w:ilvl="8" w:tentative="1">
+      <w:start w:val="1"/>
+      <w:numFmt w:val="decimal"/>
+      <w:lvlText w:val="%9."/>
+      <w:lvlJc w:val="left"/>
+      <w:pPr>
+        <w:tabs>
+          <w:tab w:val="num" w:pos="6480"/>
+        </w:tabs>
+        <w:ind w:left="6480" w:hanging="360"/>
+      </w:pPr>
+    </w:lvl>
+  </w:abstractNum>
+  <w:abstractNum w:abstractNumId="27" w15:restartNumberingAfterBreak="0">
     <w:nsid w:val="7ECE7887"/>
     <w:multiLevelType w:val="hybridMultilevel"/>
     <w:tmpl w:val="364093FC"/>
@@ -6272,73 +5779,73 @@
     </w:lvl>
   </w:abstractNum>
   <w:num w:numId="1" w16cid:durableId="2136831154">
-    <w:abstractNumId w:val="7"/>
+    <w:abstractNumId w:val="9"/>
   </w:num>
   <w:num w:numId="2" w16cid:durableId="274291668">
-    <w:abstractNumId w:val="6"/>
+    <w:abstractNumId w:val="7"/>
   </w:num>
   <w:num w:numId="3" w16cid:durableId="136730971">
     <w:abstractNumId w:val="3"/>
   </w:num>
   <w:num w:numId="4" w16cid:durableId="2079084243">
-    <w:abstractNumId w:val="15"/>
+    <w:abstractNumId w:val="17"/>
   </w:num>
   <w:num w:numId="5" w16cid:durableId="1035427820">
-    <w:abstractNumId w:val="11"/>
+    <w:abstractNumId w:val="13"/>
   </w:num>
   <w:num w:numId="6" w16cid:durableId="153499122">
-    <w:abstractNumId w:val="9"/>
+    <w:abstractNumId w:val="11"/>
   </w:num>
   <w:num w:numId="7" w16cid:durableId="1319961990">
     <w:abstractNumId w:val="2"/>
   </w:num>
   <w:num w:numId="8" w16cid:durableId="1178157540">
-    <w:abstractNumId w:val="24"/>
+    <w:abstractNumId w:val="27"/>
   </w:num>
   <w:num w:numId="9" w16cid:durableId="2109736835">
-    <w:abstractNumId w:val="17"/>
+    <w:abstractNumId w:val="19"/>
   </w:num>
   <w:num w:numId="10" w16cid:durableId="961572342">
-    <w:abstractNumId w:val="10"/>
+    <w:abstractNumId w:val="12"/>
   </w:num>
   <w:num w:numId="11" w16cid:durableId="1877890326">
-    <w:abstractNumId w:val="21"/>
+    <w:abstractNumId w:val="23"/>
   </w:num>
   <w:num w:numId="12" w16cid:durableId="10499857">
-    <w:abstractNumId w:val="16"/>
+    <w:abstractNumId w:val="18"/>
   </w:num>
   <w:num w:numId="13" w16cid:durableId="741634697">
-    <w:abstractNumId w:val="18"/>
+    <w:abstractNumId w:val="20"/>
   </w:num>
   <w:num w:numId="14" w16cid:durableId="393894855">
-    <w:abstractNumId w:val="12"/>
+    <w:abstractNumId w:val="14"/>
   </w:num>
   <w:num w:numId="15" w16cid:durableId="582682814">
     <w:abstractNumId w:val="1"/>
   </w:num>
   <w:num w:numId="16" w16cid:durableId="2076009380">
-    <w:abstractNumId w:val="19"/>
+    <w:abstractNumId w:val="21"/>
   </w:num>
   <w:num w:numId="17" w16cid:durableId="1233127685">
-    <w:abstractNumId w:val="20"/>
+    <w:abstractNumId w:val="22"/>
   </w:num>
   <w:num w:numId="18" w16cid:durableId="1181167941">
-    <w:abstractNumId w:val="13"/>
+    <w:abstractNumId w:val="15"/>
   </w:num>
   <w:num w:numId="19" w16cid:durableId="1240142369">
-    <w:abstractNumId w:val="8"/>
+    <w:abstractNumId w:val="10"/>
   </w:num>
   <w:num w:numId="20" w16cid:durableId="739714300">
-    <w:abstractNumId w:val="14"/>
+    <w:abstractNumId w:val="16"/>
   </w:num>
   <w:num w:numId="21" w16cid:durableId="1141536497">
     <w:abstractNumId w:val="4"/>
   </w:num>
   <w:num w:numId="22" w16cid:durableId="1881698458">
-    <w:abstractNumId w:val="22"/>
+    <w:abstractNumId w:val="24"/>
   </w:num>
   <w:num w:numId="23" w16cid:durableId="1229801606">
-    <w:abstractNumId w:val="22"/>
+    <w:abstractNumId w:val="24"/>
     <w:lvlOverride w:ilvl="1">
       <w:lvl w:ilvl="1">
         <w:numFmt w:val="bullet"/>
@@ -6358,13 +5865,22 @@
     </w:lvlOverride>
   </w:num>
   <w:num w:numId="24" w16cid:durableId="1450509494">
-    <w:abstractNumId w:val="23"/>
+    <w:abstractNumId w:val="25"/>
   </w:num>
   <w:num w:numId="25" w16cid:durableId="1752383868">
     <w:abstractNumId w:val="0"/>
   </w:num>
   <w:num w:numId="26" w16cid:durableId="1388603034">
+    <w:abstractNumId w:val="6"/>
+  </w:num>
+  <w:num w:numId="27" w16cid:durableId="1454060354">
+    <w:abstractNumId w:val="8"/>
+  </w:num>
+  <w:num w:numId="28" w16cid:durableId="1134911100">
     <w:abstractNumId w:val="5"/>
+  </w:num>
+  <w:num w:numId="29" w16cid:durableId="433984417">
+    <w:abstractNumId w:val="26"/>
   </w:num>
 </w:numbering>
 </file>

--- a/Integrador nivel 3.docx
+++ b/Integrador nivel 3.docx
@@ -277,13 +277,54 @@
         <w:rPr>
           <w:b/>
           <w:bCs/>
-        </w:rPr>
-      </w:pPr>
-      <w:r>
-        <w:rPr>
-          <w:b/>
-          <w:bCs/>
-        </w:rPr>
+          <w:sz w:val="24"/>
+          <w:szCs w:val="24"/>
+        </w:rPr>
+      </w:pPr>
+    </w:p>
+    <w:p>
+      <w:pPr>
+        <w:rPr>
+          <w:b/>
+          <w:bCs/>
+          <w:sz w:val="24"/>
+          <w:szCs w:val="24"/>
+        </w:rPr>
+      </w:pPr>
+    </w:p>
+    <w:p>
+      <w:pPr>
+        <w:rPr>
+          <w:b/>
+          <w:bCs/>
+          <w:sz w:val="24"/>
+          <w:szCs w:val="24"/>
+        </w:rPr>
+      </w:pPr>
+    </w:p>
+    <w:p>
+      <w:pPr>
+        <w:rPr>
+          <w:b/>
+          <w:bCs/>
+          <w:sz w:val="24"/>
+          <w:szCs w:val="24"/>
+        </w:rPr>
+      </w:pPr>
+    </w:p>
+    <w:p>
+      <w:pPr>
+        <w:rPr>
+          <w:b/>
+          <w:bCs/>
+        </w:rPr>
+      </w:pPr>
+      <w:r>
+        <w:rPr>
+          <w:b/>
+          <w:bCs/>
+        </w:rPr>
+        <w:lastRenderedPageBreak/>
         <w:t>Submódulo: Nuevas Tecnologías para la Programación</w:t>
       </w:r>
     </w:p>
@@ -330,7 +371,6 @@
           <w:b/>
           <w:bCs/>
         </w:rPr>
-        <w:lastRenderedPageBreak/>
         <w:t>Guía de Entregables</w:t>
       </w:r>
       <w:r>
@@ -754,11 +794,7 @@
       </w:r>
       <w:proofErr w:type="spellEnd"/>
       <w:r>
-        <w:t xml:space="preserve"> o </w:t>
-      </w:r>
-      <w:r>
-        <w:lastRenderedPageBreak/>
-        <w:t xml:space="preserve">.xlsx (mínimo 500 registros) que represente los datos que manejaría su proyecto integrador. Cargar este </w:t>
+        <w:t xml:space="preserve"> o .xlsx (mínimo 500 registros) que represente los datos que manejaría su proyecto integrador. Cargar este </w:t>
       </w:r>
       <w:proofErr w:type="spellStart"/>
       <w:r>
@@ -1215,7 +1251,6 @@
           <w:b/>
           <w:bCs/>
         </w:rPr>
-        <w:lastRenderedPageBreak/>
         <w:t>Producto Final - Proyecto Integrador</w:t>
       </w:r>
     </w:p>

--- a/Integrador nivel 3.docx
+++ b/Integrador nivel 3.docx
@@ -277,40 +277,46 @@
         <w:rPr>
           <w:b/>
           <w:bCs/>
-          <w:sz w:val="24"/>
-          <w:szCs w:val="24"/>
-        </w:rPr>
-      </w:pPr>
-    </w:p>
-    <w:p>
-      <w:pPr>
-        <w:rPr>
-          <w:b/>
-          <w:bCs/>
-          <w:sz w:val="24"/>
-          <w:szCs w:val="24"/>
-        </w:rPr>
-      </w:pPr>
-    </w:p>
-    <w:p>
-      <w:pPr>
-        <w:rPr>
-          <w:b/>
-          <w:bCs/>
-          <w:sz w:val="24"/>
-          <w:szCs w:val="24"/>
-        </w:rPr>
-      </w:pPr>
-    </w:p>
-    <w:p>
-      <w:pPr>
-        <w:rPr>
-          <w:b/>
-          <w:bCs/>
-          <w:sz w:val="24"/>
-          <w:szCs w:val="24"/>
-        </w:rPr>
-      </w:pPr>
+        </w:rPr>
+      </w:pPr>
+      <w:r>
+        <w:rPr>
+          <w:b/>
+          <w:bCs/>
+        </w:rPr>
+        <w:t>Submódulo: Nuevas Tecnologías para la Programación</w:t>
+      </w:r>
+    </w:p>
+    <w:p>
+      <w:pPr>
+        <w:jc w:val="both"/>
+      </w:pPr>
+      <w:r>
+        <w:t xml:space="preserve">Este submódulo se enfocará en el uso de Python para el preprocesamiento de datos y la generación de reportes a partir de la información almacenada en el </w:t>
+      </w:r>
+      <w:proofErr w:type="spellStart"/>
+      <w:r>
+        <w:t>backend</w:t>
+      </w:r>
+      <w:proofErr w:type="spellEnd"/>
+      <w:r>
+        <w:t>.</w:t>
+      </w:r>
+    </w:p>
+    <w:p>
+      <w:pPr>
+        <w:rPr>
+          <w:b/>
+          <w:bCs/>
+        </w:rPr>
+      </w:pPr>
+      <w:r>
+        <w:rPr>
+          <w:b/>
+          <w:bCs/>
+        </w:rPr>
+        <w:t>Entregables</w:t>
+      </w:r>
     </w:p>
     <w:p>
       <w:pPr>
@@ -325,151 +331,186 @@
           <w:bCs/>
         </w:rPr>
         <w:lastRenderedPageBreak/>
-        <w:t>Submódulo: Nuevas Tecnologías para la Programación</w:t>
-      </w:r>
-    </w:p>
-    <w:p>
-      <w:pPr>
-        <w:jc w:val="both"/>
-      </w:pPr>
-      <w:r>
-        <w:t xml:space="preserve">Este submódulo se enfocará en el uso de Python para el preprocesamiento de datos y la generación de reportes a partir de la información almacenada en el </w:t>
-      </w:r>
-      <w:proofErr w:type="spellStart"/>
-      <w:r>
-        <w:t>backend</w:t>
-      </w:r>
-      <w:proofErr w:type="spellEnd"/>
-      <w:r>
-        <w:t>.</w:t>
-      </w:r>
-    </w:p>
-    <w:p>
-      <w:pPr>
-        <w:rPr>
-          <w:b/>
-          <w:bCs/>
-        </w:rPr>
-      </w:pPr>
-      <w:r>
-        <w:rPr>
-          <w:b/>
-          <w:bCs/>
-        </w:rPr>
-        <w:t>Entregables</w:t>
-      </w:r>
-    </w:p>
-    <w:p>
-      <w:pPr>
-        <w:rPr>
-          <w:b/>
-          <w:bCs/>
-        </w:rPr>
-      </w:pPr>
-      <w:r>
-        <w:rPr>
-          <w:b/>
-          <w:bCs/>
-        </w:rPr>
-        <w:t>Guía de Entregables</w:t>
-      </w:r>
-      <w:r>
-        <w:rPr>
-          <w:b/>
-          <w:bCs/>
-        </w:rPr>
-        <w:t xml:space="preserve"> - </w:t>
-      </w:r>
-      <w:r>
-        <w:rPr>
-          <w:b/>
-          <w:bCs/>
-        </w:rPr>
-        <w:t>Proyecto Integrador</w:t>
-      </w:r>
-    </w:p>
-    <w:p>
-      <w:r>
-        <w:t>Este proyecto se desarrolla mediante entregas acumulativas. En este submódulo, ustedes actuarán como analistas de datos del proyecto integrador, nuestro análisis debe basarse en el mismo contexto de negocio</w:t>
-      </w:r>
-      <w:r>
-        <w:t>.</w:t>
-      </w:r>
-    </w:p>
-    <w:p>
-      <w:pPr>
-        <w:rPr>
-          <w:b/>
-          <w:bCs/>
-        </w:rPr>
-      </w:pPr>
-      <w:r>
-        <w:rPr>
-          <w:b/>
-          <w:bCs/>
-        </w:rPr>
-        <w:t>Primera Entrega: Semana 6 - Entorno, Control de Versiones y Lógica Base</w:t>
-      </w:r>
-    </w:p>
-    <w:p>
-      <w:r>
-        <w:rPr>
-          <w:b/>
-          <w:bCs/>
-        </w:rPr>
-        <w:t>Objetivo:</w:t>
-      </w:r>
-      <w:r>
-        <w:t xml:space="preserve"> Establecer el entorno de trabajo profesional en equipo y aplicar los fundamentos de programación en Python para resolver un problema inicial del caso de estudio.</w:t>
-      </w:r>
-    </w:p>
-    <w:p>
-      <w:r>
-        <w:rPr>
-          <w:b/>
-          <w:bCs/>
-        </w:rPr>
-        <w:t>Entregables esperados</w:t>
-      </w:r>
-      <w:r>
-        <w:rPr>
-          <w:b/>
-          <w:bCs/>
-        </w:rPr>
-        <w:t>:</w:t>
+        <w:t>Momento 1:</w:t>
+      </w:r>
+    </w:p>
+    <w:p>
+      <w:pPr>
+        <w:spacing w:after="0"/>
+      </w:pPr>
+      <w:r>
+        <w:t>Tener una aplicación</w:t>
+      </w:r>
+      <w:r>
+        <w:t xml:space="preserve"> que permita </w:t>
+      </w:r>
+      <w:r>
+        <w:t xml:space="preserve">evidenciar la implementación de: </w:t>
+      </w:r>
+      <w:r>
+        <w:t xml:space="preserve"> </w:t>
       </w:r>
     </w:p>
     <w:p>
       <w:pPr>
         <w:numPr>
           <w:ilvl w:val="0"/>
-          <w:numId w:val="27"/>
+          <w:numId w:val="22"/>
         </w:numPr>
-      </w:pPr>
-      <w:r>
-        <w:rPr>
-          <w:b/>
-          <w:bCs/>
-        </w:rPr>
-        <w:t>Planteamiento del caso de estudio:</w:t>
-      </w:r>
-      <w:r>
-        <w:t xml:space="preserve"> Una descripción breve (máximo 1 página) de qué problema resuelve su proyecto y qué datos necesita almacenar de la vida real (ej. usuarios, productos, transacciones).</w:t>
+        <w:spacing w:after="0"/>
+      </w:pPr>
+      <w:r>
+        <w:rPr>
+          <w:b/>
+          <w:bCs/>
+        </w:rPr>
+        <w:t>Requerimientos Funcionales:</w:t>
+      </w:r>
+    </w:p>
+    <w:p>
+      <w:pPr>
+        <w:numPr>
+          <w:ilvl w:val="1"/>
+          <w:numId w:val="22"/>
+        </w:numPr>
+        <w:spacing w:after="0"/>
+      </w:pPr>
+      <w:r>
+        <w:t xml:space="preserve">Un menú interactivo (ciclo </w:t>
+      </w:r>
+      <w:proofErr w:type="spellStart"/>
+      <w:r>
+        <w:t>while</w:t>
+      </w:r>
+      <w:proofErr w:type="spellEnd"/>
+      <w:r>
+        <w:t xml:space="preserve">) </w:t>
+      </w:r>
+      <w:r>
+        <w:t>por ejemplo</w:t>
+      </w:r>
+      <w:r>
+        <w:t xml:space="preserve">: "Registrar Ingreso", "Registrar </w:t>
+      </w:r>
+      <w:r>
+        <w:t>Nota</w:t>
+      </w:r>
+      <w:r>
+        <w:t>", "</w:t>
+      </w:r>
+      <w:r>
+        <w:t>Ver Promedio</w:t>
+      </w:r>
+      <w:r>
+        <w:t>", "Salir".</w:t>
+      </w:r>
+    </w:p>
+    <w:p>
+      <w:pPr>
+        <w:numPr>
+          <w:ilvl w:val="1"/>
+          <w:numId w:val="22"/>
+        </w:numPr>
+        <w:spacing w:after="0"/>
+      </w:pPr>
+      <w:r>
+        <w:t xml:space="preserve">Uso de </w:t>
+      </w:r>
+      <w:proofErr w:type="gramStart"/>
+      <w:r>
+        <w:rPr>
+          <w:b/>
+          <w:bCs/>
+        </w:rPr>
+        <w:t>Diccionarios</w:t>
+      </w:r>
+      <w:r>
+        <w:t xml:space="preserve"> </w:t>
+      </w:r>
+      <w:r>
+        <w:t xml:space="preserve"> o</w:t>
+      </w:r>
+      <w:proofErr w:type="gramEnd"/>
+      <w:r>
+        <w:t xml:space="preserve"> </w:t>
+      </w:r>
+      <w:r>
+        <w:t xml:space="preserve">Uso de </w:t>
+      </w:r>
+      <w:r>
+        <w:rPr>
+          <w:b/>
+          <w:bCs/>
+        </w:rPr>
+        <w:t>Listas</w:t>
+      </w:r>
+      <w:r>
+        <w:t>.</w:t>
+      </w:r>
+    </w:p>
+    <w:p>
+      <w:pPr>
+        <w:numPr>
+          <w:ilvl w:val="1"/>
+          <w:numId w:val="22"/>
+        </w:numPr>
+        <w:spacing w:after="0"/>
+      </w:pPr>
+      <w:r>
+        <w:t xml:space="preserve">Uso de </w:t>
+      </w:r>
+      <w:r>
+        <w:rPr>
+          <w:b/>
+          <w:bCs/>
+        </w:rPr>
+        <w:t>Funciones</w:t>
+      </w:r>
+      <w:r>
+        <w:t xml:space="preserve"> para separar la lógica (</w:t>
+      </w:r>
+      <w:proofErr w:type="spellStart"/>
+      <w:r>
+        <w:t>ej</w:t>
+      </w:r>
+      <w:proofErr w:type="spellEnd"/>
+      <w:r>
+        <w:t xml:space="preserve">: </w:t>
+      </w:r>
+      <w:proofErr w:type="spellStart"/>
+      <w:r>
+        <w:t>def</w:t>
+      </w:r>
+      <w:proofErr w:type="spellEnd"/>
+      <w:r>
+        <w:t xml:space="preserve"> </w:t>
+      </w:r>
+      <w:proofErr w:type="spellStart"/>
+      <w:r>
+        <w:t>registrar_</w:t>
+      </w:r>
+      <w:r>
+        <w:t>nota</w:t>
+      </w:r>
+      <w:proofErr w:type="spellEnd"/>
+      <w:r>
+        <w:t>(...)).</w:t>
       </w:r>
     </w:p>
     <w:p>
       <w:pPr>
         <w:numPr>
           <w:ilvl w:val="0"/>
-          <w:numId w:val="27"/>
+          <w:numId w:val="22"/>
         </w:numPr>
-      </w:pPr>
-      <w:r>
-        <w:rPr>
-          <w:b/>
-          <w:bCs/>
-        </w:rPr>
-        <w:t xml:space="preserve">Repositorio y Estrategia </w:t>
+        <w:spacing w:after="0"/>
+      </w:pPr>
+      <w:r>
+        <w:rPr>
+          <w:b/>
+          <w:bCs/>
+        </w:rPr>
+        <w:t xml:space="preserve">Requerimiento de </w:t>
       </w:r>
       <w:proofErr w:type="spellStart"/>
       <w:r>
@@ -477,7 +518,7 @@
           <w:b/>
           <w:bCs/>
         </w:rPr>
-        <w:t>GitFlow</w:t>
+        <w:t>Versionamiento</w:t>
       </w:r>
       <w:proofErr w:type="spellEnd"/>
       <w:r>
@@ -487,24 +528,590 @@
         </w:rPr>
         <w:t>:</w:t>
       </w:r>
-      <w:r>
-        <w:t xml:space="preserve"> El repositorio debe estar creado con una estructura clara. Deben evidenciar en el historial de </w:t>
+    </w:p>
+    <w:p>
+      <w:pPr>
+        <w:numPr>
+          <w:ilvl w:val="1"/>
+          <w:numId w:val="23"/>
+        </w:numPr>
+        <w:spacing w:after="0"/>
+      </w:pPr>
+      <w:r>
+        <w:t>El proyecto debe tener un repositorio Git iniciado.</w:t>
+      </w:r>
+    </w:p>
+    <w:p>
+      <w:pPr>
+        <w:numPr>
+          <w:ilvl w:val="1"/>
+          <w:numId w:val="23"/>
+        </w:numPr>
+        <w:spacing w:after="0"/>
+      </w:pPr>
+      <w:r>
+        <w:t xml:space="preserve">Deben existir al menos 3 ramas: </w:t>
       </w:r>
       <w:proofErr w:type="spellStart"/>
       <w:r>
+        <w:t>main</w:t>
+      </w:r>
+      <w:proofErr w:type="spellEnd"/>
+      <w:r>
+        <w:t xml:space="preserve">, </w:t>
+      </w:r>
+      <w:proofErr w:type="spellStart"/>
+      <w:r>
+        <w:t>feature</w:t>
+      </w:r>
+      <w:proofErr w:type="spellEnd"/>
+      <w:r>
+        <w:t>/</w:t>
+      </w:r>
+      <w:r>
+        <w:t>notas</w:t>
+      </w:r>
+      <w:r>
+        <w:t xml:space="preserve">, </w:t>
+      </w:r>
+      <w:proofErr w:type="spellStart"/>
+      <w:r>
+        <w:t>feature</w:t>
+      </w:r>
+      <w:proofErr w:type="spellEnd"/>
+      <w:r>
+        <w:t>/</w:t>
+      </w:r>
+      <w:r>
+        <w:t>aprueba</w:t>
+      </w:r>
+      <w:r>
+        <w:t>.</w:t>
+      </w:r>
+    </w:p>
+    <w:p>
+      <w:pPr>
+        <w:numPr>
+          <w:ilvl w:val="1"/>
+          <w:numId w:val="23"/>
+        </w:numPr>
+        <w:spacing w:after="0"/>
+      </w:pPr>
+      <w:r>
+        <w:t xml:space="preserve">Historial de </w:t>
+      </w:r>
+      <w:proofErr w:type="spellStart"/>
+      <w:r>
         <w:t>commits</w:t>
       </w:r>
       <w:proofErr w:type="spellEnd"/>
       <w:r>
-        <w:t xml:space="preserve"> que están usando ramas separadas para trabajar (ej. </w:t>
+        <w:t xml:space="preserve"> limpio y descriptivo.</w:t>
+      </w:r>
+    </w:p>
+    <w:p>
+      <w:pPr>
+        <w:spacing w:after="0"/>
+      </w:pPr>
+      <w:r>
+        <w:rPr>
+          <w:b/>
+          <w:bCs/>
+        </w:rPr>
+        <w:t>Evaluación Momento 1:</w:t>
+      </w:r>
+    </w:p>
+    <w:p>
+      <w:pPr>
+        <w:numPr>
+          <w:ilvl w:val="0"/>
+          <w:numId w:val="24"/>
+        </w:numPr>
+        <w:spacing w:after="0"/>
+      </w:pPr>
+      <w:r>
+        <w:rPr>
+          <w:b/>
+          <w:bCs/>
+        </w:rPr>
+        <w:t>Conocimiento:</w:t>
+      </w:r>
+      <w:r>
+        <w:t xml:space="preserve"> </w:t>
+      </w:r>
+      <w:r>
+        <w:t>Defensa oral sobre la implementación de la entrega</w:t>
+      </w:r>
+    </w:p>
+    <w:p>
+      <w:pPr>
+        <w:numPr>
+          <w:ilvl w:val="0"/>
+          <w:numId w:val="24"/>
+        </w:numPr>
+        <w:spacing w:after="0"/>
+      </w:pPr>
+      <w:r>
+        <w:rPr>
+          <w:b/>
+          <w:bCs/>
+        </w:rPr>
+        <w:t>Desempeño:</w:t>
+      </w:r>
+      <w:r>
+        <w:t xml:space="preserve"> ¿El estudiante sabe </w:t>
+      </w:r>
+      <w:r>
+        <w:t>versionar</w:t>
+      </w:r>
+      <w:r>
+        <w:t>? ¿Sabe clonar su repo?</w:t>
+      </w:r>
+      <w:r>
+        <w:t xml:space="preserve"> ¿Cómo crear un repo?</w:t>
+      </w:r>
+    </w:p>
+    <w:p>
+      <w:pPr>
+        <w:numPr>
+          <w:ilvl w:val="0"/>
+          <w:numId w:val="24"/>
+        </w:numPr>
+        <w:spacing w:after="0"/>
+      </w:pPr>
+      <w:r>
+        <w:rPr>
+          <w:b/>
+          <w:bCs/>
+        </w:rPr>
+        <w:t>Producto:</w:t>
+      </w:r>
+      <w:r>
+        <w:t xml:space="preserve"> El script .</w:t>
       </w:r>
       <w:proofErr w:type="spellStart"/>
       <w:r>
+        <w:t>py</w:t>
+      </w:r>
+      <w:proofErr w:type="spellEnd"/>
+      <w:r>
+        <w:t xml:space="preserve"> funciona sin errores de sintaxis y el repo en GitHub tiene la estructura correcta.</w:t>
+      </w:r>
+    </w:p>
+    <w:p>
+      <w:pPr>
+        <w:rPr>
+          <w:b/>
+          <w:bCs/>
+        </w:rPr>
+      </w:pPr>
+      <w:r>
+        <w:rPr>
+          <w:b/>
+          <w:bCs/>
+        </w:rPr>
+        <w:t>Momento 2:</w:t>
+      </w:r>
+    </w:p>
+    <w:p>
+      <w:pPr>
+        <w:spacing w:after="0"/>
+      </w:pPr>
+      <w:r>
+        <w:t>C</w:t>
+      </w:r>
+      <w:r>
+        <w:t xml:space="preserve">onstruir una aplicación de análisis de datos en Python. El reto consiste en crear un </w:t>
+      </w:r>
+      <w:r>
+        <w:rPr>
+          <w:b/>
+          <w:bCs/>
+        </w:rPr>
+        <w:t xml:space="preserve">módulo de funciones </w:t>
+      </w:r>
+      <w:r>
+        <w:t>que pueda limpiar y preparar datos, y luego usar ese módulo en un script principal para responder preguntas clave sobre la información de su proyecto.</w:t>
+      </w:r>
+    </w:p>
+    <w:p>
+      <w:pPr>
+        <w:spacing w:after="0"/>
+      </w:pPr>
+      <w:r>
+        <w:t>C</w:t>
+      </w:r>
+      <w:r>
+        <w:t xml:space="preserve">onfiguración de un </w:t>
+      </w:r>
+      <w:r>
+        <w:rPr>
+          <w:b/>
+          <w:bCs/>
+        </w:rPr>
+        <w:t>Entorno Virtual</w:t>
+      </w:r>
+      <w:r>
+        <w:t xml:space="preserve"> (</w:t>
+      </w:r>
+      <w:proofErr w:type="spellStart"/>
+      <w:r>
+        <w:t>venv</w:t>
+      </w:r>
+      <w:proofErr w:type="spellEnd"/>
+      <w:r>
+        <w:t>) para aislar el proyecto.</w:t>
+      </w:r>
+    </w:p>
+    <w:p>
+      <w:pPr>
+        <w:spacing w:after="0"/>
+      </w:pPr>
+      <w:r>
+        <w:t xml:space="preserve">Uso de </w:t>
+      </w:r>
+      <w:r>
+        <w:rPr>
+          <w:b/>
+          <w:bCs/>
+        </w:rPr>
+        <w:t>Pandas</w:t>
+      </w:r>
+      <w:r>
+        <w:t xml:space="preserve"> para cargar el archivo CSV en un </w:t>
+      </w:r>
+      <w:proofErr w:type="spellStart"/>
+      <w:r>
+        <w:t>DataFrame</w:t>
+      </w:r>
+      <w:proofErr w:type="spellEnd"/>
+      <w:r>
+        <w:t>.</w:t>
+      </w:r>
+    </w:p>
+    <w:p>
+      <w:pPr>
+        <w:spacing w:after="0"/>
+      </w:pPr>
+      <w:r>
+        <w:t>Limpieza de datos: Detectar si hay filas vacías o datos erróneos en el CSV y corregirlos/eliminarlos.</w:t>
+      </w:r>
+      <w:r>
+        <w:br/>
+      </w:r>
+      <w:r>
+        <w:t xml:space="preserve">Uso </w:t>
+      </w:r>
+      <w:proofErr w:type="gramStart"/>
+      <w:r>
+        <w:t>de .</w:t>
+      </w:r>
+      <w:proofErr w:type="spellStart"/>
+      <w:r>
+        <w:t>gitignore</w:t>
+      </w:r>
+      <w:proofErr w:type="spellEnd"/>
+      <w:proofErr w:type="gramEnd"/>
+      <w:r>
+        <w:t xml:space="preserve"> para no subir el entorno virtual ni archivos basura.</w:t>
+      </w:r>
+    </w:p>
+    <w:p>
+      <w:pPr>
+        <w:spacing w:after="0"/>
+      </w:pPr>
+      <w:r>
+        <w:t>C</w:t>
+      </w:r>
+      <w:r>
+        <w:t xml:space="preserve">reación de una rama </w:t>
+      </w:r>
+      <w:proofErr w:type="spellStart"/>
+      <w:r>
+        <w:t>release</w:t>
+      </w:r>
+      <w:proofErr w:type="spellEnd"/>
+      <w:r>
+        <w:t>/analisis-v1.</w:t>
+      </w:r>
+    </w:p>
+    <w:p>
+      <w:r>
+        <w:t>La entrega no es solo el código, sino la evidencia de un proceso de desarrollo estructurado, gestionado a través de un repositorio en Git</w:t>
+      </w:r>
+      <w:r>
+        <w:t xml:space="preserve"> </w:t>
+      </w:r>
+      <w:proofErr w:type="spellStart"/>
+      <w:r>
+        <w:t>flow</w:t>
+      </w:r>
+      <w:proofErr w:type="spellEnd"/>
+      <w:r>
+        <w:t>.</w:t>
+      </w:r>
+    </w:p>
+    <w:p>
+      <w:pPr>
+        <w:spacing w:after="0"/>
+        <w:rPr>
+          <w:b/>
+          <w:bCs/>
+        </w:rPr>
+      </w:pPr>
+      <w:r>
+        <w:rPr>
+          <w:b/>
+          <w:bCs/>
+        </w:rPr>
+        <w:t>Entrega esperada</w:t>
+      </w:r>
+    </w:p>
+    <w:p>
+      <w:pPr>
+        <w:spacing w:after="0"/>
+      </w:pPr>
+      <w:r>
+        <w:t>Una función para cargar datos</w:t>
+      </w:r>
+    </w:p>
+    <w:p>
+      <w:pPr>
+        <w:spacing w:after="0"/>
+      </w:pPr>
+      <w:r>
+        <w:t>Una función para manejar valores nulos</w:t>
+      </w:r>
+    </w:p>
+    <w:p>
+      <w:pPr>
+        <w:spacing w:after="0"/>
+      </w:pPr>
+      <w:r>
+        <w:t>Una función para estandarizar texto</w:t>
+      </w:r>
+      <w:r>
+        <w:t xml:space="preserve">, </w:t>
+      </w:r>
+      <w:r>
+        <w:t>convertir a minúsculas, quitar espacios extra</w:t>
+      </w:r>
+      <w:r>
+        <w:t>.</w:t>
+      </w:r>
+    </w:p>
+    <w:p>
+      <w:pPr>
+        <w:spacing w:after="0"/>
+      </w:pPr>
+      <w:r>
+        <w:t xml:space="preserve">Una función de limpieza específica para su </w:t>
+      </w:r>
+      <w:proofErr w:type="gramStart"/>
+      <w:r>
+        <w:t>proyecto</w:t>
+      </w:r>
+      <w:r>
+        <w:t>(</w:t>
+      </w:r>
+      <w:proofErr w:type="gramEnd"/>
+      <w:r>
+        <w:t xml:space="preserve">eliminar un símbolo de moneda, </w:t>
+      </w:r>
+      <w:proofErr w:type="spellStart"/>
+      <w:r>
+        <w:t>etc</w:t>
+      </w:r>
+      <w:proofErr w:type="spellEnd"/>
+      <w:r>
+        <w:t>), si existiera.</w:t>
+      </w:r>
+    </w:p>
+    <w:p>
+      <w:pPr>
+        <w:spacing w:after="0"/>
+        <w:rPr>
+          <w:b/>
+          <w:bCs/>
+        </w:rPr>
+      </w:pPr>
+      <w:r>
+        <w:t xml:space="preserve">Realizar operaciones de </w:t>
+      </w:r>
+      <w:r>
+        <w:rPr>
+          <w:b/>
+          <w:bCs/>
+        </w:rPr>
+        <w:t>filtrado, combinación (</w:t>
+      </w:r>
+      <w:proofErr w:type="spellStart"/>
+      <w:r>
+        <w:rPr>
+          <w:b/>
+          <w:bCs/>
+        </w:rPr>
+        <w:t>merge</w:t>
+      </w:r>
+      <w:proofErr w:type="spellEnd"/>
+      <w:r>
+        <w:rPr>
+          <w:b/>
+          <w:bCs/>
+        </w:rPr>
+        <w:t>) y agrupación (</w:t>
+      </w:r>
+      <w:proofErr w:type="spellStart"/>
+      <w:r>
+        <w:rPr>
+          <w:b/>
+          <w:bCs/>
+        </w:rPr>
+        <w:t>groupby</w:t>
+      </w:r>
+      <w:proofErr w:type="spellEnd"/>
+      <w:r>
+        <w:rPr>
+          <w:b/>
+          <w:bCs/>
+        </w:rPr>
+        <w:t>)</w:t>
+      </w:r>
+    </w:p>
+    <w:p>
+      <w:pPr>
+        <w:spacing w:after="0"/>
+      </w:pPr>
+      <w:r>
+        <w:rPr>
+          <w:b/>
+          <w:bCs/>
+        </w:rPr>
+        <w:t>Imprimir</w:t>
+      </w:r>
+      <w:r>
+        <w:t xml:space="preserve"> en la consola las respuestas</w:t>
+      </w:r>
+    </w:p>
+    <w:p>
+      <w:pPr>
+        <w:spacing w:after="0"/>
+      </w:pPr>
+    </w:p>
+    <w:p>
+      <w:pPr>
+        <w:spacing w:after="0"/>
+        <w:rPr>
+          <w:b/>
+          <w:bCs/>
+        </w:rPr>
+      </w:pPr>
+      <w:r>
+        <w:rPr>
+          <w:b/>
+          <w:bCs/>
+        </w:rPr>
+        <w:t>Datos del Proyecto (data/)</w:t>
+      </w:r>
+    </w:p>
+    <w:p>
+      <w:pPr>
+        <w:spacing w:after="0"/>
+      </w:pPr>
+      <w:r>
+        <w:t xml:space="preserve">Cada grupo deberá </w:t>
+      </w:r>
+      <w:r>
+        <w:rPr>
+          <w:b/>
+          <w:bCs/>
+        </w:rPr>
+        <w:t>crear y poblar</w:t>
+      </w:r>
+      <w:r>
+        <w:t xml:space="preserve"> al menos dos archivos de datos (.</w:t>
+      </w:r>
+      <w:proofErr w:type="spellStart"/>
+      <w:r>
+        <w:t>csv</w:t>
+      </w:r>
+      <w:proofErr w:type="spellEnd"/>
+      <w:r>
+        <w:t xml:space="preserve"> y/</w:t>
+      </w:r>
+      <w:proofErr w:type="gramStart"/>
+      <w:r>
+        <w:t>o .</w:t>
+      </w:r>
+      <w:proofErr w:type="spellStart"/>
+      <w:r>
+        <w:t>json</w:t>
+      </w:r>
+      <w:proofErr w:type="spellEnd"/>
+      <w:proofErr w:type="gramEnd"/>
+      <w:r>
+        <w:t xml:space="preserve">) con información relevante para su proyecto (mínimo </w:t>
+      </w:r>
+      <w:r>
+        <w:t>100</w:t>
+      </w:r>
+      <w:r>
+        <w:t xml:space="preserve"> registros por archivo</w:t>
+      </w:r>
+      <w:r>
+        <w:t xml:space="preserve"> de origen deben estar sucios</w:t>
+      </w:r>
+      <w:r>
+        <w:t>). Los datos deben estar relacionados (ej. tabla de usuarios y tabla de préstamos; tabla de productos y tabla de envíos) para que se pueda realizar una unión (</w:t>
+      </w:r>
+      <w:proofErr w:type="spellStart"/>
+      <w:r>
+        <w:t>merge</w:t>
+      </w:r>
+      <w:proofErr w:type="spellEnd"/>
+      <w:r>
+        <w:t xml:space="preserve">). Los datos </w:t>
+      </w:r>
+      <w:r>
+        <w:lastRenderedPageBreak/>
+        <w:t>deben contener algunos "problemas" (valores nulos, inconsistencias de texto, etc.) para que el módulo de preprocesamiento sea útil.</w:t>
+      </w:r>
+    </w:p>
+    <w:p>
+      <w:pPr>
+        <w:spacing w:after="0"/>
+      </w:pPr>
+    </w:p>
+    <w:p>
+      <w:pPr>
+        <w:spacing w:after="0"/>
+        <w:rPr>
+          <w:b/>
+          <w:bCs/>
+        </w:rPr>
+      </w:pPr>
+      <w:r>
+        <w:rPr>
+          <w:b/>
+          <w:bCs/>
+        </w:rPr>
+        <w:t>Git Flow</w:t>
+      </w:r>
+    </w:p>
+    <w:p>
+      <w:pPr>
+        <w:spacing w:after="0"/>
+      </w:pPr>
+      <w:r>
+        <w:t xml:space="preserve">Un repositorio en GitHub con una rama </w:t>
+      </w:r>
+      <w:proofErr w:type="spellStart"/>
+      <w:r>
         <w:t>main</w:t>
       </w:r>
       <w:proofErr w:type="spellEnd"/>
       <w:r>
-        <w:t xml:space="preserve">, </w:t>
+        <w:t xml:space="preserve"> protegida y una rama </w:t>
       </w:r>
       <w:proofErr w:type="spellStart"/>
       <w:r>
@@ -512,705 +1119,927 @@
       </w:r>
       <w:proofErr w:type="spellEnd"/>
       <w:r>
-        <w:t xml:space="preserve">, </w:t>
+        <w:t xml:space="preserve"> como base de trabajo.</w:t>
+      </w:r>
+    </w:p>
+    <w:p>
+      <w:pPr>
+        <w:spacing w:after="0"/>
+      </w:pPr>
+      <w:r>
+        <w:t xml:space="preserve">El uso de </w:t>
+      </w:r>
+      <w:r>
+        <w:rPr>
+          <w:b/>
+          <w:bCs/>
+        </w:rPr>
+        <w:t xml:space="preserve">ramas de </w:t>
       </w:r>
       <w:proofErr w:type="spellStart"/>
       <w:r>
+        <w:rPr>
+          <w:b/>
+          <w:bCs/>
+        </w:rPr>
         <w:t>feature</w:t>
       </w:r>
       <w:proofErr w:type="spellEnd"/>
       <w:r>
-        <w:t>/</w:t>
+        <w:t xml:space="preserve"> (</w:t>
       </w:r>
       <w:proofErr w:type="spellStart"/>
       <w:r>
-        <w:t>analisis</w:t>
+        <w:t>feature</w:t>
       </w:r>
       <w:proofErr w:type="spellEnd"/>
       <w:r>
-        <w:t>-inicial) y que hacen fusiones (</w:t>
+        <w:t>/)</w:t>
+      </w:r>
+    </w:p>
+    <w:p>
+      <w:pPr>
+        <w:spacing w:after="0"/>
+      </w:pPr>
+      <w:r>
+        <w:t xml:space="preserve">El uso de </w:t>
+      </w:r>
+      <w:r>
+        <w:rPr>
+          <w:b/>
+          <w:bCs/>
+        </w:rPr>
+        <w:t xml:space="preserve">Pull </w:t>
       </w:r>
       <w:proofErr w:type="spellStart"/>
+      <w:r>
+        <w:rPr>
+          <w:b/>
+          <w:bCs/>
+        </w:rPr>
+        <w:t>Requests</w:t>
+      </w:r>
+      <w:proofErr w:type="spellEnd"/>
+      <w:r>
+        <w:rPr>
+          <w:b/>
+          <w:bCs/>
+        </w:rPr>
+        <w:t xml:space="preserve"> (</w:t>
+      </w:r>
+      <w:proofErr w:type="spellStart"/>
+      <w:r>
+        <w:rPr>
+          <w:b/>
+          <w:bCs/>
+        </w:rPr>
+        <w:t>PRs</w:t>
+      </w:r>
+      <w:proofErr w:type="spellEnd"/>
+      <w:r>
+        <w:rPr>
+          <w:b/>
+          <w:bCs/>
+        </w:rPr>
+        <w:t>)</w:t>
+      </w:r>
+      <w:r>
+        <w:t xml:space="preserve"> para fusionar las ramas de </w:t>
+      </w:r>
+      <w:proofErr w:type="spellStart"/>
+      <w:r>
+        <w:t>feature</w:t>
+      </w:r>
+      <w:proofErr w:type="spellEnd"/>
+      <w:r>
+        <w:t xml:space="preserve"> en </w:t>
+      </w:r>
+      <w:proofErr w:type="spellStart"/>
+      <w:r>
+        <w:t>develop</w:t>
+      </w:r>
+      <w:proofErr w:type="spellEnd"/>
+    </w:p>
+    <w:p>
+      <w:pPr>
+        <w:spacing w:after="0"/>
+      </w:pPr>
+    </w:p>
+    <w:p>
+      <w:pPr>
+        <w:spacing w:after="0"/>
+        <w:rPr>
+          <w:b/>
+          <w:bCs/>
+        </w:rPr>
+      </w:pPr>
+      <w:r>
+        <w:rPr>
+          <w:b/>
+          <w:bCs/>
+        </w:rPr>
+        <w:t>Preguntas de Análisis</w:t>
+      </w:r>
+    </w:p>
+    <w:p>
+      <w:pPr>
+        <w:spacing w:after="0"/>
+      </w:pPr>
+      <w:r>
+        <w:t>El script analisis.py debe responder, como mínimo, a las siguientes preguntas genéricas adaptadas a su proyecto:</w:t>
+      </w:r>
+    </w:p>
+    <w:p>
+      <w:pPr>
+        <w:numPr>
+          <w:ilvl w:val="0"/>
+          <w:numId w:val="16"/>
+        </w:numPr>
+        <w:spacing w:after="0"/>
+      </w:pPr>
+      <w:r>
+        <w:rPr>
+          <w:b/>
+          <w:bCs/>
+        </w:rPr>
+        <w:t>Análisis de Frecuencia:</w:t>
+      </w:r>
+      <w:r>
+        <w:t xml:space="preserve"> ¿Cuál es el elemento (producto, estudiante, libro, etc.) con la mayor cantidad de registros o transacciones en los datos?</w:t>
+      </w:r>
+    </w:p>
+    <w:p>
+      <w:pPr>
+        <w:numPr>
+          <w:ilvl w:val="0"/>
+          <w:numId w:val="16"/>
+        </w:numPr>
+        <w:spacing w:after="0"/>
+      </w:pPr>
+      <w:r>
+        <w:rPr>
+          <w:b/>
+          <w:bCs/>
+        </w:rPr>
+        <w:t>Análisis de Agregación:</w:t>
+      </w:r>
+      <w:r>
+        <w:t xml:space="preserve"> Calcular una métrica clave agrupada por una categoría.</w:t>
+      </w:r>
+    </w:p>
+    <w:p>
+      <w:pPr>
+        <w:numPr>
+          <w:ilvl w:val="1"/>
+          <w:numId w:val="16"/>
+        </w:numPr>
+        <w:spacing w:after="0"/>
+      </w:pPr>
       <w:r>
         <w:rPr>
           <w:i/>
           <w:iCs/>
         </w:rPr>
-        <w:t>merges</w:t>
-      </w:r>
-      <w:proofErr w:type="spellEnd"/>
-      <w:r>
-        <w:t>).</w:t>
+        <w:t>Ejemplo Logística:</w:t>
+      </w:r>
+      <w:r>
+        <w:t xml:space="preserve"> ¿Cuál es el número total de unidades por bodega?</w:t>
+      </w:r>
+    </w:p>
+    <w:p>
+      <w:pPr>
+        <w:numPr>
+          <w:ilvl w:val="1"/>
+          <w:numId w:val="16"/>
+        </w:numPr>
+        <w:spacing w:after="0"/>
+      </w:pPr>
+      <w:r>
+        <w:rPr>
+          <w:i/>
+          <w:iCs/>
+        </w:rPr>
+        <w:t>Ejemplo Notas:</w:t>
+      </w:r>
+      <w:r>
+        <w:t xml:space="preserve"> ¿Cuál es la nota promedio por materia?</w:t>
+      </w:r>
+    </w:p>
+    <w:p>
+      <w:pPr>
+        <w:numPr>
+          <w:ilvl w:val="1"/>
+          <w:numId w:val="16"/>
+        </w:numPr>
+        <w:spacing w:after="0"/>
+      </w:pPr>
+      <w:r>
+        <w:rPr>
+          <w:i/>
+          <w:iCs/>
+        </w:rPr>
+        <w:t>Ejemplo Biblioteca:</w:t>
+      </w:r>
+      <w:r>
+        <w:t xml:space="preserve"> ¿Cuál es el promedio de días de préstamo por categoría de libro?</w:t>
       </w:r>
     </w:p>
     <w:p>
       <w:pPr>
         <w:numPr>
           <w:ilvl w:val="0"/>
-          <w:numId w:val="27"/>
+          <w:numId w:val="16"/>
         </w:numPr>
-      </w:pPr>
-      <w:r>
-        <w:rPr>
-          <w:b/>
-          <w:bCs/>
-        </w:rPr>
-        <w:t>Configuración del Entorno:</w:t>
-      </w:r>
-      <w:r>
-        <w:t xml:space="preserve"> El repositorio debe incluir el archivo de requerimientos (requirements.txt) </w:t>
-      </w:r>
-      <w:r>
-        <w:t>y</w:t>
-      </w:r>
-      <w:r>
-        <w:t xml:space="preserve"> el entorno virtual configurado, y un README.md que explique cómo clonar y ejecutar el proyecto.</w:t>
+        <w:spacing w:after="0"/>
+      </w:pPr>
+      <w:r>
+        <w:rPr>
+          <w:b/>
+          <w:bCs/>
+        </w:rPr>
+        <w:t>Análisis con Filtrado y Conteo:</w:t>
+      </w:r>
+      <w:r>
+        <w:t xml:space="preserve"> Segmentar los datos y contar cuántos elementos cumplen una condición específica.</w:t>
+      </w:r>
+    </w:p>
+    <w:p>
+      <w:pPr>
+        <w:numPr>
+          <w:ilvl w:val="1"/>
+          <w:numId w:val="16"/>
+        </w:numPr>
+        <w:spacing w:after="0"/>
+      </w:pPr>
+      <w:r>
+        <w:rPr>
+          <w:i/>
+          <w:iCs/>
+        </w:rPr>
+        <w:t>Ejemplo Logística:</w:t>
+      </w:r>
+      <w:r>
+        <w:t xml:space="preserve"> ¿Cuántos envíos están en estado "Retrasado"?</w:t>
+      </w:r>
+    </w:p>
+    <w:p>
+      <w:pPr>
+        <w:numPr>
+          <w:ilvl w:val="1"/>
+          <w:numId w:val="16"/>
+        </w:numPr>
+        <w:spacing w:after="0"/>
+      </w:pPr>
+      <w:r>
+        <w:rPr>
+          <w:i/>
+          <w:iCs/>
+        </w:rPr>
+        <w:t>Ejemplo Notas:</w:t>
+      </w:r>
+      <w:r>
+        <w:t xml:space="preserve"> ¿Cuántos estudiantes aprobaron la materia "Cálculo" (nota &gt; 3)?</w:t>
+      </w:r>
+    </w:p>
+    <w:p>
+      <w:pPr>
+        <w:numPr>
+          <w:ilvl w:val="1"/>
+          <w:numId w:val="16"/>
+        </w:numPr>
+        <w:spacing w:after="0"/>
+      </w:pPr>
+      <w:r>
+        <w:rPr>
+          <w:i/>
+          <w:iCs/>
+        </w:rPr>
+        <w:t>Ejemplo Biblioteca:</w:t>
+      </w:r>
+      <w:r>
+        <w:t xml:space="preserve"> ¿Cuántos libros del autor "Gabriel García Márquez" están actualmente prestados?</w:t>
+      </w:r>
+    </w:p>
+    <w:p>
+      <w:pPr>
+        <w:spacing w:after="0"/>
+      </w:pPr>
+    </w:p>
+    <w:p>
+      <w:pPr>
+        <w:spacing w:after="0"/>
+        <w:rPr>
+          <w:b/>
+          <w:bCs/>
+        </w:rPr>
+      </w:pPr>
+      <w:r>
+        <w:rPr>
+          <w:b/>
+          <w:bCs/>
+        </w:rPr>
+        <w:t>Documentación (README.md)</w:t>
+      </w:r>
+    </w:p>
+    <w:p>
+      <w:pPr>
+        <w:spacing w:after="0"/>
+      </w:pPr>
+      <w:r>
+        <w:t>El archivo README.md es la cara de su proyecto. Debe incluir:</w:t>
       </w:r>
     </w:p>
     <w:p>
       <w:pPr>
         <w:numPr>
           <w:ilvl w:val="0"/>
-          <w:numId w:val="27"/>
+          <w:numId w:val="17"/>
         </w:numPr>
-      </w:pPr>
-      <w:r>
-        <w:rPr>
-          <w:b/>
-          <w:bCs/>
-        </w:rPr>
-        <w:t>Script de Lógica Base (Archivo.py):</w:t>
-      </w:r>
-      <w:r>
-        <w:t xml:space="preserve"> Un código en Python que demuestre el uso de variables, </w:t>
-      </w:r>
-      <w:r>
-        <w:t xml:space="preserve">un menú interactivo (ciclo </w:t>
+        <w:spacing w:after="0"/>
+      </w:pPr>
+      <w:r>
+        <w:t>Una breve descripción del proyecto.</w:t>
+      </w:r>
+    </w:p>
+    <w:p>
+      <w:pPr>
+        <w:numPr>
+          <w:ilvl w:val="0"/>
+          <w:numId w:val="17"/>
+        </w:numPr>
+        <w:spacing w:after="0"/>
+      </w:pPr>
+      <w:r>
+        <w:t>Instrucciones claras sobre cómo configurar el entorno y ejecutar el script analisis.py.</w:t>
+      </w:r>
+    </w:p>
+    <w:p>
+      <w:pPr>
+        <w:spacing w:after="0"/>
+      </w:pPr>
+    </w:p>
+    <w:p/>
+    <w:p>
+      <w:pPr>
+        <w:spacing w:after="0"/>
+      </w:pPr>
+      <w:r>
+        <w:rPr>
+          <w:b/>
+          <w:bCs/>
+        </w:rPr>
+        <w:t>Evaluación Momento 2:</w:t>
+      </w:r>
+    </w:p>
+    <w:p>
+      <w:pPr>
+        <w:numPr>
+          <w:ilvl w:val="0"/>
+          <w:numId w:val="25"/>
+        </w:numPr>
+        <w:spacing w:after="0"/>
+      </w:pPr>
+      <w:r>
+        <w:rPr>
+          <w:b/>
+          <w:bCs/>
+        </w:rPr>
+        <w:t>Conocimiento:</w:t>
+      </w:r>
+      <w:r>
+        <w:t xml:space="preserve"> Explicar qué es un </w:t>
       </w:r>
       <w:proofErr w:type="spellStart"/>
       <w:r>
-        <w:t>while</w:t>
+        <w:t>DataFrame</w:t>
       </w:r>
       <w:proofErr w:type="spellEnd"/>
       <w:r>
-        <w:t>) por ejemplo: "Registrar Ingreso", "Registrar Nota", "Ver Promedio", "Salir". Uso de Diccionarios o Uso de Listas. Uso de Funciones para separar la lógica (</w:t>
+        <w:t xml:space="preserve"> y por qué usamos entornos virtuales.</w:t>
+      </w:r>
+    </w:p>
+    <w:p>
+      <w:pPr>
+        <w:numPr>
+          <w:ilvl w:val="0"/>
+          <w:numId w:val="25"/>
+        </w:numPr>
+        <w:spacing w:after="0"/>
+      </w:pPr>
+      <w:r>
+        <w:rPr>
+          <w:b/>
+          <w:bCs/>
+        </w:rPr>
+        <w:t>Desempeño:</w:t>
+      </w:r>
+      <w:r>
+        <w:t xml:space="preserve"> Capacidad de instalar librerías con </w:t>
       </w:r>
       <w:proofErr w:type="spellStart"/>
       <w:r>
-        <w:t>ej</w:t>
+        <w:t>pip</w:t>
       </w:r>
       <w:proofErr w:type="spellEnd"/>
       <w:r>
-        <w:t xml:space="preserve">: </w:t>
+        <w:t xml:space="preserve"> y gestionar dependencias en requirements.txt.</w:t>
+      </w:r>
+    </w:p>
+    <w:p>
+      <w:pPr>
+        <w:numPr>
+          <w:ilvl w:val="0"/>
+          <w:numId w:val="25"/>
+        </w:numPr>
+        <w:spacing w:after="0"/>
+      </w:pPr>
+      <w:r>
+        <w:rPr>
+          <w:b/>
+          <w:bCs/>
+        </w:rPr>
+        <w:t>Producto:</w:t>
+      </w:r>
+      <w:r>
+        <w:t xml:space="preserve"> </w:t>
+      </w:r>
+      <w:r>
+        <w:t>El script .</w:t>
       </w:r>
       <w:proofErr w:type="spellStart"/>
       <w:r>
-        <w:t>def</w:t>
+        <w:t>py</w:t>
       </w:r>
       <w:proofErr w:type="spellEnd"/>
       <w:r>
-        <w:t xml:space="preserve"> </w:t>
-      </w:r>
-      <w:proofErr w:type="spellStart"/>
-      <w:r>
-        <w:t>registrar_nota</w:t>
-      </w:r>
-      <w:proofErr w:type="spellEnd"/>
-      <w:r>
-        <w:t>(...)).</w:t>
+        <w:t xml:space="preserve"> funciona sin errores de sintaxis y el repo en GitHub tiene la estructura correcta.</w:t>
+      </w:r>
+    </w:p>
+    <w:p/>
+    <w:p>
+      <w:pPr>
+        <w:rPr>
+          <w:b/>
+          <w:bCs/>
+        </w:rPr>
+      </w:pPr>
+      <w:r>
+        <w:rPr>
+          <w:b/>
+          <w:bCs/>
+        </w:rPr>
+        <w:t>Momento 3:</w:t>
+      </w:r>
+    </w:p>
+    <w:p>
+      <w:r>
+        <w:lastRenderedPageBreak/>
+        <w:t xml:space="preserve">Partiendo del código y los datos limpios de la entrega anterior, desarrollarás un nuevo script en Python que no solo realice los análisis, sino que también genere </w:t>
+      </w:r>
+      <w:r>
+        <w:rPr>
+          <w:b/>
+          <w:bCs/>
+        </w:rPr>
+        <w:t>visualizaciones de datos</w:t>
+      </w:r>
+      <w:r>
+        <w:t xml:space="preserve"> (gráficos) y los ensamble en un </w:t>
+      </w:r>
+      <w:r>
+        <w:rPr>
+          <w:b/>
+          <w:bCs/>
+        </w:rPr>
+        <w:t>documento HTML autocontenido</w:t>
+      </w:r>
+      <w:r>
+        <w:t>.</w:t>
+      </w:r>
+    </w:p>
+    <w:p/>
+    <w:p>
+      <w:r>
+        <w:rPr>
+          <w:b/>
+          <w:bCs/>
+        </w:rPr>
+        <w:t>Entregables Específicos:</w:t>
+      </w:r>
+    </w:p>
+    <w:p>
+      <w:r>
+        <w:rPr>
+          <w:b/>
+          <w:bCs/>
+        </w:rPr>
+        <w:t>1. Módulo de Visualización (visualizacion.py):</w:t>
+      </w:r>
+    </w:p>
+    <w:p>
+      <w:pPr>
+        <w:numPr>
+          <w:ilvl w:val="0"/>
+          <w:numId w:val="18"/>
+        </w:numPr>
+      </w:pPr>
+      <w:r>
+        <w:t>Crea un nuevo módulo (visualizacion.py) que contenga funciones dedicadas a la creación de gráficos.</w:t>
+      </w:r>
+    </w:p>
+    <w:p>
+      <w:pPr>
+        <w:numPr>
+          <w:ilvl w:val="0"/>
+          <w:numId w:val="18"/>
+        </w:numPr>
+      </w:pPr>
+      <w:r>
+        <w:t xml:space="preserve">Debe incluir, como mínimo, </w:t>
+      </w:r>
+      <w:r>
+        <w:rPr>
+          <w:b/>
+          <w:bCs/>
+        </w:rPr>
+        <w:t>dos funciones</w:t>
+      </w:r>
+      <w:r>
+        <w:t xml:space="preserve"> que los gráficos que respondan a las preguntas </w:t>
+      </w:r>
+      <w:r>
+        <w:t>d</w:t>
+      </w:r>
+      <w:r>
+        <w:t>e la entrega anterior.</w:t>
       </w:r>
     </w:p>
     <w:p>
       <w:pPr>
         <w:numPr>
           <w:ilvl w:val="1"/>
-          <w:numId w:val="27"/>
+          <w:numId w:val="18"/>
         </w:numPr>
       </w:pPr>
       <w:r>
         <w:rPr>
-          <w:i/>
-          <w:iCs/>
-        </w:rPr>
-        <w:t>Ejemplo esperado:</w:t>
-      </w:r>
-      <w:r>
-        <w:t xml:space="preserve"> Si su proyecto es un sistema de ventas, creen un script que genere datos ficticios de clientes usando ciclos, o una función que calcule descuentos basados en diferentes condiciones.</w:t>
-      </w:r>
-    </w:p>
-    <w:p>
-      <w:r>
-        <w:pict w14:anchorId="3006B14C">
-          <v:rect id="_x0000_i1025" style="width:0;height:1.5pt" o:hralign="center" o:hrstd="t" o:hr="t" fillcolor="#a0a0a0" stroked="f"/>
-        </w:pict>
-      </w:r>
-    </w:p>
-    <w:p>
-      <w:pPr>
-        <w:spacing w:after="0"/>
-        <w:rPr>
-          <w:b/>
-          <w:bCs/>
-        </w:rPr>
-      </w:pPr>
-      <w:r>
-        <w:rPr>
-          <w:b/>
-          <w:bCs/>
-        </w:rPr>
-        <w:t>Segunda Entrega: Semana 12 - Exploración y Transformación de Datos (Pandas)</w:t>
-      </w:r>
-    </w:p>
-    <w:p>
-      <w:pPr>
-        <w:spacing w:after="0"/>
-        <w:rPr>
-          <w:b/>
-          <w:bCs/>
-        </w:rPr>
-      </w:pPr>
-    </w:p>
-    <w:p>
-      <w:pPr>
-        <w:spacing w:after="0"/>
-      </w:pPr>
-      <w:r>
-        <w:rPr>
-          <w:b/>
-          <w:bCs/>
-        </w:rPr>
-        <w:t>Objetivo:</w:t>
-      </w:r>
-      <w:r>
-        <w:t xml:space="preserve"> Cargar, limpiar y transformar conjuntos de datos crudos utilizando la librería Pandas para prepararlos para el análisis.</w:t>
-      </w:r>
-    </w:p>
-    <w:p>
-      <w:pPr>
-        <w:spacing w:after="0"/>
-        <w:rPr>
-          <w:b/>
-          <w:bCs/>
-        </w:rPr>
-      </w:pPr>
-    </w:p>
-    <w:p>
-      <w:pPr>
-        <w:spacing w:after="0"/>
-      </w:pPr>
-      <w:r>
-        <w:rPr>
-          <w:b/>
-          <w:bCs/>
-        </w:rPr>
-        <w:t>Condición de entrega:</w:t>
-      </w:r>
-      <w:r>
-        <w:t xml:space="preserve"> Todo el código debe estar alojado en la rama correspondiente de su repositorio de GitHub. No se aceptan archivos sueltos.</w:t>
-      </w:r>
-    </w:p>
-    <w:p>
-      <w:pPr>
-        <w:spacing w:after="0"/>
-        <w:rPr>
-          <w:b/>
-          <w:bCs/>
-        </w:rPr>
-      </w:pPr>
-    </w:p>
-    <w:p>
-      <w:pPr>
-        <w:spacing w:after="0"/>
-      </w:pPr>
-      <w:r>
-        <w:rPr>
-          <w:b/>
-          <w:bCs/>
-        </w:rPr>
-        <w:t>Entregables esperados (</w:t>
+          <w:b/>
+          <w:bCs/>
+        </w:rPr>
+        <w:t>Ejemplo:</w:t>
+      </w:r>
+      <w:r>
+        <w:t xml:space="preserve"> Una función </w:t>
       </w:r>
       <w:proofErr w:type="spellStart"/>
       <w:r>
-        <w:rPr>
-          <w:b/>
-          <w:bCs/>
-        </w:rPr>
-        <w:t>archivospython</w:t>
+        <w:t>graficar_frecuencia</w:t>
       </w:r>
       <w:proofErr w:type="spellEnd"/>
       <w:r>
-        <w:rPr>
-          <w:b/>
-          <w:bCs/>
-        </w:rPr>
-        <w:t xml:space="preserve"> .</w:t>
+        <w:t>(</w:t>
       </w:r>
       <w:proofErr w:type="spellStart"/>
       <w:r>
-        <w:rPr>
-          <w:b/>
-          <w:bCs/>
-        </w:rPr>
-        <w:t>py</w:t>
+        <w:t>dataframe</w:t>
       </w:r>
       <w:proofErr w:type="spellEnd"/>
       <w:r>
-        <w:rPr>
-          <w:b/>
-          <w:bCs/>
-        </w:rPr>
-        <w:t>):</w:t>
+        <w:t xml:space="preserve">) que genere un </w:t>
+      </w:r>
+      <w:r>
+        <w:rPr>
+          <w:b/>
+          <w:bCs/>
+        </w:rPr>
+        <w:t>gráfico de barras</w:t>
+      </w:r>
+      <w:r>
+        <w:t xml:space="preserve"> mostrando los elementos más comunes.</w:t>
       </w:r>
     </w:p>
     <w:p>
       <w:pPr>
         <w:numPr>
           <w:ilvl w:val="0"/>
-          <w:numId w:val="28"/>
+          <w:numId w:val="18"/>
         </w:numPr>
-        <w:spacing w:after="0"/>
-      </w:pPr>
-      <w:r>
-        <w:rPr>
-          <w:b/>
-          <w:bCs/>
-        </w:rPr>
-        <w:t>Carga de Datos Ficticios (Archivos Planos):</w:t>
-      </w:r>
-      <w:r>
-        <w:t xml:space="preserve"> Dado que aún no nos conectamos a bases de datos en este nivel, deben crear o descargar un </w:t>
+      </w:pPr>
+      <w:r>
+        <w:t xml:space="preserve">Utiliza </w:t>
+      </w:r>
+      <w:r>
+        <w:rPr>
+          <w:b/>
+          <w:bCs/>
+        </w:rPr>
+        <w:t>Matplotlib</w:t>
+      </w:r>
+      <w:r>
+        <w:t xml:space="preserve"> y/o </w:t>
+      </w:r>
+      <w:r>
+        <w:rPr>
+          <w:b/>
+          <w:bCs/>
+        </w:rPr>
+        <w:t>Seaborn</w:t>
+      </w:r>
+      <w:r>
+        <w:t xml:space="preserve"> para la creación de estos gráficos. Asegúrate de que los gráficos tengan títulos y etiquetas en los ejes para que sean fáciles de entender.</w:t>
+      </w:r>
+    </w:p>
+    <w:p>
+      <w:pPr>
+        <w:rPr>
+          <w:b/>
+          <w:bCs/>
+        </w:rPr>
+      </w:pPr>
+      <w:r>
+        <w:rPr>
+          <w:b/>
+          <w:bCs/>
+        </w:rPr>
+        <w:t>2. Generador de Reportes</w:t>
+      </w:r>
+    </w:p>
+    <w:p>
+      <w:pPr>
+        <w:numPr>
+          <w:ilvl w:val="1"/>
+          <w:numId w:val="19"/>
+        </w:numPr>
+      </w:pPr>
+      <w:r>
+        <w:rPr>
+          <w:b/>
+          <w:bCs/>
+        </w:rPr>
+        <w:t xml:space="preserve">Exportar los </w:t>
       </w:r>
       <w:proofErr w:type="spellStart"/>
       <w:r>
-        <w:t>dataset</w:t>
+        <w:rPr>
+          <w:b/>
+          <w:bCs/>
+        </w:rPr>
+        <w:t>DataFrames</w:t>
       </w:r>
       <w:proofErr w:type="spellEnd"/>
       <w:r>
-        <w:t xml:space="preserve"> en formato .</w:t>
-      </w:r>
-      <w:proofErr w:type="spellStart"/>
-      <w:r>
-        <w:t>csv</w:t>
-      </w:r>
-      <w:proofErr w:type="spellEnd"/>
-      <w:r>
-        <w:t xml:space="preserve"> o .xlsx (mínimo 500 registros) que represente los datos que manejaría su proyecto integrador. Cargar este </w:t>
-      </w:r>
-      <w:proofErr w:type="spellStart"/>
-      <w:r>
-        <w:t>dataset</w:t>
-      </w:r>
-      <w:proofErr w:type="spellEnd"/>
-      <w:r>
-        <w:t xml:space="preserve"> usando Pandas.</w:t>
+        <w:rPr>
+          <w:b/>
+          <w:bCs/>
+        </w:rPr>
+        <w:t xml:space="preserve"> analizados</w:t>
+      </w:r>
+      <w:r>
+        <w:t xml:space="preserve"> (por ejemplo, el resultado de una agrupación) a una tabla HTML</w:t>
+      </w:r>
+      <w:r>
+        <w:t>.</w:t>
+      </w:r>
+    </w:p>
+    <w:p>
+      <w:pPr>
+        <w:numPr>
+          <w:ilvl w:val="1"/>
+          <w:numId w:val="19"/>
+        </w:numPr>
+      </w:pPr>
+      <w:r>
+        <w:t>Generar un archivo final llamado reporte.html que contenga:</w:t>
+      </w:r>
+    </w:p>
+    <w:p>
+      <w:pPr>
+        <w:numPr>
+          <w:ilvl w:val="2"/>
+          <w:numId w:val="19"/>
+        </w:numPr>
+      </w:pPr>
+      <w:r>
+        <w:t>Un título principal.</w:t>
+      </w:r>
+    </w:p>
+    <w:p>
+      <w:pPr>
+        <w:numPr>
+          <w:ilvl w:val="2"/>
+          <w:numId w:val="19"/>
+        </w:numPr>
+      </w:pPr>
+      <w:r>
+        <w:t>Los gráficos generados</w:t>
+      </w:r>
+      <w:r>
+        <w:t>.</w:t>
+      </w:r>
+    </w:p>
+    <w:p>
+      <w:pPr>
+        <w:numPr>
+          <w:ilvl w:val="2"/>
+          <w:numId w:val="19"/>
+        </w:numPr>
+      </w:pPr>
+      <w:r>
+        <w:t>La tabla de datos exportada desde Pandas.</w:t>
+      </w:r>
+    </w:p>
+    <w:p>
+      <w:r>
+        <w:rPr>
+          <w:rFonts w:ascii="Segoe UI Emoji" w:hAnsi="Segoe UI Emoji" w:cs="Segoe UI Emoji"/>
+        </w:rPr>
+        <w:t>🚀</w:t>
+      </w:r>
+      <w:r>
+        <w:t xml:space="preserve"> </w:t>
+      </w:r>
+      <w:r>
+        <w:rPr>
+          <w:b/>
+          <w:bCs/>
+        </w:rPr>
+        <w:t>3. Mejora del Reporte HTML (CSS y JavaScript):</w:t>
       </w:r>
     </w:p>
     <w:p>
       <w:pPr>
         <w:numPr>
           <w:ilvl w:val="0"/>
-          <w:numId w:val="28"/>
+          <w:numId w:val="20"/>
         </w:numPr>
-        <w:spacing w:after="0"/>
-      </w:pPr>
-      <w:r>
-        <w:rPr>
-          <w:b/>
-          <w:bCs/>
-        </w:rPr>
-        <w:t>Limpieza de Datos:</w:t>
-      </w:r>
-      <w:r>
-        <w:t xml:space="preserve"> El script debe incluir una sección demostrable de limpieza:</w:t>
+      </w:pPr>
+      <w:r>
+        <w:t>Añade un archivo estilos.css básico para darle un formato legible y presentable a tu reporte HTML (ej. centrar títulos, añadir bordes a las tablas, definir fuentes y colores).</w:t>
+      </w:r>
+    </w:p>
+    <w:p>
+      <w:pPr>
+        <w:numPr>
+          <w:ilvl w:val="0"/>
+          <w:numId w:val="20"/>
+        </w:numPr>
+      </w:pPr>
+      <w:r>
+        <w:rPr>
+          <w:b/>
+          <w:bCs/>
+        </w:rPr>
+        <w:t>(Opcional, pero recomendado)</w:t>
+      </w:r>
+      <w:r>
+        <w:t xml:space="preserve"> Integra una librería como </w:t>
+      </w:r>
+      <w:r>
+        <w:rPr>
+          <w:b/>
+          <w:bCs/>
+        </w:rPr>
+        <w:t>DataTables.js</w:t>
+      </w:r>
+      <w:r>
+        <w:t xml:space="preserve"> en tu HTML para que la tabla de datos sea interactiva (con funcionalidades de ordenamiento, búsqueda y paginación).</w:t>
+      </w:r>
+    </w:p>
+    <w:p>
+      <w:r>
+        <w:rPr>
+          <w:rFonts w:ascii="Segoe UI Emoji" w:hAnsi="Segoe UI Emoji" w:cs="Segoe UI Emoji"/>
+        </w:rPr>
+        <w:t>📦</w:t>
+      </w:r>
+      <w:r>
+        <w:t xml:space="preserve"> </w:t>
+      </w:r>
+      <w:r>
+        <w:rPr>
+          <w:b/>
+          <w:bCs/>
+        </w:rPr>
+        <w:t>4. Actualización del Repositorio y Documentación:</w:t>
+      </w:r>
+    </w:p>
+    <w:p>
+      <w:pPr>
+        <w:numPr>
+          <w:ilvl w:val="0"/>
+          <w:numId w:val="21"/>
+        </w:numPr>
+      </w:pPr>
+      <w:r>
+        <w:t xml:space="preserve">Todo el código nuevo debe ser desarrollado en una </w:t>
+      </w:r>
+      <w:r>
+        <w:rPr>
+          <w:b/>
+          <w:bCs/>
+        </w:rPr>
+        <w:t xml:space="preserve">rama de </w:t>
+      </w:r>
+      <w:proofErr w:type="spellStart"/>
+      <w:r>
+        <w:rPr>
+          <w:b/>
+          <w:bCs/>
+        </w:rPr>
+        <w:t>feature</w:t>
+      </w:r>
+      <w:proofErr w:type="spellEnd"/>
+      <w:r>
+        <w:t xml:space="preserve"> (ej. </w:t>
+      </w:r>
+      <w:proofErr w:type="spellStart"/>
+      <w:r>
+        <w:t>feature</w:t>
+      </w:r>
+      <w:proofErr w:type="spellEnd"/>
+      <w:r>
+        <w:t xml:space="preserve">/reporte-visual) y fusionado a </w:t>
+      </w:r>
+      <w:proofErr w:type="spellStart"/>
+      <w:r>
+        <w:t>develop</w:t>
+      </w:r>
+      <w:proofErr w:type="spellEnd"/>
+      <w:r>
+        <w:t xml:space="preserve"> a través de un </w:t>
+      </w:r>
+      <w:r>
+        <w:rPr>
+          <w:b/>
+          <w:bCs/>
+        </w:rPr>
+        <w:t xml:space="preserve">Pull </w:t>
+      </w:r>
+      <w:proofErr w:type="spellStart"/>
+      <w:r>
+        <w:rPr>
+          <w:b/>
+          <w:bCs/>
+        </w:rPr>
+        <w:t>Request</w:t>
+      </w:r>
+      <w:proofErr w:type="spellEnd"/>
+      <w:r>
+        <w:rPr>
+          <w:b/>
+          <w:bCs/>
+        </w:rPr>
+        <w:t xml:space="preserve"> (PR)</w:t>
+      </w:r>
+      <w:r>
+        <w:t>.</w:t>
+      </w:r>
+    </w:p>
+    <w:p>
+      <w:pPr>
+        <w:numPr>
+          <w:ilvl w:val="0"/>
+          <w:numId w:val="21"/>
+        </w:numPr>
+      </w:pPr>
+      <w:r>
+        <w:t xml:space="preserve">Actualiza tu archivo </w:t>
+      </w:r>
+      <w:r>
+        <w:rPr>
+          <w:b/>
+          <w:bCs/>
+        </w:rPr>
+        <w:t>README.md</w:t>
+      </w:r>
+      <w:r>
+        <w:t xml:space="preserve"> para incluir:</w:t>
       </w:r>
     </w:p>
     <w:p>
       <w:pPr>
         <w:numPr>
           <w:ilvl w:val="1"/>
-          <w:numId w:val="28"/>
+          <w:numId w:val="21"/>
         </w:numPr>
-        <w:spacing w:after="0"/>
-      </w:pPr>
-      <w:r>
-        <w:t>Detección y manejo de valores nulos o vacíos.</w:t>
+      </w:pPr>
+      <w:r>
+        <w:t>Una sección de "Resultados" o "Análisis Visual" con una breve explicación de los hallazgos.</w:t>
       </w:r>
     </w:p>
     <w:p>
       <w:pPr>
         <w:numPr>
           <w:ilvl w:val="1"/>
-          <w:numId w:val="28"/>
+          <w:numId w:val="21"/>
         </w:numPr>
-        <w:spacing w:after="0"/>
-      </w:pPr>
-      <w:r>
-        <w:t>Eliminación de registros duplicados.</w:t>
-      </w:r>
-    </w:p>
-    <w:p>
-      <w:pPr>
-        <w:numPr>
-          <w:ilvl w:val="1"/>
-          <w:numId w:val="28"/>
-        </w:numPr>
-        <w:spacing w:after="0"/>
-      </w:pPr>
-      <w:r>
-        <w:t>Corrección de tipos de datos (ej. convertir texto a fechas).</w:t>
-      </w:r>
-    </w:p>
-    <w:p>
-      <w:pPr>
-        <w:numPr>
-          <w:ilvl w:val="0"/>
-          <w:numId w:val="28"/>
-        </w:numPr>
-        <w:spacing w:after="0"/>
-      </w:pPr>
-      <w:r>
-        <w:rPr>
-          <w:b/>
-          <w:bCs/>
-        </w:rPr>
-        <w:t>Transformación y Agrupación:</w:t>
-      </w:r>
-      <w:r>
-        <w:t xml:space="preserve"> Deben generar al menos tres (3) nuevos </w:t>
-      </w:r>
-      <w:proofErr w:type="spellStart"/>
-      <w:r>
-        <w:t>DataFrames</w:t>
-      </w:r>
-      <w:proofErr w:type="spellEnd"/>
-      <w:r>
-        <w:t xml:space="preserve"> a partir del original utilizando las funciones vistas en clase:</w:t>
-      </w:r>
-    </w:p>
-    <w:p>
-      <w:pPr>
-        <w:numPr>
-          <w:ilvl w:val="1"/>
-          <w:numId w:val="28"/>
-        </w:numPr>
-        <w:spacing w:after="0"/>
-      </w:pPr>
-      <w:r>
-        <w:t xml:space="preserve">Uso de </w:t>
-      </w:r>
-      <w:proofErr w:type="spellStart"/>
-      <w:proofErr w:type="gramStart"/>
-      <w:r>
-        <w:t>groupby</w:t>
-      </w:r>
-      <w:proofErr w:type="spellEnd"/>
-      <w:r>
-        <w:t>(</w:t>
-      </w:r>
-      <w:proofErr w:type="gramEnd"/>
-      <w:r>
-        <w:t>) para agrupar información.</w:t>
-      </w:r>
-    </w:p>
-    <w:p>
-      <w:pPr>
-        <w:numPr>
-          <w:ilvl w:val="1"/>
-          <w:numId w:val="28"/>
-        </w:numPr>
-        <w:spacing w:after="0"/>
-      </w:pPr>
-      <w:r>
-        <w:t xml:space="preserve">Cruce de datos usando </w:t>
-      </w:r>
-      <w:proofErr w:type="spellStart"/>
-      <w:proofErr w:type="gramStart"/>
-      <w:r>
-        <w:t>merge</w:t>
-      </w:r>
-      <w:proofErr w:type="spellEnd"/>
-      <w:r>
-        <w:t>(</w:t>
-      </w:r>
-      <w:proofErr w:type="gramEnd"/>
-      <w:r>
-        <w:t xml:space="preserve">) o </w:t>
-      </w:r>
-      <w:proofErr w:type="spellStart"/>
-      <w:proofErr w:type="gramStart"/>
-      <w:r>
-        <w:t>join</w:t>
-      </w:r>
-      <w:proofErr w:type="spellEnd"/>
-      <w:r>
-        <w:t>(</w:t>
-      </w:r>
-      <w:proofErr w:type="gramEnd"/>
-      <w:r>
-        <w:t>) (ej. cruzar un CSV de ventas con un CSV de clientes).</w:t>
-      </w:r>
-    </w:p>
-    <w:p>
-      <w:pPr>
-        <w:numPr>
-          <w:ilvl w:val="1"/>
-          <w:numId w:val="28"/>
-        </w:numPr>
-        <w:spacing w:after="0"/>
-      </w:pPr>
-      <w:r>
-        <w:t xml:space="preserve">Creación de nuevas columnas calculadas (ej. </w:t>
-      </w:r>
-      <w:proofErr w:type="spellStart"/>
-      <w:r>
-        <w:t>precio_total</w:t>
-      </w:r>
-      <w:proofErr w:type="spellEnd"/>
-      <w:r>
-        <w:t xml:space="preserve"> = cantidad * </w:t>
-      </w:r>
-      <w:proofErr w:type="spellStart"/>
-      <w:r>
-        <w:t>precio_unitario</w:t>
-      </w:r>
-      <w:proofErr w:type="spellEnd"/>
-      <w:r>
-        <w:t>).</w:t>
-      </w:r>
-    </w:p>
-    <w:p>
-      <w:r>
-        <w:pict w14:anchorId="0BCC722D">
-          <v:rect id="_x0000_i1026" style="width:0;height:1.5pt" o:hralign="center" o:hrstd="t" o:hr="t" fillcolor="#a0a0a0" stroked="f"/>
-        </w:pict>
-      </w:r>
-    </w:p>
-    <w:p>
-      <w:pPr>
-        <w:rPr>
-          <w:b/>
-          <w:bCs/>
-        </w:rPr>
-      </w:pPr>
-      <w:r>
-        <w:rPr>
-          <w:b/>
-          <w:bCs/>
-        </w:rPr>
-        <w:t xml:space="preserve">Tercera Entrega: Semana 17 - Visualización, Consumo de </w:t>
-      </w:r>
-      <w:proofErr w:type="spellStart"/>
-      <w:r>
-        <w:rPr>
-          <w:b/>
-          <w:bCs/>
-        </w:rPr>
-        <w:t>APIs</w:t>
-      </w:r>
-      <w:proofErr w:type="spellEnd"/>
-      <w:r>
-        <w:rPr>
-          <w:b/>
-          <w:bCs/>
-        </w:rPr>
-        <w:t xml:space="preserve"> y Reporte Final</w:t>
-      </w:r>
-    </w:p>
-    <w:p>
-      <w:r>
-        <w:rPr>
-          <w:b/>
-          <w:bCs/>
-        </w:rPr>
-        <w:t>Objetivo:</w:t>
-      </w:r>
-      <w:r>
-        <w:t xml:space="preserve"> Consumir datos de fuentes externas mediante </w:t>
-      </w:r>
-      <w:proofErr w:type="spellStart"/>
-      <w:r>
-        <w:t>APIs</w:t>
-      </w:r>
-      <w:proofErr w:type="spellEnd"/>
-      <w:r>
-        <w:t>, integrarlos con los datos locales y presentar hallazgos clave mediante gráficos y un reporte analítico.</w:t>
-      </w:r>
-    </w:p>
-    <w:p>
-      <w:r>
-        <w:rPr>
-          <w:b/>
-          <w:bCs/>
-        </w:rPr>
-        <w:t>Condición de entrega:</w:t>
-      </w:r>
-      <w:r>
-        <w:t xml:space="preserve"> El repositorio debe contener las versiones finales. Todas las correcciones de código observadas en la Semana 12 deben estar solucionadas en este Notebook.</w:t>
-      </w:r>
-    </w:p>
-    <w:p>
-      <w:r>
-        <w:rPr>
-          <w:b/>
-          <w:bCs/>
-        </w:rPr>
-        <w:t>Entregables esperados:</w:t>
-      </w:r>
-    </w:p>
-    <w:p>
-      <w:pPr>
-        <w:numPr>
-          <w:ilvl w:val="0"/>
-          <w:numId w:val="29"/>
-        </w:numPr>
-      </w:pPr>
-      <w:r>
-        <w:rPr>
-          <w:b/>
-          <w:bCs/>
-        </w:rPr>
-        <w:t>Consumo de API Externa (</w:t>
-      </w:r>
-      <w:proofErr w:type="spellStart"/>
-      <w:r>
-        <w:rPr>
-          <w:b/>
-          <w:bCs/>
-        </w:rPr>
-        <w:t>requests</w:t>
-      </w:r>
-      <w:proofErr w:type="spellEnd"/>
-      <w:r>
-        <w:rPr>
-          <w:b/>
-          <w:bCs/>
-        </w:rPr>
-        <w:t>):</w:t>
-      </w:r>
-      <w:r>
-        <w:t xml:space="preserve"> Usando la librería </w:t>
-      </w:r>
-      <w:proofErr w:type="spellStart"/>
-      <w:r>
-        <w:t>requests</w:t>
-      </w:r>
-      <w:proofErr w:type="spellEnd"/>
-      <w:r>
-        <w:t xml:space="preserve">, deben consumir una API </w:t>
-      </w:r>
-      <w:r>
-        <w:t xml:space="preserve">de su back </w:t>
-      </w:r>
-      <w:proofErr w:type="spellStart"/>
-      <w:r>
-        <w:t>end</w:t>
-      </w:r>
-      <w:proofErr w:type="spellEnd"/>
-      <w:r>
-        <w:t xml:space="preserve"> que enriquezca su análisis.</w:t>
-      </w:r>
-    </w:p>
-    <w:p>
-      <w:pPr>
-        <w:numPr>
-          <w:ilvl w:val="0"/>
-          <w:numId w:val="29"/>
-        </w:numPr>
-      </w:pPr>
-      <w:r>
-        <w:rPr>
-          <w:b/>
-          <w:bCs/>
-        </w:rPr>
-        <w:t>Visualización de Datos (</w:t>
-      </w:r>
-      <w:proofErr w:type="spellStart"/>
-      <w:r>
-        <w:rPr>
-          <w:b/>
-          <w:bCs/>
-        </w:rPr>
-        <w:t>Matplotlib</w:t>
-      </w:r>
-      <w:proofErr w:type="spellEnd"/>
-      <w:r>
-        <w:rPr>
-          <w:b/>
-          <w:bCs/>
-        </w:rPr>
-        <w:t xml:space="preserve"> / Seaborn):</w:t>
-      </w:r>
-      <w:r>
-        <w:t xml:space="preserve"> Generar al menos cuatro (4) gráficos profesionales (barras, líneas, dispersión, etc.) que respondan preguntas clave de su proyecto integrador.</w:t>
-      </w:r>
-    </w:p>
-    <w:p>
-      <w:pPr>
-        <w:numPr>
-          <w:ilvl w:val="1"/>
-          <w:numId w:val="29"/>
-        </w:numPr>
-      </w:pPr>
-      <w:r>
-        <w:rPr>
-          <w:i/>
-          <w:iCs/>
-        </w:rPr>
-        <w:t>Requisito:</w:t>
-      </w:r>
-      <w:r>
-        <w:t xml:space="preserve"> Los gráficos deben tener títulos, etiquetas en los ejes X y </w:t>
-      </w:r>
-      <w:proofErr w:type="spellStart"/>
-      <w:r>
-        <w:t>Y</w:t>
-      </w:r>
-      <w:proofErr w:type="spellEnd"/>
-      <w:r>
-        <w:t>, y leyendas claras. No se aceptan gráficos por defecto sin formato.</w:t>
-      </w:r>
-    </w:p>
-    <w:p>
-      <w:pPr>
-        <w:numPr>
-          <w:ilvl w:val="0"/>
-          <w:numId w:val="29"/>
-        </w:numPr>
-      </w:pPr>
-      <w:r>
-        <w:rPr>
-          <w:b/>
-          <w:bCs/>
-        </w:rPr>
-        <w:t>Documento de Integración Conceptual (En el README.md):</w:t>
-      </w:r>
-      <w:r>
-        <w:t xml:space="preserve"> Deben redactar un apartado detallando cómo este análisis de datos </w:t>
-      </w:r>
-      <w:r>
-        <w:t>está conectado c</w:t>
-      </w:r>
-      <w:r>
-        <w:t xml:space="preserve">on el </w:t>
-      </w:r>
-      <w:proofErr w:type="spellStart"/>
-      <w:r>
-        <w:t>Frontend</w:t>
-      </w:r>
-      <w:proofErr w:type="spellEnd"/>
-      <w:r>
-        <w:t xml:space="preserve"> y </w:t>
-      </w:r>
-      <w:proofErr w:type="spellStart"/>
-      <w:r>
-        <w:t>Backend</w:t>
-      </w:r>
-      <w:proofErr w:type="spellEnd"/>
-      <w:r>
-        <w:t xml:space="preserve"> del proyecto. </w:t>
-      </w:r>
-      <w:r>
-        <w:t xml:space="preserve">¿Qué preguntas responde? ¿El análisis de datos que aporta al proyecto? </w:t>
+      </w:pPr>
+      <w:r>
+        <w:lastRenderedPageBreak/>
+        <w:t>Instrucciones actualizadas sobre cómo ejecutar el nuevo script</w:t>
+      </w:r>
+      <w:r>
+        <w:t>.</w:t>
       </w:r>
     </w:p>
     <w:p/>
@@ -1221,22 +2050,13 @@
           <w:bCs/>
         </w:rPr>
       </w:pPr>
-    </w:p>
-    <w:p>
-      <w:pPr>
-        <w:rPr>
-          <w:b/>
-          <w:bCs/>
-        </w:rPr>
-      </w:pPr>
-    </w:p>
-    <w:p>
-      <w:pPr>
-        <w:rPr>
-          <w:b/>
-          <w:bCs/>
-        </w:rPr>
-      </w:pPr>
+      <w:r>
+        <w:rPr>
+          <w:b/>
+          <w:bCs/>
+        </w:rPr>
+        <w:t>Producto Final del Submódulo: Módulo de análisis de datos integrado a la plataforma, que permita realizar reportes sobre el desempeño académico de los estudiantes.</w:t>
+      </w:r>
     </w:p>
     <w:p/>
     <w:p>
@@ -1618,6 +2438,7 @@
                 <w:lang w:eastAsia="es-CO"/>
                 <w14:ligatures w14:val="none"/>
               </w:rPr>
+              <w:lastRenderedPageBreak/>
               <w:t>Conocimiento</w:t>
             </w:r>
           </w:p>
@@ -2775,123 +3596,6 @@
     </w:lvl>
   </w:abstractNum>
   <w:abstractNum w:abstractNumId="5" w15:restartNumberingAfterBreak="0">
-    <w:nsid w:val="16BD0603"/>
-    <w:multiLevelType w:val="multilevel"/>
-    <w:tmpl w:val="819A9292"/>
-    <w:lvl w:ilvl="0">
-      <w:start w:val="1"/>
-      <w:numFmt w:val="decimal"/>
-      <w:lvlText w:val="%1."/>
-      <w:lvlJc w:val="left"/>
-      <w:pPr>
-        <w:tabs>
-          <w:tab w:val="num" w:pos="720"/>
-        </w:tabs>
-        <w:ind w:left="720" w:hanging="360"/>
-      </w:pPr>
-    </w:lvl>
-    <w:lvl w:ilvl="1">
-      <w:start w:val="1"/>
-      <w:numFmt w:val="bullet"/>
-      <w:lvlText w:val="o"/>
-      <w:lvlJc w:val="left"/>
-      <w:pPr>
-        <w:tabs>
-          <w:tab w:val="num" w:pos="1440"/>
-        </w:tabs>
-        <w:ind w:left="1440" w:hanging="360"/>
-      </w:pPr>
-      <w:rPr>
-        <w:rFonts w:ascii="Courier New" w:hAnsi="Courier New" w:hint="default"/>
-        <w:sz w:val="20"/>
-      </w:rPr>
-    </w:lvl>
-    <w:lvl w:ilvl="2" w:tentative="1">
-      <w:start w:val="1"/>
-      <w:numFmt w:val="decimal"/>
-      <w:lvlText w:val="%3."/>
-      <w:lvlJc w:val="left"/>
-      <w:pPr>
-        <w:tabs>
-          <w:tab w:val="num" w:pos="2160"/>
-        </w:tabs>
-        <w:ind w:left="2160" w:hanging="360"/>
-      </w:pPr>
-    </w:lvl>
-    <w:lvl w:ilvl="3" w:tentative="1">
-      <w:start w:val="1"/>
-      <w:numFmt w:val="decimal"/>
-      <w:lvlText w:val="%4."/>
-      <w:lvlJc w:val="left"/>
-      <w:pPr>
-        <w:tabs>
-          <w:tab w:val="num" w:pos="2880"/>
-        </w:tabs>
-        <w:ind w:left="2880" w:hanging="360"/>
-      </w:pPr>
-    </w:lvl>
-    <w:lvl w:ilvl="4" w:tentative="1">
-      <w:start w:val="1"/>
-      <w:numFmt w:val="decimal"/>
-      <w:lvlText w:val="%5."/>
-      <w:lvlJc w:val="left"/>
-      <w:pPr>
-        <w:tabs>
-          <w:tab w:val="num" w:pos="3600"/>
-        </w:tabs>
-        <w:ind w:left="3600" w:hanging="360"/>
-      </w:pPr>
-    </w:lvl>
-    <w:lvl w:ilvl="5" w:tentative="1">
-      <w:start w:val="1"/>
-      <w:numFmt w:val="decimal"/>
-      <w:lvlText w:val="%6."/>
-      <w:lvlJc w:val="left"/>
-      <w:pPr>
-        <w:tabs>
-          <w:tab w:val="num" w:pos="4320"/>
-        </w:tabs>
-        <w:ind w:left="4320" w:hanging="360"/>
-      </w:pPr>
-    </w:lvl>
-    <w:lvl w:ilvl="6" w:tentative="1">
-      <w:start w:val="1"/>
-      <w:numFmt w:val="decimal"/>
-      <w:lvlText w:val="%7."/>
-      <w:lvlJc w:val="left"/>
-      <w:pPr>
-        <w:tabs>
-          <w:tab w:val="num" w:pos="5040"/>
-        </w:tabs>
-        <w:ind w:left="5040" w:hanging="360"/>
-      </w:pPr>
-    </w:lvl>
-    <w:lvl w:ilvl="7" w:tentative="1">
-      <w:start w:val="1"/>
-      <w:numFmt w:val="decimal"/>
-      <w:lvlText w:val="%8."/>
-      <w:lvlJc w:val="left"/>
-      <w:pPr>
-        <w:tabs>
-          <w:tab w:val="num" w:pos="5760"/>
-        </w:tabs>
-        <w:ind w:left="5760" w:hanging="360"/>
-      </w:pPr>
-    </w:lvl>
-    <w:lvl w:ilvl="8" w:tentative="1">
-      <w:start w:val="1"/>
-      <w:numFmt w:val="decimal"/>
-      <w:lvlText w:val="%9."/>
-      <w:lvlJc w:val="left"/>
-      <w:pPr>
-        <w:tabs>
-          <w:tab w:val="num" w:pos="6480"/>
-        </w:tabs>
-        <w:ind w:left="6480" w:hanging="360"/>
-      </w:pPr>
-    </w:lvl>
-  </w:abstractNum>
-  <w:abstractNum w:abstractNumId="6" w15:restartNumberingAfterBreak="0">
     <w:nsid w:val="1E7F26CA"/>
     <w:multiLevelType w:val="multilevel"/>
     <w:tmpl w:val="8300F654"/>
@@ -3040,7 +3744,7 @@
       </w:rPr>
     </w:lvl>
   </w:abstractNum>
-  <w:abstractNum w:abstractNumId="7" w15:restartNumberingAfterBreak="0">
+  <w:abstractNum w:abstractNumId="6" w15:restartNumberingAfterBreak="0">
     <w:nsid w:val="1EBA02B2"/>
     <w:multiLevelType w:val="multilevel"/>
     <w:tmpl w:val="1B003CC0"/>
@@ -3189,124 +3893,7 @@
       </w:rPr>
     </w:lvl>
   </w:abstractNum>
-  <w:abstractNum w:abstractNumId="8" w15:restartNumberingAfterBreak="0">
-    <w:nsid w:val="1EE44734"/>
-    <w:multiLevelType w:val="multilevel"/>
-    <w:tmpl w:val="C21647C4"/>
-    <w:lvl w:ilvl="0">
-      <w:start w:val="1"/>
-      <w:numFmt w:val="decimal"/>
-      <w:lvlText w:val="%1."/>
-      <w:lvlJc w:val="left"/>
-      <w:pPr>
-        <w:tabs>
-          <w:tab w:val="num" w:pos="720"/>
-        </w:tabs>
-        <w:ind w:left="720" w:hanging="360"/>
-      </w:pPr>
-    </w:lvl>
-    <w:lvl w:ilvl="1">
-      <w:start w:val="1"/>
-      <w:numFmt w:val="bullet"/>
-      <w:lvlText w:val="o"/>
-      <w:lvlJc w:val="left"/>
-      <w:pPr>
-        <w:tabs>
-          <w:tab w:val="num" w:pos="1440"/>
-        </w:tabs>
-        <w:ind w:left="1440" w:hanging="360"/>
-      </w:pPr>
-      <w:rPr>
-        <w:rFonts w:ascii="Courier New" w:hAnsi="Courier New" w:hint="default"/>
-        <w:sz w:val="20"/>
-      </w:rPr>
-    </w:lvl>
-    <w:lvl w:ilvl="2" w:tentative="1">
-      <w:start w:val="1"/>
-      <w:numFmt w:val="decimal"/>
-      <w:lvlText w:val="%3."/>
-      <w:lvlJc w:val="left"/>
-      <w:pPr>
-        <w:tabs>
-          <w:tab w:val="num" w:pos="2160"/>
-        </w:tabs>
-        <w:ind w:left="2160" w:hanging="360"/>
-      </w:pPr>
-    </w:lvl>
-    <w:lvl w:ilvl="3" w:tentative="1">
-      <w:start w:val="1"/>
-      <w:numFmt w:val="decimal"/>
-      <w:lvlText w:val="%4."/>
-      <w:lvlJc w:val="left"/>
-      <w:pPr>
-        <w:tabs>
-          <w:tab w:val="num" w:pos="2880"/>
-        </w:tabs>
-        <w:ind w:left="2880" w:hanging="360"/>
-      </w:pPr>
-    </w:lvl>
-    <w:lvl w:ilvl="4" w:tentative="1">
-      <w:start w:val="1"/>
-      <w:numFmt w:val="decimal"/>
-      <w:lvlText w:val="%5."/>
-      <w:lvlJc w:val="left"/>
-      <w:pPr>
-        <w:tabs>
-          <w:tab w:val="num" w:pos="3600"/>
-        </w:tabs>
-        <w:ind w:left="3600" w:hanging="360"/>
-      </w:pPr>
-    </w:lvl>
-    <w:lvl w:ilvl="5" w:tentative="1">
-      <w:start w:val="1"/>
-      <w:numFmt w:val="decimal"/>
-      <w:lvlText w:val="%6."/>
-      <w:lvlJc w:val="left"/>
-      <w:pPr>
-        <w:tabs>
-          <w:tab w:val="num" w:pos="4320"/>
-        </w:tabs>
-        <w:ind w:left="4320" w:hanging="360"/>
-      </w:pPr>
-    </w:lvl>
-    <w:lvl w:ilvl="6" w:tentative="1">
-      <w:start w:val="1"/>
-      <w:numFmt w:val="decimal"/>
-      <w:lvlText w:val="%7."/>
-      <w:lvlJc w:val="left"/>
-      <w:pPr>
-        <w:tabs>
-          <w:tab w:val="num" w:pos="5040"/>
-        </w:tabs>
-        <w:ind w:left="5040" w:hanging="360"/>
-      </w:pPr>
-    </w:lvl>
-    <w:lvl w:ilvl="7" w:tentative="1">
-      <w:start w:val="1"/>
-      <w:numFmt w:val="decimal"/>
-      <w:lvlText w:val="%8."/>
-      <w:lvlJc w:val="left"/>
-      <w:pPr>
-        <w:tabs>
-          <w:tab w:val="num" w:pos="5760"/>
-        </w:tabs>
-        <w:ind w:left="5760" w:hanging="360"/>
-      </w:pPr>
-    </w:lvl>
-    <w:lvl w:ilvl="8" w:tentative="1">
-      <w:start w:val="1"/>
-      <w:numFmt w:val="decimal"/>
-      <w:lvlText w:val="%9."/>
-      <w:lvlJc w:val="left"/>
-      <w:pPr>
-        <w:tabs>
-          <w:tab w:val="num" w:pos="6480"/>
-        </w:tabs>
-        <w:ind w:left="6480" w:hanging="360"/>
-      </w:pPr>
-    </w:lvl>
-  </w:abstractNum>
-  <w:abstractNum w:abstractNumId="9" w15:restartNumberingAfterBreak="0">
+  <w:abstractNum w:abstractNumId="7" w15:restartNumberingAfterBreak="0">
     <w:nsid w:val="27B03AEA"/>
     <w:multiLevelType w:val="multilevel"/>
     <w:tmpl w:val="DA42C5E8"/>
@@ -3455,7 +4042,7 @@
       </w:rPr>
     </w:lvl>
   </w:abstractNum>
-  <w:abstractNum w:abstractNumId="10" w15:restartNumberingAfterBreak="0">
+  <w:abstractNum w:abstractNumId="8" w15:restartNumberingAfterBreak="0">
     <w:nsid w:val="2E89054E"/>
     <w:multiLevelType w:val="multilevel"/>
     <w:tmpl w:val="73F042B6"/>
@@ -3600,7 +4187,7 @@
       </w:rPr>
     </w:lvl>
   </w:abstractNum>
-  <w:abstractNum w:abstractNumId="11" w15:restartNumberingAfterBreak="0">
+  <w:abstractNum w:abstractNumId="9" w15:restartNumberingAfterBreak="0">
     <w:nsid w:val="32B74DF7"/>
     <w:multiLevelType w:val="multilevel"/>
     <w:tmpl w:val="73A4C556"/>
@@ -3749,7 +4336,7 @@
       </w:rPr>
     </w:lvl>
   </w:abstractNum>
-  <w:abstractNum w:abstractNumId="12" w15:restartNumberingAfterBreak="0">
+  <w:abstractNum w:abstractNumId="10" w15:restartNumberingAfterBreak="0">
     <w:nsid w:val="3512215A"/>
     <w:multiLevelType w:val="hybridMultilevel"/>
     <w:tmpl w:val="7EA02F2A"/>
@@ -3862,7 +4449,7 @@
       </w:rPr>
     </w:lvl>
   </w:abstractNum>
-  <w:abstractNum w:abstractNumId="13" w15:restartNumberingAfterBreak="0">
+  <w:abstractNum w:abstractNumId="11" w15:restartNumberingAfterBreak="0">
     <w:nsid w:val="361F0153"/>
     <w:multiLevelType w:val="multilevel"/>
     <w:tmpl w:val="ED124E20"/>
@@ -4011,7 +4598,7 @@
       </w:rPr>
     </w:lvl>
   </w:abstractNum>
-  <w:abstractNum w:abstractNumId="14" w15:restartNumberingAfterBreak="0">
+  <w:abstractNum w:abstractNumId="12" w15:restartNumberingAfterBreak="0">
     <w:nsid w:val="36BE563B"/>
     <w:multiLevelType w:val="hybridMultilevel"/>
     <w:tmpl w:val="BF68AF6E"/>
@@ -4124,7 +4711,7 @@
       </w:rPr>
     </w:lvl>
   </w:abstractNum>
-  <w:abstractNum w:abstractNumId="15" w15:restartNumberingAfterBreak="0">
+  <w:abstractNum w:abstractNumId="13" w15:restartNumberingAfterBreak="0">
     <w:nsid w:val="3B9C7F88"/>
     <w:multiLevelType w:val="multilevel"/>
     <w:tmpl w:val="CED8D3E4"/>
@@ -4273,7 +4860,7 @@
       </w:rPr>
     </w:lvl>
   </w:abstractNum>
-  <w:abstractNum w:abstractNumId="16" w15:restartNumberingAfterBreak="0">
+  <w:abstractNum w:abstractNumId="14" w15:restartNumberingAfterBreak="0">
     <w:nsid w:val="3C5F4331"/>
     <w:multiLevelType w:val="multilevel"/>
     <w:tmpl w:val="D51AE69A"/>
@@ -4422,7 +5009,7 @@
       </w:rPr>
     </w:lvl>
   </w:abstractNum>
-  <w:abstractNum w:abstractNumId="17" w15:restartNumberingAfterBreak="0">
+  <w:abstractNum w:abstractNumId="15" w15:restartNumberingAfterBreak="0">
     <w:nsid w:val="3CC3561C"/>
     <w:multiLevelType w:val="multilevel"/>
     <w:tmpl w:val="80BABE7A"/>
@@ -4571,7 +5158,7 @@
       </w:rPr>
     </w:lvl>
   </w:abstractNum>
-  <w:abstractNum w:abstractNumId="18" w15:restartNumberingAfterBreak="0">
+  <w:abstractNum w:abstractNumId="16" w15:restartNumberingAfterBreak="0">
     <w:nsid w:val="4CDE33A9"/>
     <w:multiLevelType w:val="hybridMultilevel"/>
     <w:tmpl w:val="4E9E7D6E"/>
@@ -4684,7 +5271,7 @@
       </w:rPr>
     </w:lvl>
   </w:abstractNum>
-  <w:abstractNum w:abstractNumId="19" w15:restartNumberingAfterBreak="0">
+  <w:abstractNum w:abstractNumId="17" w15:restartNumberingAfterBreak="0">
     <w:nsid w:val="4D364BD4"/>
     <w:multiLevelType w:val="hybridMultilevel"/>
     <w:tmpl w:val="96166AB6"/>
@@ -4797,7 +5384,7 @@
       </w:rPr>
     </w:lvl>
   </w:abstractNum>
-  <w:abstractNum w:abstractNumId="20" w15:restartNumberingAfterBreak="0">
+  <w:abstractNum w:abstractNumId="18" w15:restartNumberingAfterBreak="0">
     <w:nsid w:val="4EC1080F"/>
     <w:multiLevelType w:val="hybridMultilevel"/>
     <w:tmpl w:val="BD46B800"/>
@@ -4910,7 +5497,7 @@
       </w:rPr>
     </w:lvl>
   </w:abstractNum>
-  <w:abstractNum w:abstractNumId="21" w15:restartNumberingAfterBreak="0">
+  <w:abstractNum w:abstractNumId="19" w15:restartNumberingAfterBreak="0">
     <w:nsid w:val="52F95434"/>
     <w:multiLevelType w:val="multilevel"/>
     <w:tmpl w:val="2BF0E3BA"/>
@@ -5027,7 +5614,7 @@
       </w:pPr>
     </w:lvl>
   </w:abstractNum>
-  <w:abstractNum w:abstractNumId="22" w15:restartNumberingAfterBreak="0">
+  <w:abstractNum w:abstractNumId="20" w15:restartNumberingAfterBreak="0">
     <w:nsid w:val="55154144"/>
     <w:multiLevelType w:val="multilevel"/>
     <w:tmpl w:val="2C02C614"/>
@@ -5176,7 +5763,7 @@
       </w:rPr>
     </w:lvl>
   </w:abstractNum>
-  <w:abstractNum w:abstractNumId="23" w15:restartNumberingAfterBreak="0">
+  <w:abstractNum w:abstractNumId="21" w15:restartNumberingAfterBreak="0">
     <w:nsid w:val="65E268E6"/>
     <w:multiLevelType w:val="hybridMultilevel"/>
     <w:tmpl w:val="218092A0"/>
@@ -5289,7 +5876,7 @@
       </w:rPr>
     </w:lvl>
   </w:abstractNum>
-  <w:abstractNum w:abstractNumId="24" w15:restartNumberingAfterBreak="0">
+  <w:abstractNum w:abstractNumId="22" w15:restartNumberingAfterBreak="0">
     <w:nsid w:val="66727476"/>
     <w:multiLevelType w:val="multilevel"/>
     <w:tmpl w:val="42925D5A"/>
@@ -5434,7 +6021,7 @@
       </w:rPr>
     </w:lvl>
   </w:abstractNum>
-  <w:abstractNum w:abstractNumId="25" w15:restartNumberingAfterBreak="0">
+  <w:abstractNum w:abstractNumId="23" w15:restartNumberingAfterBreak="0">
     <w:nsid w:val="673B1A3A"/>
     <w:multiLevelType w:val="multilevel"/>
     <w:tmpl w:val="BE543DF0"/>
@@ -5583,124 +6170,7 @@
       </w:rPr>
     </w:lvl>
   </w:abstractNum>
-  <w:abstractNum w:abstractNumId="26" w15:restartNumberingAfterBreak="0">
-    <w:nsid w:val="7AA01C11"/>
-    <w:multiLevelType w:val="multilevel"/>
-    <w:tmpl w:val="0296B29A"/>
-    <w:lvl w:ilvl="0">
-      <w:start w:val="1"/>
-      <w:numFmt w:val="decimal"/>
-      <w:lvlText w:val="%1."/>
-      <w:lvlJc w:val="left"/>
-      <w:pPr>
-        <w:tabs>
-          <w:tab w:val="num" w:pos="720"/>
-        </w:tabs>
-        <w:ind w:left="720" w:hanging="360"/>
-      </w:pPr>
-    </w:lvl>
-    <w:lvl w:ilvl="1">
-      <w:start w:val="1"/>
-      <w:numFmt w:val="bullet"/>
-      <w:lvlText w:val="o"/>
-      <w:lvlJc w:val="left"/>
-      <w:pPr>
-        <w:tabs>
-          <w:tab w:val="num" w:pos="1440"/>
-        </w:tabs>
-        <w:ind w:left="1440" w:hanging="360"/>
-      </w:pPr>
-      <w:rPr>
-        <w:rFonts w:ascii="Courier New" w:hAnsi="Courier New" w:hint="default"/>
-        <w:sz w:val="20"/>
-      </w:rPr>
-    </w:lvl>
-    <w:lvl w:ilvl="2" w:tentative="1">
-      <w:start w:val="1"/>
-      <w:numFmt w:val="decimal"/>
-      <w:lvlText w:val="%3."/>
-      <w:lvlJc w:val="left"/>
-      <w:pPr>
-        <w:tabs>
-          <w:tab w:val="num" w:pos="2160"/>
-        </w:tabs>
-        <w:ind w:left="2160" w:hanging="360"/>
-      </w:pPr>
-    </w:lvl>
-    <w:lvl w:ilvl="3" w:tentative="1">
-      <w:start w:val="1"/>
-      <w:numFmt w:val="decimal"/>
-      <w:lvlText w:val="%4."/>
-      <w:lvlJc w:val="left"/>
-      <w:pPr>
-        <w:tabs>
-          <w:tab w:val="num" w:pos="2880"/>
-        </w:tabs>
-        <w:ind w:left="2880" w:hanging="360"/>
-      </w:pPr>
-    </w:lvl>
-    <w:lvl w:ilvl="4" w:tentative="1">
-      <w:start w:val="1"/>
-      <w:numFmt w:val="decimal"/>
-      <w:lvlText w:val="%5."/>
-      <w:lvlJc w:val="left"/>
-      <w:pPr>
-        <w:tabs>
-          <w:tab w:val="num" w:pos="3600"/>
-        </w:tabs>
-        <w:ind w:left="3600" w:hanging="360"/>
-      </w:pPr>
-    </w:lvl>
-    <w:lvl w:ilvl="5" w:tentative="1">
-      <w:start w:val="1"/>
-      <w:numFmt w:val="decimal"/>
-      <w:lvlText w:val="%6."/>
-      <w:lvlJc w:val="left"/>
-      <w:pPr>
-        <w:tabs>
-          <w:tab w:val="num" w:pos="4320"/>
-        </w:tabs>
-        <w:ind w:left="4320" w:hanging="360"/>
-      </w:pPr>
-    </w:lvl>
-    <w:lvl w:ilvl="6" w:tentative="1">
-      <w:start w:val="1"/>
-      <w:numFmt w:val="decimal"/>
-      <w:lvlText w:val="%7."/>
-      <w:lvlJc w:val="left"/>
-      <w:pPr>
-        <w:tabs>
-          <w:tab w:val="num" w:pos="5040"/>
-        </w:tabs>
-        <w:ind w:left="5040" w:hanging="360"/>
-      </w:pPr>
-    </w:lvl>
-    <w:lvl w:ilvl="7" w:tentative="1">
-      <w:start w:val="1"/>
-      <w:numFmt w:val="decimal"/>
-      <w:lvlText w:val="%8."/>
-      <w:lvlJc w:val="left"/>
-      <w:pPr>
-        <w:tabs>
-          <w:tab w:val="num" w:pos="5760"/>
-        </w:tabs>
-        <w:ind w:left="5760" w:hanging="360"/>
-      </w:pPr>
-    </w:lvl>
-    <w:lvl w:ilvl="8" w:tentative="1">
-      <w:start w:val="1"/>
-      <w:numFmt w:val="decimal"/>
-      <w:lvlText w:val="%9."/>
-      <w:lvlJc w:val="left"/>
-      <w:pPr>
-        <w:tabs>
-          <w:tab w:val="num" w:pos="6480"/>
-        </w:tabs>
-        <w:ind w:left="6480" w:hanging="360"/>
-      </w:pPr>
-    </w:lvl>
-  </w:abstractNum>
-  <w:abstractNum w:abstractNumId="27" w15:restartNumberingAfterBreak="0">
+  <w:abstractNum w:abstractNumId="24" w15:restartNumberingAfterBreak="0">
     <w:nsid w:val="7ECE7887"/>
     <w:multiLevelType w:val="hybridMultilevel"/>
     <w:tmpl w:val="364093FC"/>
@@ -5814,73 +6284,73 @@
     </w:lvl>
   </w:abstractNum>
   <w:num w:numId="1" w16cid:durableId="2136831154">
-    <w:abstractNumId w:val="9"/>
+    <w:abstractNumId w:val="7"/>
   </w:num>
   <w:num w:numId="2" w16cid:durableId="274291668">
-    <w:abstractNumId w:val="7"/>
+    <w:abstractNumId w:val="6"/>
   </w:num>
   <w:num w:numId="3" w16cid:durableId="136730971">
     <w:abstractNumId w:val="3"/>
   </w:num>
   <w:num w:numId="4" w16cid:durableId="2079084243">
-    <w:abstractNumId w:val="17"/>
+    <w:abstractNumId w:val="15"/>
   </w:num>
   <w:num w:numId="5" w16cid:durableId="1035427820">
-    <w:abstractNumId w:val="13"/>
+    <w:abstractNumId w:val="11"/>
   </w:num>
   <w:num w:numId="6" w16cid:durableId="153499122">
-    <w:abstractNumId w:val="11"/>
+    <w:abstractNumId w:val="9"/>
   </w:num>
   <w:num w:numId="7" w16cid:durableId="1319961990">
     <w:abstractNumId w:val="2"/>
   </w:num>
   <w:num w:numId="8" w16cid:durableId="1178157540">
-    <w:abstractNumId w:val="27"/>
+    <w:abstractNumId w:val="24"/>
   </w:num>
   <w:num w:numId="9" w16cid:durableId="2109736835">
-    <w:abstractNumId w:val="19"/>
+    <w:abstractNumId w:val="17"/>
   </w:num>
   <w:num w:numId="10" w16cid:durableId="961572342">
-    <w:abstractNumId w:val="12"/>
+    <w:abstractNumId w:val="10"/>
   </w:num>
   <w:num w:numId="11" w16cid:durableId="1877890326">
-    <w:abstractNumId w:val="23"/>
+    <w:abstractNumId w:val="21"/>
   </w:num>
   <w:num w:numId="12" w16cid:durableId="10499857">
+    <w:abstractNumId w:val="16"/>
+  </w:num>
+  <w:num w:numId="13" w16cid:durableId="741634697">
     <w:abstractNumId w:val="18"/>
   </w:num>
-  <w:num w:numId="13" w16cid:durableId="741634697">
-    <w:abstractNumId w:val="20"/>
-  </w:num>
   <w:num w:numId="14" w16cid:durableId="393894855">
-    <w:abstractNumId w:val="14"/>
+    <w:abstractNumId w:val="12"/>
   </w:num>
   <w:num w:numId="15" w16cid:durableId="582682814">
     <w:abstractNumId w:val="1"/>
   </w:num>
   <w:num w:numId="16" w16cid:durableId="2076009380">
-    <w:abstractNumId w:val="21"/>
+    <w:abstractNumId w:val="19"/>
   </w:num>
   <w:num w:numId="17" w16cid:durableId="1233127685">
-    <w:abstractNumId w:val="22"/>
+    <w:abstractNumId w:val="20"/>
   </w:num>
   <w:num w:numId="18" w16cid:durableId="1181167941">
-    <w:abstractNumId w:val="15"/>
+    <w:abstractNumId w:val="13"/>
   </w:num>
   <w:num w:numId="19" w16cid:durableId="1240142369">
-    <w:abstractNumId w:val="10"/>
+    <w:abstractNumId w:val="8"/>
   </w:num>
   <w:num w:numId="20" w16cid:durableId="739714300">
-    <w:abstractNumId w:val="16"/>
+    <w:abstractNumId w:val="14"/>
   </w:num>
   <w:num w:numId="21" w16cid:durableId="1141536497">
     <w:abstractNumId w:val="4"/>
   </w:num>
   <w:num w:numId="22" w16cid:durableId="1881698458">
-    <w:abstractNumId w:val="24"/>
+    <w:abstractNumId w:val="22"/>
   </w:num>
   <w:num w:numId="23" w16cid:durableId="1229801606">
-    <w:abstractNumId w:val="24"/>
+    <w:abstractNumId w:val="22"/>
     <w:lvlOverride w:ilvl="1">
       <w:lvl w:ilvl="1">
         <w:numFmt w:val="bullet"/>
@@ -5900,22 +6370,13 @@
     </w:lvlOverride>
   </w:num>
   <w:num w:numId="24" w16cid:durableId="1450509494">
-    <w:abstractNumId w:val="25"/>
+    <w:abstractNumId w:val="23"/>
   </w:num>
   <w:num w:numId="25" w16cid:durableId="1752383868">
     <w:abstractNumId w:val="0"/>
   </w:num>
   <w:num w:numId="26" w16cid:durableId="1388603034">
-    <w:abstractNumId w:val="6"/>
-  </w:num>
-  <w:num w:numId="27" w16cid:durableId="1454060354">
-    <w:abstractNumId w:val="8"/>
-  </w:num>
-  <w:num w:numId="28" w16cid:durableId="1134911100">
     <w:abstractNumId w:val="5"/>
-  </w:num>
-  <w:num w:numId="29" w16cid:durableId="433984417">
-    <w:abstractNumId w:val="26"/>
   </w:num>
 </w:numbering>
 </file>
